--- a/01-电源电路/03-整流滤波电路/桥式整流电路/桥式整流电路.docx
+++ b/01-电源电路/03-整流滤波电路/桥式整流电路/桥式整流电路.docx
@@ -2521,6 +2521,20 @@
     </w:p>
     <w:bookmarkEnd w:id="26"/>
     <w:bookmarkEnd w:id="27"/>
+    <w:p>
+      <w:pPr>
+        <w:spacing w:before="360"/>
+        <w:jc w:val="center"/>
+      </w:pPr>
+      <w:r>
+        <w:rPr>
+          <w:rFonts w:ascii="Times New Roman" w:hAnsi="Times New Roman"/>
+          <w:color w:val="555555"/>
+          <w:sz w:val="21"/>
+        </w:rPr>
+        <w:t>材料收集者：杜文杰</w:t>
+      </w:r>
+    </w:p>
     <w:sectPr>
       <w:headerReference r:id="rId9" w:type="default"/>
       <w:footerReference r:id="rId10" w:type="default"/>

--- a/01-电源电路/03-整流滤波电路/桥式整流电路/桥式整流电路.docx
+++ b/01-电源电路/03-整流滤波电路/桥式整流电路/桥式整流电路.docx
@@ -1,6 +1,6 @@
 
 <file path=word/document.xml><?xml version="1.0" encoding="utf-8"?>
-<w:document xmlns:w="http://schemas.openxmlformats.org/wordprocessingml/2006/main" xmlns:m="http://schemas.openxmlformats.org/officeDocument/2006/math" xmlns:r="http://schemas.openxmlformats.org/officeDocument/2006/relationships" xmlns:o="urn:schemas-microsoft-com:office:office" xmlns:v="urn:schemas-microsoft-com:vml" xmlns:w10="urn:schemas-microsoft-com:office:word" xmlns:a="http://schemas.openxmlformats.org/drawingml/2006/main" xmlns:pic="http://schemas.openxmlformats.org/drawingml/2006/picture" xmlns:wp="http://schemas.openxmlformats.org/drawingml/2006/wordprocessingDrawing">
+<w:document xmlns:m="http://schemas.openxmlformats.org/officeDocument/2006/math" xmlns:r="http://schemas.openxmlformats.org/officeDocument/2006/relationships" xmlns:w="http://schemas.openxmlformats.org/wordprocessingml/2006/main" xmlns:o="urn:schemas-microsoft-com:office:office" xmlns:v="urn:schemas-microsoft-com:vml" xmlns:w10="urn:schemas-microsoft-com:office:word" xmlns:a="http://schemas.openxmlformats.org/drawingml/2006/main" xmlns:pic="http://schemas.openxmlformats.org/drawingml/2006/picture" xmlns:wp="http://schemas.openxmlformats.org/drawingml/2006/wordprocessingDrawing">
   <w:body>
     <w:bookmarkStart w:id="27" w:name="桥式整流电路"/>
     <w:p>
@@ -9,7 +9,7 @@
       </w:pPr>
       <w:r>
         <w:rPr>
-          <w:rFonts w:hint="eastAsia"/>
+          <w:rFonts w:hint="eastAsia" w:eastAsia="黑体"/>
         </w:rPr>
         <w:t xml:space="preserve">桥式整流电路</w:t>
       </w:r>
@@ -21,7 +21,7 @@
       </w:pPr>
       <w:r>
         <w:rPr>
-          <w:rFonts w:hint="eastAsia"/>
+          <w:rFonts w:hint="eastAsia" w:eastAsia="黑体"/>
         </w:rPr>
         <w:t xml:space="preserve">拓扑描述</w:t>
       </w:r>
@@ -32,11 +32,14 @@
       </w:pPr>
       <w:r>
         <w:rPr>
-          <w:rFonts w:hint="eastAsia"/>
+          <w:rFonts w:hint="eastAsia" w:eastAsia="黑体"/>
         </w:rPr>
         <w:t xml:space="preserve">由四只整流二极管</w:t>
       </w:r>
       <w:r>
+        <w:rPr>
+          <w:rFonts w:eastAsia="黑体"/>
+        </w:rPr>
         <w:t xml:space="preserve"> </w:t>
       </w:r>
       <m:oMath>
@@ -72,15 +75,21 @@
         </m:sSub>
       </m:oMath>
       <w:r>
+        <w:rPr>
+          <w:rFonts w:eastAsia="黑体"/>
+        </w:rPr>
         <w:t xml:space="preserve"> </w:t>
       </w:r>
       <w:r>
         <w:rPr>
-          <w:rFonts w:hint="eastAsia"/>
+          <w:rFonts w:hint="eastAsia" w:eastAsia="黑体"/>
         </w:rPr>
         <w:t xml:space="preserve">与负载电阻</w:t>
       </w:r>
       <w:r>
+        <w:rPr>
+          <w:rFonts w:eastAsia="黑体"/>
+        </w:rPr>
         <w:t xml:space="preserve"> </w:t>
       </w:r>
       <m:oMath>
@@ -98,26 +107,32 @@
         </m:sSub>
       </m:oMath>
       <w:r>
+        <w:rPr>
+          <w:rFonts w:eastAsia="黑体"/>
+        </w:rPr>
         <w:t xml:space="preserve"> </w:t>
       </w:r>
       <w:r>
         <w:rPr>
-          <w:rFonts w:hint="eastAsia"/>
+          <w:rFonts w:hint="eastAsia" w:eastAsia="黑体"/>
         </w:rPr>
         <w:t xml:space="preserve">组成桥式网络。电路共有</w:t>
       </w:r>
       <w:r>
+        <w:rPr>
+          <w:rFonts w:eastAsia="黑体"/>
+        </w:rPr>
         <w:t xml:space="preserve"> 4 </w:t>
       </w:r>
       <w:r>
         <w:rPr>
-          <w:rFonts w:hint="eastAsia"/>
+          <w:rFonts w:hint="eastAsia" w:eastAsia="黑体"/>
         </w:rPr>
         <w:t xml:space="preserve">个关键节点：</w:t>
       </w:r>
       <w:r>
         <w:rPr>
-          <w:rFonts w:hint="eastAsia"/>
+          <w:rFonts w:hint="eastAsia" w:eastAsia="黑体"/>
           <w:b/>
           <w:bCs/>
         </w:rPr>
@@ -125,6 +140,7 @@
       </w:r>
       <w:r>
         <w:rPr>
+          <w:rFonts w:eastAsia="黑体"/>
           <w:b/>
           <w:bCs/>
         </w:rPr>
@@ -132,7 +148,7 @@
       </w:r>
       <w:r>
         <w:rPr>
-          <w:rFonts w:hint="eastAsia"/>
+          <w:rFonts w:hint="eastAsia" w:eastAsia="黑体"/>
           <w:b/>
           <w:bCs/>
         </w:rPr>
@@ -140,11 +156,14 @@
       </w:r>
       <w:r>
         <w:rPr>
-          <w:rFonts w:hint="eastAsia"/>
+          <w:rFonts w:hint="eastAsia" w:eastAsia="黑体"/>
         </w:rPr>
         <w:t xml:space="preserve">（信号源</w:t>
       </w:r>
       <w:r>
+        <w:rPr>
+          <w:rFonts w:eastAsia="黑体"/>
+        </w:rPr>
         <w:t xml:space="preserve"> </w:t>
       </w:r>
       <m:oMath>
@@ -165,11 +184,14 @@
         </m:sSub>
       </m:oMath>
       <w:r>
+        <w:rPr>
+          <w:rFonts w:eastAsia="黑体"/>
+        </w:rPr>
         <w:t xml:space="preserve"> </w:t>
       </w:r>
       <w:r>
         <w:rPr>
-          <w:rFonts w:hint="eastAsia"/>
+          <w:rFonts w:hint="eastAsia" w:eastAsia="黑体"/>
         </w:rPr>
         <w:t xml:space="preserve">正端、</w:t>
       </w:r>
@@ -188,11 +210,14 @@
         </m:sSub>
       </m:oMath>
       <w:r>
+        <w:rPr>
+          <w:rFonts w:eastAsia="黑体"/>
+        </w:rPr>
         <w:t xml:space="preserve"> </w:t>
       </w:r>
       <w:r>
         <w:rPr>
-          <w:rFonts w:hint="eastAsia"/>
+          <w:rFonts w:hint="eastAsia" w:eastAsia="黑体"/>
         </w:rPr>
         <w:t xml:space="preserve">阳极、</w:t>
       </w:r>
@@ -211,17 +236,20 @@
         </m:sSub>
       </m:oMath>
       <w:r>
+        <w:rPr>
+          <w:rFonts w:eastAsia="黑体"/>
+        </w:rPr>
         <w:t xml:space="preserve"> </w:t>
       </w:r>
       <w:r>
         <w:rPr>
-          <w:rFonts w:hint="eastAsia"/>
+          <w:rFonts w:hint="eastAsia" w:eastAsia="黑体"/>
         </w:rPr>
         <w:t xml:space="preserve">阴极相连）；</w:t>
       </w:r>
       <w:r>
         <w:rPr>
-          <w:rFonts w:hint="eastAsia"/>
+          <w:rFonts w:hint="eastAsia" w:eastAsia="黑体"/>
           <w:b/>
           <w:bCs/>
         </w:rPr>
@@ -229,6 +257,7 @@
       </w:r>
       <w:r>
         <w:rPr>
+          <w:rFonts w:eastAsia="黑体"/>
           <w:b/>
           <w:bCs/>
         </w:rPr>
@@ -236,7 +265,7 @@
       </w:r>
       <w:r>
         <w:rPr>
-          <w:rFonts w:hint="eastAsia"/>
+          <w:rFonts w:hint="eastAsia" w:eastAsia="黑体"/>
           <w:b/>
           <w:bCs/>
         </w:rPr>
@@ -244,7 +273,7 @@
       </w:r>
       <w:r>
         <w:rPr>
-          <w:rFonts w:hint="eastAsia"/>
+          <w:rFonts w:hint="eastAsia" w:eastAsia="黑体"/>
         </w:rPr>
         <w:t xml:space="preserve">（</w:t>
       </w:r>
@@ -266,11 +295,14 @@
         </m:sSub>
       </m:oMath>
       <w:r>
+        <w:rPr>
+          <w:rFonts w:eastAsia="黑体"/>
+        </w:rPr>
         <w:t xml:space="preserve"> </w:t>
       </w:r>
       <w:r>
         <w:rPr>
-          <w:rFonts w:hint="eastAsia"/>
+          <w:rFonts w:hint="eastAsia" w:eastAsia="黑体"/>
         </w:rPr>
         <w:t xml:space="preserve">负端、</w:t>
       </w:r>
@@ -289,11 +321,14 @@
         </m:sSub>
       </m:oMath>
       <w:r>
+        <w:rPr>
+          <w:rFonts w:eastAsia="黑体"/>
+        </w:rPr>
         <w:t xml:space="preserve"> </w:t>
       </w:r>
       <w:r>
         <w:rPr>
-          <w:rFonts w:hint="eastAsia"/>
+          <w:rFonts w:hint="eastAsia" w:eastAsia="黑体"/>
         </w:rPr>
         <w:t xml:space="preserve">阳极、</w:t>
       </w:r>
@@ -312,17 +347,20 @@
         </m:sSub>
       </m:oMath>
       <w:r>
+        <w:rPr>
+          <w:rFonts w:eastAsia="黑体"/>
+        </w:rPr>
         <w:t xml:space="preserve"> </w:t>
       </w:r>
       <w:r>
         <w:rPr>
-          <w:rFonts w:hint="eastAsia"/>
+          <w:rFonts w:hint="eastAsia" w:eastAsia="黑体"/>
         </w:rPr>
         <w:t xml:space="preserve">阴极相连）；</w:t>
       </w:r>
       <w:r>
         <w:rPr>
-          <w:rFonts w:hint="eastAsia"/>
+          <w:rFonts w:hint="eastAsia" w:eastAsia="黑体"/>
           <w:b/>
           <w:bCs/>
         </w:rPr>
@@ -330,6 +368,7 @@
       </w:r>
       <w:r>
         <w:rPr>
+          <w:rFonts w:eastAsia="黑体"/>
           <w:b/>
           <w:bCs/>
         </w:rPr>
@@ -337,7 +376,7 @@
       </w:r>
       <w:r>
         <w:rPr>
-          <w:rFonts w:hint="eastAsia"/>
+          <w:rFonts w:hint="eastAsia" w:eastAsia="黑体"/>
           <w:b/>
           <w:bCs/>
         </w:rPr>
@@ -345,7 +384,7 @@
       </w:r>
       <w:r>
         <w:rPr>
-          <w:rFonts w:hint="eastAsia"/>
+          <w:rFonts w:hint="eastAsia" w:eastAsia="黑体"/>
         </w:rPr>
         <w:t xml:space="preserve">（</w:t>
       </w:r>
@@ -364,11 +403,14 @@
         </m:sSub>
       </m:oMath>
       <w:r>
+        <w:rPr>
+          <w:rFonts w:eastAsia="黑体"/>
+        </w:rPr>
         <w:t xml:space="preserve"> </w:t>
       </w:r>
       <w:r>
         <w:rPr>
-          <w:rFonts w:hint="eastAsia"/>
+          <w:rFonts w:hint="eastAsia" w:eastAsia="黑体"/>
         </w:rPr>
         <w:t xml:space="preserve">阴极、</w:t>
       </w:r>
@@ -387,11 +429,14 @@
         </m:sSub>
       </m:oMath>
       <w:r>
+        <w:rPr>
+          <w:rFonts w:eastAsia="黑体"/>
+        </w:rPr>
         <w:t xml:space="preserve"> </w:t>
       </w:r>
       <w:r>
         <w:rPr>
-          <w:rFonts w:hint="eastAsia"/>
+          <w:rFonts w:hint="eastAsia" w:eastAsia="黑体"/>
         </w:rPr>
         <w:t xml:space="preserve">阴极、</w:t>
       </w:r>
@@ -410,15 +455,21 @@
         </m:sSub>
       </m:oMath>
       <w:r>
+        <w:rPr>
+          <w:rFonts w:eastAsia="黑体"/>
+        </w:rPr>
         <w:t xml:space="preserve"> </w:t>
       </w:r>
       <w:r>
         <w:rPr>
-          <w:rFonts w:hint="eastAsia"/>
+          <w:rFonts w:hint="eastAsia" w:eastAsia="黑体"/>
         </w:rPr>
         <w:t xml:space="preserve">一端相连，作为输出电压</w:t>
       </w:r>
       <w:r>
+        <w:rPr>
+          <w:rFonts w:eastAsia="黑体"/>
+        </w:rPr>
         <w:t xml:space="preserve"> </w:t>
       </w:r>
       <m:oMath>
@@ -442,17 +493,20 @@
         </m:sSub>
       </m:oMath>
       <w:r>
+        <w:rPr>
+          <w:rFonts w:eastAsia="黑体"/>
+        </w:rPr>
         <w:t xml:space="preserve"> </w:t>
       </w:r>
       <w:r>
         <w:rPr>
-          <w:rFonts w:hint="eastAsia"/>
+          <w:rFonts w:hint="eastAsia" w:eastAsia="黑体"/>
         </w:rPr>
         <w:t xml:space="preserve">的正端）；</w:t>
       </w:r>
       <w:r>
         <w:rPr>
-          <w:rFonts w:hint="eastAsia"/>
+          <w:rFonts w:hint="eastAsia" w:eastAsia="黑体"/>
           <w:b/>
           <w:bCs/>
         </w:rPr>
@@ -460,6 +514,7 @@
       </w:r>
       <w:r>
         <w:rPr>
+          <w:rFonts w:eastAsia="黑体"/>
           <w:b/>
           <w:bCs/>
         </w:rPr>
@@ -467,7 +522,7 @@
       </w:r>
       <w:r>
         <w:rPr>
-          <w:rFonts w:hint="eastAsia"/>
+          <w:rFonts w:hint="eastAsia" w:eastAsia="黑体"/>
           <w:b/>
           <w:bCs/>
         </w:rPr>
@@ -475,7 +530,7 @@
       </w:r>
       <w:r>
         <w:rPr>
-          <w:rFonts w:hint="eastAsia"/>
+          <w:rFonts w:hint="eastAsia" w:eastAsia="黑体"/>
         </w:rPr>
         <w:t xml:space="preserve">（</w:t>
       </w:r>
@@ -494,11 +549,14 @@
         </m:sSub>
       </m:oMath>
       <w:r>
+        <w:rPr>
+          <w:rFonts w:eastAsia="黑体"/>
+        </w:rPr>
         <w:t xml:space="preserve"> </w:t>
       </w:r>
       <w:r>
         <w:rPr>
-          <w:rFonts w:hint="eastAsia"/>
+          <w:rFonts w:hint="eastAsia" w:eastAsia="黑体"/>
         </w:rPr>
         <w:t xml:space="preserve">阳极、</w:t>
       </w:r>
@@ -517,11 +575,14 @@
         </m:sSub>
       </m:oMath>
       <w:r>
+        <w:rPr>
+          <w:rFonts w:eastAsia="黑体"/>
+        </w:rPr>
         <w:t xml:space="preserve"> </w:t>
       </w:r>
       <w:r>
         <w:rPr>
-          <w:rFonts w:hint="eastAsia"/>
+          <w:rFonts w:hint="eastAsia" w:eastAsia="黑体"/>
         </w:rPr>
         <w:t xml:space="preserve">阳极、</w:t>
       </w:r>
@@ -540,11 +601,14 @@
         </m:sSub>
       </m:oMath>
       <w:r>
+        <w:rPr>
+          <w:rFonts w:eastAsia="黑体"/>
+        </w:rPr>
         <w:t xml:space="preserve"> </w:t>
       </w:r>
       <w:r>
         <w:rPr>
-          <w:rFonts w:hint="eastAsia"/>
+          <w:rFonts w:hint="eastAsia" w:eastAsia="黑体"/>
         </w:rPr>
         <w:t xml:space="preserve">另一端相连）。</w:t>
       </w:r>
@@ -553,7 +617,7 @@
       <w:pPr/>
       <w:r>
         <w:rPr>
-          <w:rFonts w:hint="eastAsia"/>
+          <w:rFonts w:hint="eastAsia" w:eastAsia="黑体"/>
         </w:rPr>
         <w:t xml:space="preserve">各元件管脚连接：</w:t>
       </w:r>
@@ -572,11 +636,14 @@
         </m:sSub>
       </m:oMath>
       <w:r>
+        <w:rPr>
+          <w:rFonts w:eastAsia="黑体"/>
+        </w:rPr>
         <w:t xml:space="preserve"> </w:t>
       </w:r>
       <w:r>
         <w:rPr>
-          <w:rFonts w:hint="eastAsia"/>
+          <w:rFonts w:hint="eastAsia" w:eastAsia="黑体"/>
         </w:rPr>
         <w:t xml:space="preserve">阳极接交流输入正端节点、阴极接正输出节点；</w:t>
       </w:r>
@@ -595,11 +662,14 @@
         </m:sSub>
       </m:oMath>
       <w:r>
+        <w:rPr>
+          <w:rFonts w:eastAsia="黑体"/>
+        </w:rPr>
         <w:t xml:space="preserve"> </w:t>
       </w:r>
       <w:r>
         <w:rPr>
-          <w:rFonts w:hint="eastAsia"/>
+          <w:rFonts w:hint="eastAsia" w:eastAsia="黑体"/>
         </w:rPr>
         <w:t xml:space="preserve">阳极接交流输入负端节点、阴极接正输出节点；</w:t>
       </w:r>
@@ -618,11 +688,14 @@
         </m:sSub>
       </m:oMath>
       <w:r>
+        <w:rPr>
+          <w:rFonts w:eastAsia="黑体"/>
+        </w:rPr>
         <w:t xml:space="preserve"> </w:t>
       </w:r>
       <w:r>
         <w:rPr>
-          <w:rFonts w:hint="eastAsia"/>
+          <w:rFonts w:hint="eastAsia" w:eastAsia="黑体"/>
         </w:rPr>
         <w:t xml:space="preserve">阳极接地节点、阴极接交流输入负端节点；</w:t>
       </w:r>
@@ -641,11 +714,14 @@
         </m:sSub>
       </m:oMath>
       <w:r>
+        <w:rPr>
+          <w:rFonts w:eastAsia="黑体"/>
+        </w:rPr>
         <w:t xml:space="preserve"> </w:t>
       </w:r>
       <w:r>
         <w:rPr>
-          <w:rFonts w:hint="eastAsia"/>
+          <w:rFonts w:hint="eastAsia" w:eastAsia="黑体"/>
         </w:rPr>
         <w:t xml:space="preserve">阳极接地节点、阴极接交流输入正端节点；</w:t>
       </w:r>
@@ -664,11 +740,14 @@
         </m:sSub>
       </m:oMath>
       <w:r>
+        <w:rPr>
+          <w:rFonts w:eastAsia="黑体"/>
+        </w:rPr>
         <w:t xml:space="preserve"> </w:t>
       </w:r>
       <w:r>
         <w:rPr>
-          <w:rFonts w:hint="eastAsia"/>
+          <w:rFonts w:hint="eastAsia" w:eastAsia="黑体"/>
         </w:rPr>
         <w:t xml:space="preserve">一端接正输出节点、另一端接地节点。</w:t>
       </w:r>
@@ -677,11 +756,14 @@
       <w:pPr/>
       <w:r>
         <w:rPr>
-          <w:rFonts w:hint="eastAsia"/>
+          <w:rFonts w:hint="eastAsia" w:eastAsia="黑体"/>
         </w:rPr>
         <w:t xml:space="preserve">由此构成”交流输入接桥的两个对角点、直流输出从另两个对角点引出”的桥式全波整流组态；正半周</w:t>
       </w:r>
       <w:r>
+        <w:rPr>
+          <w:rFonts w:eastAsia="黑体"/>
+        </w:rPr>
         <w:t xml:space="preserve"> </w:t>
       </w:r>
       <m:oMath>
@@ -699,6 +781,9 @@
         </m:sSub>
       </m:oMath>
       <w:r>
+        <w:rPr>
+          <w:rFonts w:eastAsia="黑体"/>
+        </w:rPr>
         <w:t xml:space="preserve">、</w:t>
       </w:r>
       <m:oMath>
@@ -716,15 +801,21 @@
         </m:sSub>
       </m:oMath>
       <w:r>
+        <w:rPr>
+          <w:rFonts w:eastAsia="黑体"/>
+        </w:rPr>
         <w:t xml:space="preserve"> </w:t>
       </w:r>
       <w:r>
         <w:rPr>
-          <w:rFonts w:hint="eastAsia"/>
+          <w:rFonts w:hint="eastAsia" w:eastAsia="黑体"/>
         </w:rPr>
         <w:t xml:space="preserve">导通，负半周</w:t>
       </w:r>
       <w:r>
+        <w:rPr>
+          <w:rFonts w:eastAsia="黑体"/>
+        </w:rPr>
         <w:t xml:space="preserve"> </w:t>
       </w:r>
       <m:oMath>
@@ -742,6 +833,9 @@
         </m:sSub>
       </m:oMath>
       <w:r>
+        <w:rPr>
+          <w:rFonts w:eastAsia="黑体"/>
+        </w:rPr>
         <w:t xml:space="preserve">、</w:t>
       </w:r>
       <m:oMath>
@@ -759,15 +853,21 @@
         </m:sSub>
       </m:oMath>
       <w:r>
+        <w:rPr>
+          <w:rFonts w:eastAsia="黑体"/>
+        </w:rPr>
         <w:t xml:space="preserve"> </w:t>
       </w:r>
       <w:r>
         <w:rPr>
-          <w:rFonts w:hint="eastAsia"/>
+          <w:rFonts w:hint="eastAsia" w:eastAsia="黑体"/>
         </w:rPr>
         <w:t xml:space="preserve">导通，两个半周负载电流方向一致，输出直流平均值约为峰值电压的</w:t>
       </w:r>
       <w:r>
+        <w:rPr>
+          <w:rFonts w:eastAsia="黑体"/>
+        </w:rPr>
         <w:t xml:space="preserve"> </w:t>
       </w:r>
       <m:oMath>
@@ -785,11 +885,14 @@
         </m:r>
       </m:oMath>
       <w:r>
+        <w:rPr>
+          <w:rFonts w:eastAsia="黑体"/>
+        </w:rPr>
         <w:t xml:space="preserve"> </w:t>
       </w:r>
       <w:r>
         <w:rPr>
-          <w:rFonts w:hint="eastAsia"/>
+          <w:rFonts w:hint="eastAsia" w:eastAsia="黑体"/>
         </w:rPr>
         <w:t xml:space="preserve">倍。</w:t>
       </w:r>
@@ -802,7 +905,7 @@
       </w:pPr>
       <w:r>
         <w:rPr>
-          <w:rFonts w:hint="eastAsia"/>
+          <w:rFonts w:hint="eastAsia" w:eastAsia="黑体"/>
         </w:rPr>
         <w:t xml:space="preserve">工作原理</w:t>
       </w:r>
@@ -813,11 +916,14 @@
       </w:pPr>
       <w:r>
         <w:rPr>
-          <w:rFonts w:hint="eastAsia"/>
+          <w:rFonts w:hint="eastAsia" w:eastAsia="黑体"/>
         </w:rPr>
         <w:t xml:space="preserve">正半周时</w:t>
       </w:r>
       <w:r>
+        <w:rPr>
+          <w:rFonts w:eastAsia="黑体"/>
+        </w:rPr>
         <w:t xml:space="preserve"> </w:t>
       </w:r>
       <m:oMath>
@@ -835,6 +941,9 @@
         </m:sSub>
       </m:oMath>
       <w:r>
+        <w:rPr>
+          <w:rFonts w:eastAsia="黑体"/>
+        </w:rPr>
         <w:t xml:space="preserve">、</w:t>
       </w:r>
       <m:oMath>
@@ -852,11 +961,14 @@
         </m:sSub>
       </m:oMath>
       <w:r>
+        <w:rPr>
+          <w:rFonts w:eastAsia="黑体"/>
+        </w:rPr>
         <w:t xml:space="preserve"> </w:t>
       </w:r>
       <w:r>
         <w:rPr>
-          <w:rFonts w:hint="eastAsia"/>
+          <w:rFonts w:hint="eastAsia" w:eastAsia="黑体"/>
         </w:rPr>
         <w:t xml:space="preserve">导通、</w:t>
       </w:r>
@@ -875,6 +987,9 @@
         </m:sSub>
       </m:oMath>
       <w:r>
+        <w:rPr>
+          <w:rFonts w:eastAsia="黑体"/>
+        </w:rPr>
         <w:t xml:space="preserve">、</w:t>
       </w:r>
       <m:oMath>
@@ -892,15 +1007,21 @@
         </m:sSub>
       </m:oMath>
       <w:r>
+        <w:rPr>
+          <w:rFonts w:eastAsia="黑体"/>
+        </w:rPr>
         <w:t xml:space="preserve"> </w:t>
       </w:r>
       <w:r>
         <w:rPr>
-          <w:rFonts w:hint="eastAsia"/>
+          <w:rFonts w:hint="eastAsia" w:eastAsia="黑体"/>
         </w:rPr>
         <w:t xml:space="preserve">截止；负半周时</w:t>
       </w:r>
       <w:r>
+        <w:rPr>
+          <w:rFonts w:eastAsia="黑体"/>
+        </w:rPr>
         <w:t xml:space="preserve"> </w:t>
       </w:r>
       <m:oMath>
@@ -918,6 +1039,9 @@
         </m:sSub>
       </m:oMath>
       <w:r>
+        <w:rPr>
+          <w:rFonts w:eastAsia="黑体"/>
+        </w:rPr>
         <w:t xml:space="preserve">、</w:t>
       </w:r>
       <m:oMath>
@@ -935,11 +1059,14 @@
         </m:sSub>
       </m:oMath>
       <w:r>
+        <w:rPr>
+          <w:rFonts w:eastAsia="黑体"/>
+        </w:rPr>
         <w:t xml:space="preserve"> </w:t>
       </w:r>
       <w:r>
         <w:rPr>
-          <w:rFonts w:hint="eastAsia"/>
+          <w:rFonts w:hint="eastAsia" w:eastAsia="黑体"/>
         </w:rPr>
         <w:t xml:space="preserve">导通、</w:t>
       </w:r>
@@ -958,6 +1085,9 @@
         </m:sSub>
       </m:oMath>
       <w:r>
+        <w:rPr>
+          <w:rFonts w:eastAsia="黑体"/>
+        </w:rPr>
         <w:t xml:space="preserve">、</w:t>
       </w:r>
       <m:oMath>
@@ -975,11 +1105,14 @@
         </m:sSub>
       </m:oMath>
       <w:r>
+        <w:rPr>
+          <w:rFonts w:eastAsia="黑体"/>
+        </w:rPr>
         <w:t xml:space="preserve"> </w:t>
       </w:r>
       <w:r>
         <w:rPr>
-          <w:rFonts w:hint="eastAsia"/>
+          <w:rFonts w:hint="eastAsia" w:eastAsia="黑体"/>
         </w:rPr>
         <w:t xml:space="preserve">截止。无论哪个半周，负载上电流方向都一致，实现了全波整流。</w:t>
       </w:r>
@@ -992,7 +1125,7 @@
       </w:pPr>
       <w:r>
         <w:rPr>
-          <w:rFonts w:hint="eastAsia"/>
+          <w:rFonts w:hint="eastAsia" w:eastAsia="黑体"/>
         </w:rPr>
         <w:t xml:space="preserve">关键计算公式</w:t>
       </w:r>
@@ -1006,7 +1139,7 @@
       </w:pPr>
       <w:r>
         <w:rPr>
-          <w:rFonts w:hint="eastAsia"/>
+          <w:rFonts w:hint="eastAsia" w:eastAsia="黑体"/>
         </w:rPr>
         <w:t xml:space="preserve">输出平均（直流）电压：</w:t>
       </w:r>
@@ -1105,7 +1238,7 @@
       </w:pPr>
       <w:r>
         <w:rPr>
-          <w:rFonts w:hint="eastAsia"/>
+          <w:rFonts w:hint="eastAsia" w:eastAsia="黑体"/>
         </w:rPr>
         <w:t xml:space="preserve">输出平均电流：</w:t>
       </w:r>
@@ -1192,7 +1325,7 @@
       </w:pPr>
       <w:r>
         <w:rPr>
-          <w:rFonts w:hint="eastAsia"/>
+          <w:rFonts w:hint="eastAsia" w:eastAsia="黑体"/>
         </w:rPr>
         <w:t xml:space="preserve">输出有效值：</w:t>
       </w:r>
@@ -1275,7 +1408,7 @@
       </w:pPr>
       <w:r>
         <w:rPr>
-          <w:rFonts w:hint="eastAsia"/>
+          <w:rFonts w:hint="eastAsia" w:eastAsia="黑体"/>
         </w:rPr>
         <w:t xml:space="preserve">纹波因数：</w:t>
       </w:r>
@@ -1398,7 +1531,7 @@
       </w:pPr>
       <w:r>
         <w:rPr>
-          <w:rFonts w:hint="eastAsia"/>
+          <w:rFonts w:hint="eastAsia" w:eastAsia="黑体"/>
         </w:rPr>
         <w:t xml:space="preserve">二极管反向峰值电压：</w:t>
       </w:r>
@@ -1474,7 +1607,7 @@
             </w:pPr>
             <w:r>
               <w:rPr>
-                <w:rFonts w:hint="eastAsia"/>
+                <w:rFonts w:hint="eastAsia" w:eastAsia="黑体"/>
               </w:rPr>
               <w:t xml:space="preserve">符号</w:t>
             </w:r>
@@ -1488,7 +1621,7 @@
             </w:pPr>
             <w:r>
               <w:rPr>
-                <w:rFonts w:hint="eastAsia"/>
+                <w:rFonts w:hint="eastAsia" w:eastAsia="黑体"/>
               </w:rPr>
               <w:t xml:space="preserve">含义</w:t>
             </w:r>
@@ -1502,7 +1635,7 @@
             </w:pPr>
             <w:r>
               <w:rPr>
-                <w:rFonts w:hint="eastAsia"/>
+                <w:rFonts w:hint="eastAsia" w:eastAsia="黑体"/>
               </w:rPr>
               <w:t xml:space="preserve">单位</w:t>
             </w:r>
@@ -1531,6 +1664,9 @@
               </m:sSub>
             </m:oMath>
             <w:r>
+              <w:rPr>
+                <w:rFonts w:eastAsia="黑体"/>
+              </w:rPr>
               <w:t xml:space="preserve">​</w:t>
             </w:r>
           </w:p>
@@ -1543,7 +1679,7 @@
             </w:pPr>
             <w:r>
               <w:rPr>
-                <w:rFonts w:hint="eastAsia"/>
+                <w:rFonts w:hint="eastAsia" w:eastAsia="黑体"/>
               </w:rPr>
               <w:t xml:space="preserve">输入峰值电压</w:t>
             </w:r>
@@ -1556,6 +1692,9 @@
               <w:pStyle w:val="Compact"/>
             </w:pPr>
             <w:r>
+              <w:rPr>
+                <w:rFonts w:eastAsia="黑体"/>
+              </w:rPr>
               <w:t xml:space="preserve">V</w:t>
             </w:r>
           </w:p>
@@ -1586,6 +1725,9 @@
               </m:sSub>
             </m:oMath>
             <w:r>
+              <w:rPr>
+                <w:rFonts w:eastAsia="黑体"/>
+              </w:rPr>
               <w:t xml:space="preserve">​</w:t>
             </w:r>
           </w:p>
@@ -1598,7 +1740,7 @@
             </w:pPr>
             <w:r>
               <w:rPr>
-                <w:rFonts w:hint="eastAsia"/>
+                <w:rFonts w:hint="eastAsia" w:eastAsia="黑体"/>
               </w:rPr>
               <w:t xml:space="preserve">输出直流平均电压</w:t>
             </w:r>
@@ -1611,6 +1753,9 @@
               <w:pStyle w:val="Compact"/>
             </w:pPr>
             <w:r>
+              <w:rPr>
+                <w:rFonts w:eastAsia="黑体"/>
+              </w:rPr>
               <w:t xml:space="preserve">V</w:t>
             </w:r>
           </w:p>
@@ -1638,6 +1783,9 @@
               </m:sSub>
             </m:oMath>
             <w:r>
+              <w:rPr>
+                <w:rFonts w:eastAsia="黑体"/>
+              </w:rPr>
               <w:t xml:space="preserve">​</w:t>
             </w:r>
           </w:p>
@@ -1650,7 +1798,7 @@
             </w:pPr>
             <w:r>
               <w:rPr>
-                <w:rFonts w:hint="eastAsia"/>
+                <w:rFonts w:hint="eastAsia" w:eastAsia="黑体"/>
               </w:rPr>
               <w:t xml:space="preserve">负载电阻</w:t>
             </w:r>
@@ -1663,6 +1811,9 @@
               <w:pStyle w:val="Compact"/>
             </w:pPr>
             <w:r>
+              <w:rPr>
+                <w:rFonts w:eastAsia="黑体"/>
+              </w:rPr>
               <w:t xml:space="preserve">Ω</w:t>
             </w:r>
           </w:p>
@@ -1681,6 +1832,9 @@
               </m:r>
             </m:oMath>
             <w:r>
+              <w:rPr>
+                <w:rFonts w:eastAsia="黑体"/>
+              </w:rPr>
               <w:t xml:space="preserve">​</w:t>
             </w:r>
           </w:p>
@@ -1693,7 +1847,7 @@
             </w:pPr>
             <w:r>
               <w:rPr>
-                <w:rFonts w:hint="eastAsia"/>
+                <w:rFonts w:hint="eastAsia" w:eastAsia="黑体"/>
               </w:rPr>
               <w:t xml:space="preserve">纹波因数</w:t>
             </w:r>
@@ -1706,6 +1860,9 @@
               <w:pStyle w:val="Compact"/>
             </w:pPr>
             <w:r>
+              <w:rPr>
+                <w:rFonts w:eastAsia="黑体"/>
+              </w:rPr>
               <w:t xml:space="preserve">—</w:t>
             </w:r>
           </w:p>
@@ -1730,6 +1887,9 @@
               </m:r>
             </m:oMath>
             <w:r>
+              <w:rPr>
+                <w:rFonts w:eastAsia="黑体"/>
+              </w:rPr>
               <w:t xml:space="preserve">​</w:t>
             </w:r>
           </w:p>
@@ -1742,7 +1902,7 @@
             </w:pPr>
             <w:r>
               <w:rPr>
-                <w:rFonts w:hint="eastAsia"/>
+                <w:rFonts w:hint="eastAsia" w:eastAsia="黑体"/>
               </w:rPr>
               <w:t xml:space="preserve">反向峰值电压</w:t>
             </w:r>
@@ -1755,6 +1915,9 @@
               <w:pStyle w:val="Compact"/>
             </w:pPr>
             <w:r>
+              <w:rPr>
+                <w:rFonts w:eastAsia="黑体"/>
+              </w:rPr>
               <w:t xml:space="preserve">V</w:t>
             </w:r>
           </w:p>
@@ -1769,7 +1932,7 @@
       </w:pPr>
       <w:r>
         <w:rPr>
-          <w:rFonts w:hint="eastAsia"/>
+          <w:rFonts w:hint="eastAsia" w:eastAsia="黑体"/>
         </w:rPr>
         <w:t xml:space="preserve">元件调整影响</w:t>
       </w:r>
@@ -1798,6 +1961,7 @@
       </m:oMath>
       <w:r>
         <w:rPr>
+          <w:rFonts w:eastAsia="黑体"/>
           <w:b/>
           <w:bCs/>
         </w:rPr>
@@ -1805,21 +1969,27 @@
       </w:r>
       <w:r>
         <w:rPr>
-          <w:rFonts w:hint="eastAsia"/>
+          <w:rFonts w:hint="eastAsia" w:eastAsia="黑体"/>
           <w:b/>
           <w:bCs/>
         </w:rPr>
         <w:t xml:space="preserve">增大</w:t>
       </w:r>
       <w:r>
+        <w:rPr>
+          <w:rFonts w:eastAsia="黑体"/>
+        </w:rPr>
         <w:t xml:space="preserve"> </w:t>
       </w:r>
       <w:r>
+        <w:rPr>
+          <w:rFonts w:eastAsia="黑体"/>
+        </w:rPr>
         <w:t xml:space="preserve">→ </w:t>
       </w:r>
       <w:r>
         <w:rPr>
-          <w:rFonts w:hint="eastAsia"/>
+          <w:rFonts w:hint="eastAsia" w:eastAsia="黑体"/>
         </w:rPr>
         <w:t xml:space="preserve">输出电流减小，纹波因数基本不变。</w:t>
       </w:r>
@@ -1834,7 +2004,7 @@
       </w:pPr>
       <w:r>
         <w:rPr>
-          <w:rFonts w:hint="eastAsia"/>
+          <w:rFonts w:hint="eastAsia" w:eastAsia="黑体"/>
           <w:b/>
           <w:bCs/>
         </w:rPr>
@@ -1842,6 +2012,7 @@
       </w:r>
       <w:r>
         <w:rPr>
+          <w:rFonts w:eastAsia="黑体"/>
           <w:b/>
           <w:bCs/>
         </w:rPr>
@@ -1863,6 +2034,7 @@
       </m:oMath>
       <w:r>
         <w:rPr>
+          <w:rFonts w:eastAsia="黑体"/>
           <w:b/>
           <w:bCs/>
         </w:rPr>
@@ -1870,19 +2042,28 @@
       </w:r>
       <w:r>
         <w:rPr>
-          <w:rFonts w:hint="eastAsia"/>
+          <w:rFonts w:hint="eastAsia" w:eastAsia="黑体"/>
           <w:b/>
           <w:bCs/>
         </w:rPr>
         <w:t xml:space="preserve">增大</w:t>
       </w:r>
       <w:r>
+        <w:rPr>
+          <w:rFonts w:eastAsia="黑体"/>
+        </w:rPr>
         <w:t xml:space="preserve"> </w:t>
       </w:r>
       <w:r>
+        <w:rPr>
+          <w:rFonts w:eastAsia="黑体"/>
+        </w:rPr>
         <w:t xml:space="preserve">→</w:t>
       </w:r>
       <w:r>
+        <w:rPr>
+          <w:rFonts w:eastAsia="黑体"/>
+        </w:rPr>
         <w:t xml:space="preserve"> </w:t>
       </w:r>
       <m:oMath>
@@ -1903,6 +2084,9 @@
         </m:sSub>
       </m:oMath>
       <w:r>
+        <w:rPr>
+          <w:rFonts w:eastAsia="黑体"/>
+        </w:rPr>
         <w:t xml:space="preserve">、</w:t>
       </w:r>
       <m:oMath>
@@ -1923,11 +2107,14 @@
         </m:sSub>
       </m:oMath>
       <w:r>
+        <w:rPr>
+          <w:rFonts w:eastAsia="黑体"/>
+        </w:rPr>
         <w:t xml:space="preserve">、PIV </w:t>
       </w:r>
       <w:r>
         <w:rPr>
-          <w:rFonts w:hint="eastAsia"/>
+          <w:rFonts w:hint="eastAsia" w:eastAsia="黑体"/>
         </w:rPr>
         <w:t xml:space="preserve">成比例增大。</w:t>
       </w:r>
@@ -1942,20 +2129,26 @@
       </w:pPr>
       <w:r>
         <w:rPr>
-          <w:rFonts w:hint="eastAsia"/>
+          <w:rFonts w:hint="eastAsia" w:eastAsia="黑体"/>
         </w:rPr>
         <w:t xml:space="preserve">桥式</w:t>
       </w:r>
       <w:r>
+        <w:rPr>
+          <w:rFonts w:eastAsia="黑体"/>
+        </w:rPr>
         <w:t xml:space="preserve"> PIV </w:t>
       </w:r>
       <w:r>
         <w:rPr>
-          <w:rFonts w:hint="eastAsia"/>
+          <w:rFonts w:hint="eastAsia" w:eastAsia="黑体"/>
         </w:rPr>
         <w:t xml:space="preserve">为单个峰值的</w:t>
       </w:r>
       <w:r>
+        <w:rPr>
+          <w:rFonts w:eastAsia="黑体"/>
+        </w:rPr>
         <w:t xml:space="preserve"> </w:t>
       </w:r>
       <m:oMath>
@@ -1974,7 +2167,7 @@
       </m:oMath>
       <w:r>
         <w:rPr>
-          <w:rFonts w:hint="eastAsia"/>
+          <w:rFonts w:hint="eastAsia" w:eastAsia="黑体"/>
         </w:rPr>
         <w:t xml:space="preserve">（较全波中心抽头低一半），利于高压整流。</w:t>
       </w:r>
@@ -1989,7 +2182,7 @@
       </w:pPr>
       <w:r>
         <w:rPr>
-          <w:rFonts w:hint="eastAsia"/>
+          <w:rFonts w:hint="eastAsia" w:eastAsia="黑体"/>
         </w:rPr>
         <w:t xml:space="preserve">加滤波电容后纹波下降，但二极管峰值电流与冲击增大。</w:t>
       </w:r>
@@ -2002,7 +2195,7 @@
       </w:pPr>
       <w:r>
         <w:rPr>
-          <w:rFonts w:hint="eastAsia"/>
+          <w:rFonts w:hint="eastAsia" w:eastAsia="黑体"/>
         </w:rPr>
         <w:t xml:space="preserve">典型参数示例</w:t>
       </w:r>
@@ -2017,11 +2210,14 @@
       </w:pPr>
       <w:r>
         <w:rPr>
-          <w:rFonts w:hint="eastAsia"/>
+          <w:rFonts w:hint="eastAsia" w:eastAsia="黑体"/>
         </w:rPr>
         <w:t xml:space="preserve">取</w:t>
       </w:r>
       <w:r>
+        <w:rPr>
+          <w:rFonts w:eastAsia="黑体"/>
+        </w:rPr>
         <w:t xml:space="preserve"> </w:t>
       </w:r>
       <m:oMath>
@@ -2058,6 +2254,9 @@
         </m:r>
       </m:oMath>
       <w:r>
+        <w:rPr>
+          <w:rFonts w:eastAsia="黑体"/>
+        </w:rPr>
         <w:t xml:space="preserve">、</w:t>
       </w:r>
       <m:oMath>
@@ -2095,7 +2294,7 @@
       </m:oMath>
       <w:r>
         <w:rPr>
-          <w:rFonts w:hint="eastAsia"/>
+          <w:rFonts w:hint="eastAsia" w:eastAsia="黑体"/>
         </w:rPr>
         <w:t xml:space="preserve">：</w:t>
       </w:r>
@@ -2164,7 +2363,7 @@
       </m:oMath>
       <w:r>
         <w:rPr>
-          <w:rFonts w:hint="eastAsia"/>
+          <w:rFonts w:hint="eastAsia" w:eastAsia="黑体"/>
         </w:rPr>
         <w:t xml:space="preserve">，</w:t>
       </w:r>
@@ -2205,6 +2404,9 @@
         </m:r>
       </m:oMath>
       <w:r>
+        <w:rPr>
+          <w:rFonts w:eastAsia="黑体"/>
+        </w:rPr>
         <w:t xml:space="preserve">。</w:t>
       </w:r>
     </w:p>
@@ -2218,11 +2420,14 @@
       </w:pPr>
       <w:r>
         <w:rPr>
-          <w:rFonts w:hint="eastAsia"/>
+          <w:rFonts w:hint="eastAsia" w:eastAsia="黑体"/>
         </w:rPr>
         <w:t xml:space="preserve">取</w:t>
       </w:r>
       <w:r>
+        <w:rPr>
+          <w:rFonts w:eastAsia="黑体"/>
+        </w:rPr>
         <w:t xml:space="preserve"> </w:t>
       </w:r>
       <m:oMath>
@@ -2260,16 +2465,19 @@
       </m:oMath>
       <w:r>
         <w:rPr>
-          <w:rFonts w:hint="eastAsia"/>
+          <w:rFonts w:hint="eastAsia" w:eastAsia="黑体"/>
         </w:rPr>
         <w:t xml:space="preserve">（230</w:t>
       </w:r>
       <w:r>
+        <w:rPr>
+          <w:rFonts w:eastAsia="黑体"/>
+        </w:rPr>
         <w:t xml:space="preserve"> V </w:t>
       </w:r>
       <w:r>
         <w:rPr>
-          <w:rFonts w:hint="eastAsia"/>
+          <w:rFonts w:hint="eastAsia" w:eastAsia="黑体"/>
         </w:rPr>
         <w:t xml:space="preserve">峰值）：</w:t>
       </w:r>
@@ -2311,25 +2519,31 @@
       </m:oMath>
       <w:r>
         <w:rPr>
-          <w:rFonts w:hint="eastAsia"/>
+          <w:rFonts w:hint="eastAsia" w:eastAsia="黑体"/>
         </w:rPr>
         <w:t xml:space="preserve">，二极管</w:t>
       </w:r>
       <w:r>
+        <w:rPr>
+          <w:rFonts w:eastAsia="黑体"/>
+        </w:rPr>
         <w:t xml:space="preserve"> PIV = 325 </w:t>
       </w:r>
       <w:r>
         <w:rPr>
-          <w:rFonts w:hint="eastAsia"/>
+          <w:rFonts w:hint="eastAsia" w:eastAsia="黑体"/>
         </w:rPr>
         <w:t xml:space="preserve">V（选</w:t>
       </w:r>
       <w:r>
+        <w:rPr>
+          <w:rFonts w:eastAsia="黑体"/>
+        </w:rPr>
         <w:t xml:space="preserve"> ≥ 600 V </w:t>
       </w:r>
       <w:r>
         <w:rPr>
-          <w:rFonts w:hint="eastAsia"/>
+          <w:rFonts w:hint="eastAsia" w:eastAsia="黑体"/>
         </w:rPr>
         <w:t xml:space="preserve">器件）。</w:t>
       </w:r>
@@ -2342,7 +2556,7 @@
       </w:pPr>
       <w:r>
         <w:rPr>
-          <w:rFonts w:hint="eastAsia"/>
+          <w:rFonts w:hint="eastAsia" w:eastAsia="黑体"/>
         </w:rPr>
         <w:t xml:space="preserve">常见器件型号</w:t>
       </w:r>
@@ -2357,7 +2571,7 @@
       </w:pPr>
       <w:r>
         <w:rPr>
-          <w:rFonts w:hint="eastAsia"/>
+          <w:rFonts w:hint="eastAsia" w:eastAsia="黑体"/>
         </w:rPr>
         <w:t xml:space="preserve">单管二极管：1N4007、1N5408、UF4007。</w:t>
       </w:r>
@@ -2372,7 +2586,7 @@
       </w:pPr>
       <w:r>
         <w:rPr>
-          <w:rFonts w:hint="eastAsia"/>
+          <w:rFonts w:hint="eastAsia" w:eastAsia="黑体"/>
         </w:rPr>
         <w:t xml:space="preserve">集成整流桥：KBPC2510、GBU808、MB6S、DB107。</w:t>
       </w:r>
@@ -2385,7 +2599,7 @@
       </w:pPr>
       <w:r>
         <w:rPr>
-          <w:rFonts w:hint="eastAsia"/>
+          <w:rFonts w:hint="eastAsia" w:eastAsia="黑体"/>
         </w:rPr>
         <w:t xml:space="preserve">注意事项</w:t>
       </w:r>
@@ -2400,14 +2614,20 @@
       </w:pPr>
       <w:r>
         <w:rPr>
-          <w:rFonts w:hint="eastAsia"/>
+          <w:rFonts w:hint="eastAsia" w:eastAsia="黑体"/>
         </w:rPr>
         <w:t xml:space="preserve">二极管反向耐压须</w:t>
       </w:r>
       <w:r>
+        <w:rPr>
+          <w:rFonts w:eastAsia="黑体"/>
+        </w:rPr>
         <w:t xml:space="preserve"> ≥</w:t>
       </w:r>
       <w:r>
+        <w:rPr>
+          <w:rFonts w:eastAsia="黑体"/>
+        </w:rPr>
         <w:t xml:space="preserve"> </w:t>
       </w:r>
       <m:oMath>
@@ -2425,11 +2645,14 @@
         </m:sSub>
       </m:oMath>
       <w:r>
+        <w:rPr>
+          <w:rFonts w:eastAsia="黑体"/>
+        </w:rPr>
         <w:t xml:space="preserve"> </w:t>
       </w:r>
       <w:r>
         <w:rPr>
-          <w:rFonts w:hint="eastAsia"/>
+          <w:rFonts w:hint="eastAsia" w:eastAsia="黑体"/>
         </w:rPr>
         <w:t xml:space="preserve">并留裕量；浪涌时更高。</w:t>
       </w:r>
@@ -2444,7 +2667,7 @@
       </w:pPr>
       <w:r>
         <w:rPr>
-          <w:rFonts w:hint="eastAsia"/>
+          <w:rFonts w:hint="eastAsia" w:eastAsia="黑体"/>
         </w:rPr>
         <w:t xml:space="preserve">四只二极管需参数一致，或用集成整流桥（内置四管配对）。</w:t>
       </w:r>
@@ -2459,7 +2682,7 @@
       </w:pPr>
       <w:r>
         <w:rPr>
-          <w:rFonts w:hint="eastAsia"/>
+          <w:rFonts w:hint="eastAsia" w:eastAsia="黑体"/>
         </w:rPr>
         <w:t xml:space="preserve">桥式比全波中心抽头少用一次绕组，但多两个二极管、压降大一倍。</w:t>
       </w:r>
@@ -2474,7 +2697,7 @@
       </w:pPr>
       <w:r>
         <w:rPr>
-          <w:rFonts w:hint="eastAsia"/>
+          <w:rFonts w:hint="eastAsia" w:eastAsia="黑体"/>
         </w:rPr>
         <w:t xml:space="preserve">电容滤波时需考虑二极管冲击电流额定值。</w:t>
       </w:r>
@@ -2487,7 +2710,7 @@
       </w:pPr>
       <w:r>
         <w:rPr>
-          <w:rFonts w:hint="eastAsia"/>
+          <w:rFonts w:hint="eastAsia" w:eastAsia="黑体"/>
         </w:rPr>
         <w:t xml:space="preserve">参考资料</w:t>
       </w:r>
@@ -2501,6 +2724,9 @@
         </w:numPr>
       </w:pPr>
       <w:r>
+        <w:rPr>
+          <w:rFonts w:eastAsia="黑体"/>
+        </w:rPr>
         <w:t xml:space="preserve">Wikipedia: Diode bridge / Rectifier。</w:t>
       </w:r>
     </w:p>
@@ -2514,7 +2740,7 @@
       </w:pPr>
       <w:r>
         <w:rPr>
-          <w:rFonts w:hint="eastAsia"/>
+          <w:rFonts w:hint="eastAsia" w:eastAsia="黑体"/>
         </w:rPr>
         <w:t xml:space="preserve">《模拟电子技术基础》（童诗白、华成英）。</w:t>
       </w:r>
@@ -2528,11 +2754,11 @@
       </w:pPr>
       <w:r>
         <w:rPr>
-          <w:rFonts w:ascii="Times New Roman" w:hAnsi="Times New Roman"/>
+          <w:rFonts w:ascii="Times New Roman" w:hAnsi="Times New Roman" w:eastAsia="黑体"/>
           <w:color w:val="555555"/>
           <w:sz w:val="21"/>
         </w:rPr>
-        <w:t>材料收集者：杜文杰</w:t>
+        <w:t>材料收集者：杜文杰，WX手机：19519196569，QQ:3478827729</w:t>
       </w:r>
     </w:p>
     <w:sectPr>
@@ -2552,7 +2778,7 @@
 </file>
 
 <file path=word/footer1.xml><?xml version="1.0" encoding="utf-8"?>
-<w:ftr xmlns:m="http://schemas.openxmlformats.org/officeDocument/2006/math" xmlns:mc="http://schemas.openxmlformats.org/markup-compatibility/2006" xmlns:mo="http://schemas.microsoft.com/office/mac/office/2008/main" xmlns:mv="urn:schemas-microsoft-com:mac:vml" xmlns:o="urn:schemas-microsoft-com:office:office" xmlns:r="http://schemas.openxmlformats.org/officeDocument/2006/relationships" xmlns:v="urn:schemas-microsoft-com:vml" xmlns:w10="urn:schemas-microsoft-com:office:word" xmlns:w14="http://schemas.microsoft.com/office/word/2010/wordml" xmlns:w="http://schemas.openxmlformats.org/wordprocessingml/2006/main" xmlns:wne="http://schemas.microsoft.com/office/word/2006/wordml" xmlns:wp14="http://schemas.microsoft.com/office/word/2010/wordprocessingDrawing" xmlns:wp="http://schemas.openxmlformats.org/drawingml/2006/wordprocessingDrawing" xmlns:wpc="http://schemas.microsoft.com/office/word/2010/wordprocessingCanvas" xmlns:wpg="http://schemas.microsoft.com/office/word/2010/wordprocessingGroup" xmlns:wpi="http://schemas.microsoft.com/office/word/2010/wordprocessingInk" xmlns:wps="http://schemas.microsoft.com/office/word/2010/wordprocessingShape" mc:Ignorable="w14 wp14">
+<w:ftr xmlns:mc="http://schemas.openxmlformats.org/markup-compatibility/2006" xmlns:w="http://schemas.openxmlformats.org/wordprocessingml/2006/main" xmlns:m="http://schemas.openxmlformats.org/officeDocument/2006/math" xmlns:mo="http://schemas.microsoft.com/office/mac/office/2008/main" xmlns:mv="urn:schemas-microsoft-com:mac:vml" xmlns:o="urn:schemas-microsoft-com:office:office" xmlns:r="http://schemas.openxmlformats.org/officeDocument/2006/relationships" xmlns:v="urn:schemas-microsoft-com:vml" xmlns:w10="urn:schemas-microsoft-com:office:word" xmlns:w14="http://schemas.microsoft.com/office/word/2010/wordml" xmlns:wne="http://schemas.microsoft.com/office/word/2006/wordml" xmlns:wp14="http://schemas.microsoft.com/office/word/2010/wordprocessingDrawing" xmlns:wp="http://schemas.openxmlformats.org/drawingml/2006/wordprocessingDrawing" xmlns:wpc="http://schemas.microsoft.com/office/word/2010/wordprocessingCanvas" xmlns:wpg="http://schemas.microsoft.com/office/word/2010/wordprocessingGroup" xmlns:wpi="http://schemas.microsoft.com/office/word/2010/wordprocessingInk" xmlns:wps="http://schemas.microsoft.com/office/word/2010/wordprocessingShape" mc:Ignorable="w14 wp14">
   <w:p>
     <w:pPr>
       <w:pStyle w:val="Footer"/>
@@ -2560,12 +2786,14 @@
     </w:pPr>
     <w:r>
       <w:rPr>
+        <w:rFonts w:eastAsia="黑体"/>
         <w:sz w:val="18"/>
       </w:rPr>
       <w:t xml:space="preserve">第 </w:t>
     </w:r>
     <w:r>
       <w:rPr>
+        <w:rFonts w:eastAsia="黑体"/>
         <w:sz w:val="18"/>
       </w:rPr>
       <w:fldChar w:fldCharType="begin"/>
@@ -2574,6 +2802,7 @@
     </w:r>
     <w:r>
       <w:rPr>
+        <w:rFonts w:eastAsia="黑体"/>
         <w:sz w:val="18"/>
       </w:rPr>
       <w:t xml:space="preserve"> 页</w:t>
@@ -2587,6 +2816,9 @@
   <w:footnote w:type="continuationSeparator" w:id="0">
     <w:p>
       <w:r>
+        <w:rPr>
+          <w:rFonts w:eastAsia="黑体"/>
+        </w:rPr>
         <w:continuationSeparator/>
       </w:r>
     </w:p>
@@ -2594,6 +2826,9 @@
   <w:footnote w:type="separator" w:id="-1">
     <w:p>
       <w:r>
+        <w:rPr>
+          <w:rFonts w:eastAsia="黑体"/>
+        </w:rPr>
         <w:separator/>
       </w:r>
     </w:p>
@@ -2602,7 +2837,7 @@
 </file>
 
 <file path=word/header1.xml><?xml version="1.0" encoding="utf-8"?>
-<w:hdr xmlns:m="http://schemas.openxmlformats.org/officeDocument/2006/math" xmlns:mc="http://schemas.openxmlformats.org/markup-compatibility/2006" xmlns:mo="http://schemas.microsoft.com/office/mac/office/2008/main" xmlns:mv="urn:schemas-microsoft-com:mac:vml" xmlns:o="urn:schemas-microsoft-com:office:office" xmlns:r="http://schemas.openxmlformats.org/officeDocument/2006/relationships" xmlns:v="urn:schemas-microsoft-com:vml" xmlns:w10="urn:schemas-microsoft-com:office:word" xmlns:w14="http://schemas.microsoft.com/office/word/2010/wordml" xmlns:w="http://schemas.openxmlformats.org/wordprocessingml/2006/main" xmlns:wne="http://schemas.microsoft.com/office/word/2006/wordml" xmlns:wp14="http://schemas.microsoft.com/office/word/2010/wordprocessingDrawing" xmlns:wp="http://schemas.openxmlformats.org/drawingml/2006/wordprocessingDrawing" xmlns:wpc="http://schemas.microsoft.com/office/word/2010/wordprocessingCanvas" xmlns:wpg="http://schemas.microsoft.com/office/word/2010/wordprocessingGroup" xmlns:wpi="http://schemas.microsoft.com/office/word/2010/wordprocessingInk" xmlns:wps="http://schemas.microsoft.com/office/word/2010/wordprocessingShape" mc:Ignorable="w14 wp14">
+<w:hdr xmlns:mc="http://schemas.openxmlformats.org/markup-compatibility/2006" xmlns:w="http://schemas.openxmlformats.org/wordprocessingml/2006/main" xmlns:m="http://schemas.openxmlformats.org/officeDocument/2006/math" xmlns:mo="http://schemas.microsoft.com/office/mac/office/2008/main" xmlns:mv="urn:schemas-microsoft-com:mac:vml" xmlns:o="urn:schemas-microsoft-com:office:office" xmlns:r="http://schemas.openxmlformats.org/officeDocument/2006/relationships" xmlns:v="urn:schemas-microsoft-com:vml" xmlns:w10="urn:schemas-microsoft-com:office:word" xmlns:w14="http://schemas.microsoft.com/office/word/2010/wordml" xmlns:wne="http://schemas.microsoft.com/office/word/2006/wordml" xmlns:wp14="http://schemas.microsoft.com/office/word/2010/wordprocessingDrawing" xmlns:wp="http://schemas.openxmlformats.org/drawingml/2006/wordprocessingDrawing" xmlns:wpc="http://schemas.microsoft.com/office/word/2010/wordprocessingCanvas" xmlns:wpg="http://schemas.microsoft.com/office/word/2010/wordprocessingGroup" xmlns:wpi="http://schemas.microsoft.com/office/word/2010/wordprocessingInk" xmlns:wps="http://schemas.microsoft.com/office/word/2010/wordprocessingShape" mc:Ignorable="w14 wp14">
   <w:p>
     <w:pPr>
       <w:pStyle w:val="Header"/>
@@ -2610,7 +2845,7 @@
     </w:pPr>
     <w:r>
       <w:rPr>
-        <w:rFonts w:ascii="Times New Roman" w:hAnsi="Times New Roman"/>
+        <w:rFonts w:ascii="Times New Roman" w:hAnsi="Times New Roman" w:eastAsia="黑体"/>
         <w:sz w:val="18"/>
         <w:rFonts w:eastAsia="黑体"/>
         <w:rFonts w:eastAsia="黑体"/>
@@ -2622,7 +2857,7 @@
 </file>
 
 <file path=word/numbering.xml><?xml version="1.0" encoding="utf-8"?>
-<w:numbering xmlns:m="http://schemas.openxmlformats.org/officeDocument/2006/math" xmlns:mc="http://schemas.openxmlformats.org/markup-compatibility/2006" xmlns:mo="http://schemas.microsoft.com/office/mac/office/2008/main" xmlns:mv="urn:schemas-microsoft-com:mac:vml" xmlns:o="urn:schemas-microsoft-com:office:office" xmlns:r="http://schemas.openxmlformats.org/officeDocument/2006/relationships" xmlns:v="urn:schemas-microsoft-com:vml" xmlns:w="http://schemas.openxmlformats.org/wordprocessingml/2006/main" xmlns:w10="urn:schemas-microsoft-com:office:word" xmlns:w14="http://schemas.microsoft.com/office/word/2010/wordml" xmlns:wne="http://schemas.microsoft.com/office/word/2006/wordml" xmlns:wp="http://schemas.openxmlformats.org/drawingml/2006/wordprocessingDrawing" xmlns:wp14="http://schemas.microsoft.com/office/word/2010/wordprocessingDrawing" xmlns:wpc="http://schemas.microsoft.com/office/word/2010/wordprocessingCanvas" xmlns:wpg="http://schemas.microsoft.com/office/word/2010/wordprocessingGroup" xmlns:wpi="http://schemas.microsoft.com/office/word/2010/wordprocessingInk" xmlns:wps="http://schemas.microsoft.com/office/word/2010/wordprocessingShape" mc:Ignorable="w14 wp14">
+<w:numbering xmlns:mc="http://schemas.openxmlformats.org/markup-compatibility/2006" xmlns:w="http://schemas.openxmlformats.org/wordprocessingml/2006/main" xmlns:m="http://schemas.openxmlformats.org/officeDocument/2006/math" xmlns:mo="http://schemas.microsoft.com/office/mac/office/2008/main" xmlns:mv="urn:schemas-microsoft-com:mac:vml" xmlns:o="urn:schemas-microsoft-com:office:office" xmlns:r="http://schemas.openxmlformats.org/officeDocument/2006/relationships" xmlns:v="urn:schemas-microsoft-com:vml" xmlns:w10="urn:schemas-microsoft-com:office:word" xmlns:w14="http://schemas.microsoft.com/office/word/2010/wordml" xmlns:wne="http://schemas.microsoft.com/office/word/2006/wordml" xmlns:wp="http://schemas.openxmlformats.org/drawingml/2006/wordprocessingDrawing" xmlns:wp14="http://schemas.microsoft.com/office/word/2010/wordprocessingDrawing" xmlns:wpc="http://schemas.microsoft.com/office/word/2010/wordprocessingCanvas" xmlns:wpg="http://schemas.microsoft.com/office/word/2010/wordprocessingGroup" xmlns:wpi="http://schemas.microsoft.com/office/word/2010/wordprocessingInk" xmlns:wps="http://schemas.microsoft.com/office/word/2010/wordprocessingShape" mc:Ignorable="w14 wp14">
   <w:abstractNum w:abstractNumId="0">
     <w:nsid w:val="FFFFFF7C"/>
     <w:multiLevelType w:val="singleLevel"/>
@@ -2709,7 +2944,7 @@
         <w:ind w:hanging="360" w:left="1440"/>
       </w:pPr>
       <w:rPr>
-        <w:rFonts w:ascii="Symbol" w:hAnsi="Symbol" w:hint="default"/>
+        <w:rFonts w:ascii="Symbol" w:hAnsi="Symbol" w:hint="default" w:eastAsia="黑体"/>
       </w:rPr>
     </w:lvl>
   </w:abstractNum>
@@ -2730,7 +2965,7 @@
         <w:ind w:hanging="360" w:left="1080"/>
       </w:pPr>
       <w:rPr>
-        <w:rFonts w:ascii="Symbol" w:hAnsi="Symbol" w:hint="default"/>
+        <w:rFonts w:ascii="Symbol" w:hAnsi="Symbol" w:hint="default" w:eastAsia="黑体"/>
       </w:rPr>
     </w:lvl>
   </w:abstractNum>
@@ -2751,7 +2986,7 @@
         <w:ind w:hanging="360" w:left="720"/>
       </w:pPr>
       <w:rPr>
-        <w:rFonts w:ascii="Symbol" w:hAnsi="Symbol" w:hint="default"/>
+        <w:rFonts w:ascii="Symbol" w:hAnsi="Symbol" w:hint="default" w:eastAsia="黑体"/>
       </w:rPr>
     </w:lvl>
   </w:abstractNum>
@@ -2790,7 +3025,7 @@
         <w:ind w:hanging="360" w:left="360"/>
       </w:pPr>
       <w:rPr>
-        <w:rFonts w:ascii="Symbol" w:hAnsi="Symbol" w:hint="default"/>
+        <w:rFonts w:ascii="Symbol" w:hAnsi="Symbol" w:hint="default" w:eastAsia="黑体"/>
       </w:rPr>
     </w:lvl>
   </w:abstractNum>
@@ -2881,7 +3116,7 @@
         <w:ind w:left="720" w:hanging="360"/>
       </w:pPr>
       <w:rPr>
-        <w:rFonts w:ascii="Symbol" w:hAnsi="Symbol" w:cs="Symbol" w:hint="default"/>
+        <w:rFonts w:ascii="Symbol" w:hAnsi="Symbol" w:cs="Symbol" w:hint="default" w:eastAsia="黑体"/>
       </w:rPr>
     </w:lvl>
     <w:lvl w:ilvl="1">
@@ -2892,7 +3127,7 @@
         <w:ind w:left="1440" w:hanging="360"/>
       </w:pPr>
       <w:rPr>
-        <w:rFonts w:ascii="Courier New" w:hAnsi="Courier New" w:cs="Courier New" w:hint="default"/>
+        <w:rFonts w:ascii="Courier New" w:hAnsi="Courier New" w:cs="Courier New" w:hint="default" w:eastAsia="黑体"/>
       </w:rPr>
     </w:lvl>
     <w:lvl w:ilvl="2">
@@ -2903,7 +3138,7 @@
         <w:ind w:left="2160" w:hanging="360"/>
       </w:pPr>
       <w:rPr>
-        <w:rFonts w:ascii="Wingdings" w:hAnsi="Wingdings" w:cs="Wingdings" w:hint="default"/>
+        <w:rFonts w:ascii="Wingdings" w:hAnsi="Wingdings" w:cs="Wingdings" w:hint="default" w:eastAsia="黑体"/>
       </w:rPr>
     </w:lvl>
     <w:lvl w:ilvl="3">
@@ -2914,7 +3149,7 @@
         <w:ind w:left="2880" w:hanging="360"/>
       </w:pPr>
       <w:rPr>
-        <w:rFonts w:ascii="Symbol" w:hAnsi="Symbol" w:cs="Symbol" w:hint="default"/>
+        <w:rFonts w:ascii="Symbol" w:hAnsi="Symbol" w:cs="Symbol" w:hint="default" w:eastAsia="黑体"/>
       </w:rPr>
     </w:lvl>
     <w:lvl w:ilvl="4">
@@ -2925,7 +3160,7 @@
         <w:ind w:left="3600" w:hanging="360"/>
       </w:pPr>
       <w:rPr>
-        <w:rFonts w:ascii="Courier New" w:hAnsi="Courier New" w:cs="Courier New" w:hint="default"/>
+        <w:rFonts w:ascii="Courier New" w:hAnsi="Courier New" w:cs="Courier New" w:hint="default" w:eastAsia="黑体"/>
       </w:rPr>
     </w:lvl>
     <w:lvl w:ilvl="5">
@@ -2936,7 +3171,7 @@
         <w:ind w:left="4320" w:hanging="360"/>
       </w:pPr>
       <w:rPr>
-        <w:rFonts w:ascii="Wingdings" w:hAnsi="Wingdings" w:cs="Wingdings" w:hint="default"/>
+        <w:rFonts w:ascii="Wingdings" w:hAnsi="Wingdings" w:cs="Wingdings" w:hint="default" w:eastAsia="黑体"/>
       </w:rPr>
     </w:lvl>
     <w:lvl w:ilvl="6">
@@ -2947,7 +3182,7 @@
         <w:ind w:left="5040" w:hanging="360"/>
       </w:pPr>
       <w:rPr>
-        <w:rFonts w:ascii="Symbol" w:hAnsi="Symbol" w:cs="Symbol" w:hint="default"/>
+        <w:rFonts w:ascii="Symbol" w:hAnsi="Symbol" w:cs="Symbol" w:hint="default" w:eastAsia="黑体"/>
       </w:rPr>
     </w:lvl>
     <w:lvl w:ilvl="7">
@@ -2958,7 +3193,7 @@
         <w:ind w:left="5760" w:hanging="360"/>
       </w:pPr>
       <w:rPr>
-        <w:rFonts w:ascii="Courier New" w:hAnsi="Courier New" w:cs="Courier New" w:hint="default"/>
+        <w:rFonts w:ascii="Courier New" w:hAnsi="Courier New" w:cs="Courier New" w:hint="default" w:eastAsia="黑体"/>
       </w:rPr>
     </w:lvl>
     <w:lvl w:ilvl="8">
@@ -2969,7 +3204,7 @@
         <w:ind w:left="6480" w:hanging="360"/>
       </w:pPr>
       <w:rPr>
-        <w:rFonts w:ascii="Wingdings" w:hAnsi="Wingdings" w:cs="Wingdings" w:hint="default"/>
+        <w:rFonts w:ascii="Wingdings" w:hAnsi="Wingdings" w:cs="Wingdings" w:hint="default" w:eastAsia="黑体"/>
       </w:rPr>
     </w:lvl>
   </w:abstractNum>
@@ -3025,11 +3260,11 @@
 </file>
 
 <file path=word/styles.xml><?xml version="1.0" encoding="utf-8"?>
-<w:styles xmlns:mc="http://schemas.openxmlformats.org/markup-compatibility/2006" xmlns:r="http://schemas.openxmlformats.org/officeDocument/2006/relationships" xmlns:w="http://schemas.openxmlformats.org/wordprocessingml/2006/main" xmlns:w14="http://schemas.microsoft.com/office/word/2010/wordml" mc:Ignorable="w14">
+<w:styles xmlns:mc="http://schemas.openxmlformats.org/markup-compatibility/2006" xmlns:w="http://schemas.openxmlformats.org/wordprocessingml/2006/main" xmlns:r="http://schemas.openxmlformats.org/officeDocument/2006/relationships" xmlns:w14="http://schemas.microsoft.com/office/word/2010/wordml" mc:Ignorable="w14">
   <w:docDefaults>
     <w:rPrDefault>
       <w:rPr>
-        <w:rFonts w:asciiTheme="minorHAnsi" w:cstheme="minorBidi" w:eastAsiaTheme="minorEastAsia" w:hAnsiTheme="minorHAnsi"/>
+        <w:rFonts w:asciiTheme="minorHAnsi" w:cstheme="minorBidi" w:hAnsiTheme="minorHAnsi" w:eastAsia="黑体"/>
         <w:sz w:val="22"/>
         <w:szCs w:val="22"/>
         <w:lang w:bidi="ar-SA" w:eastAsia="en-US" w:val="en-US"/>
@@ -3251,7 +3486,7 @@
       <w:outlineLvl w:val="0"/>
     </w:pPr>
     <w:rPr>
-      <w:rFonts w:ascii="Times New Roman" w:asciiTheme="majorHAnsi" w:cstheme="majorBidi" w:eastAsia="黑体" w:eastAsiaTheme="majorEastAsia" w:hAnsi="Times New Roman" w:hAnsiTheme="majorHAnsi"/>
+      <w:rFonts w:ascii="Times New Roman" w:asciiTheme="majorHAnsi" w:cstheme="majorBidi" w:eastAsia="黑体" w:hAnsi="Times New Roman" w:hAnsiTheme="majorHAnsi"/>
       <w:b/>
       <w:bCs/>
       <w:color w:val="1F3864"/>
@@ -3275,7 +3510,7 @@
       <w:outlineLvl w:val="1"/>
     </w:pPr>
     <w:rPr>
-      <w:rFonts w:ascii="Times New Roman" w:asciiTheme="majorHAnsi" w:cstheme="majorBidi" w:eastAsia="黑体" w:eastAsiaTheme="majorEastAsia" w:hAnsi="Times New Roman" w:hAnsiTheme="majorHAnsi"/>
+      <w:rFonts w:ascii="Times New Roman" w:asciiTheme="majorHAnsi" w:cstheme="majorBidi" w:eastAsia="黑体" w:hAnsi="Times New Roman" w:hAnsiTheme="majorHAnsi"/>
       <w:b/>
       <w:bCs/>
       <w:color w:val="2E4E7E"/>
@@ -3299,7 +3534,7 @@
       <w:outlineLvl w:val="2"/>
     </w:pPr>
     <w:rPr>
-      <w:rFonts w:ascii="Times New Roman" w:asciiTheme="majorHAnsi" w:cstheme="majorBidi" w:eastAsia="黑体" w:eastAsiaTheme="majorEastAsia" w:hAnsi="Times New Roman" w:hAnsiTheme="majorHAnsi"/>
+      <w:rFonts w:ascii="Times New Roman" w:asciiTheme="majorHAnsi" w:cstheme="majorBidi" w:eastAsia="黑体" w:hAnsi="Times New Roman" w:hAnsiTheme="majorHAnsi"/>
       <w:b/>
       <w:bCs/>
       <w:color w:val="2E4E7E"/>
@@ -3323,7 +3558,7 @@
       <w:outlineLvl w:val="3"/>
     </w:pPr>
     <w:rPr>
-      <w:rFonts w:ascii="Times New Roman" w:asciiTheme="majorHAnsi" w:cstheme="majorBidi" w:eastAsia="黑体" w:eastAsiaTheme="majorEastAsia" w:hAnsi="Times New Roman" w:hAnsiTheme="majorHAnsi"/>
+      <w:rFonts w:ascii="Times New Roman" w:asciiTheme="majorHAnsi" w:cstheme="majorBidi" w:eastAsia="黑体" w:hAnsi="Times New Roman" w:hAnsiTheme="majorHAnsi"/>
       <w:b/>
       <w:bCs/>
       <w:i/>
@@ -3349,7 +3584,7 @@
       <w:outlineLvl w:val="4"/>
     </w:pPr>
     <w:rPr>
-      <w:rFonts w:ascii="Times New Roman" w:asciiTheme="majorHAnsi" w:cstheme="majorBidi" w:eastAsia="黑体" w:eastAsiaTheme="majorEastAsia" w:hAnsi="Times New Roman" w:hAnsiTheme="majorHAnsi"/>
+      <w:rFonts w:ascii="Times New Roman" w:asciiTheme="majorHAnsi" w:cstheme="majorBidi" w:eastAsia="黑体" w:hAnsi="Times New Roman" w:hAnsiTheme="majorHAnsi"/>
       <w:b/>
       <w:color w:val="333333"/>
       <w:sz w:val="22"/>
@@ -3372,7 +3607,7 @@
       <w:outlineLvl w:val="5"/>
     </w:pPr>
     <w:rPr>
-      <w:rFonts w:asciiTheme="majorHAnsi" w:cstheme="majorBidi" w:eastAsiaTheme="majorEastAsia" w:hAnsiTheme="majorHAnsi"/>
+      <w:rFonts w:asciiTheme="majorHAnsi" w:cstheme="majorBidi" w:hAnsiTheme="majorHAnsi" w:eastAsia="黑体"/>
       <w:i/>
       <w:iCs/>
       <w:color w:themeColor="accent1" w:themeShade="7F" w:val="243F60"/>
@@ -3395,7 +3630,7 @@
       <w:outlineLvl w:val="6"/>
     </w:pPr>
     <w:rPr>
-      <w:rFonts w:asciiTheme="majorHAnsi" w:cstheme="majorBidi" w:eastAsiaTheme="majorEastAsia" w:hAnsiTheme="majorHAnsi"/>
+      <w:rFonts w:asciiTheme="majorHAnsi" w:cstheme="majorBidi" w:hAnsiTheme="majorHAnsi" w:eastAsia="黑体"/>
       <w:i/>
       <w:iCs/>
       <w:color w:themeColor="text1" w:themeTint="BF" w:val="404040"/>
@@ -3418,7 +3653,7 @@
       <w:outlineLvl w:val="7"/>
     </w:pPr>
     <w:rPr>
-      <w:rFonts w:asciiTheme="majorHAnsi" w:cstheme="majorBidi" w:eastAsiaTheme="majorEastAsia" w:hAnsiTheme="majorHAnsi"/>
+      <w:rFonts w:asciiTheme="majorHAnsi" w:cstheme="majorBidi" w:hAnsiTheme="majorHAnsi" w:eastAsia="黑体"/>
       <w:color w:themeColor="accent1" w:val="4F81BD"/>
       <w:sz w:val="20"/>
       <w:szCs w:val="20"/>
@@ -3441,7 +3676,7 @@
       <w:outlineLvl w:val="8"/>
     </w:pPr>
     <w:rPr>
-      <w:rFonts w:asciiTheme="majorHAnsi" w:cstheme="majorBidi" w:eastAsiaTheme="majorEastAsia" w:hAnsiTheme="majorHAnsi"/>
+      <w:rFonts w:asciiTheme="majorHAnsi" w:cstheme="majorBidi" w:hAnsiTheme="majorHAnsi" w:eastAsia="黑体"/>
       <w:i/>
       <w:iCs/>
       <w:color w:themeColor="text1" w:themeTint="BF" w:val="404040"/>
@@ -3492,7 +3727,7 @@
     <w:uiPriority w:val="9"/>
     <w:rsid w:val="00FC693F"/>
     <w:rPr>
-      <w:rFonts w:asciiTheme="majorHAnsi" w:cstheme="majorBidi" w:eastAsiaTheme="majorEastAsia" w:hAnsiTheme="majorHAnsi"/>
+      <w:rFonts w:asciiTheme="majorHAnsi" w:cstheme="majorBidi" w:hAnsiTheme="majorHAnsi" w:eastAsia="黑体"/>
       <w:b/>
       <w:bCs/>
       <w:color w:themeColor="accent1" w:themeShade="BF" w:val="365F91"/>
@@ -3507,7 +3742,7 @@
     <w:uiPriority w:val="9"/>
     <w:rsid w:val="00FC693F"/>
     <w:rPr>
-      <w:rFonts w:asciiTheme="majorHAnsi" w:cstheme="majorBidi" w:eastAsiaTheme="majorEastAsia" w:hAnsiTheme="majorHAnsi"/>
+      <w:rFonts w:asciiTheme="majorHAnsi" w:cstheme="majorBidi" w:hAnsiTheme="majorHAnsi" w:eastAsia="黑体"/>
       <w:b/>
       <w:bCs/>
       <w:color w:themeColor="accent1" w:val="4F81BD"/>
@@ -3522,7 +3757,7 @@
     <w:uiPriority w:val="9"/>
     <w:rsid w:val="00FC693F"/>
     <w:rPr>
-      <w:rFonts w:asciiTheme="majorHAnsi" w:cstheme="majorBidi" w:eastAsiaTheme="majorEastAsia" w:hAnsiTheme="majorHAnsi"/>
+      <w:rFonts w:asciiTheme="majorHAnsi" w:cstheme="majorBidi" w:hAnsiTheme="majorHAnsi" w:eastAsia="黑体"/>
       <w:b/>
       <w:bCs/>
       <w:color w:themeColor="accent1" w:val="4F81BD"/>
@@ -3545,7 +3780,7 @@
       <w:contextualSpacing/>
     </w:pPr>
     <w:rPr>
-      <w:rFonts w:ascii="Times New Roman" w:asciiTheme="majorHAnsi" w:cstheme="majorBidi" w:eastAsia="黑体" w:eastAsiaTheme="majorEastAsia" w:hAnsi="Times New Roman" w:hAnsiTheme="majorHAnsi"/>
+      <w:rFonts w:ascii="Times New Roman" w:asciiTheme="majorHAnsi" w:cstheme="majorBidi" w:eastAsia="黑体" w:hAnsi="Times New Roman" w:hAnsiTheme="majorHAnsi"/>
       <w:b/>
       <w:color w:val="1F3864"/>
       <w:spacing w:val="5"/>
@@ -3561,7 +3796,7 @@
     <w:uiPriority w:val="10"/>
     <w:rsid w:val="00FC693F"/>
     <w:rPr>
-      <w:rFonts w:asciiTheme="majorHAnsi" w:cstheme="majorBidi" w:eastAsiaTheme="majorEastAsia" w:hAnsiTheme="majorHAnsi"/>
+      <w:rFonts w:asciiTheme="majorHAnsi" w:cstheme="majorBidi" w:hAnsiTheme="majorHAnsi" w:eastAsia="黑体"/>
       <w:color w:themeColor="text2" w:themeShade="BF" w:val="17365D"/>
       <w:spacing w:val="5"/>
       <w:kern w:val="28"/>
@@ -3583,7 +3818,7 @@
       </w:numPr>
     </w:pPr>
     <w:rPr>
-      <w:rFonts w:asciiTheme="majorHAnsi" w:cstheme="majorBidi" w:eastAsiaTheme="majorEastAsia" w:hAnsiTheme="majorHAnsi"/>
+      <w:rFonts w:asciiTheme="majorHAnsi" w:cstheme="majorBidi" w:hAnsiTheme="majorHAnsi" w:eastAsia="黑体"/>
       <w:i/>
       <w:iCs/>
       <w:color w:themeColor="accent1" w:val="4F81BD"/>
@@ -3599,7 +3834,7 @@
     <w:uiPriority w:val="11"/>
     <w:rsid w:val="00FC693F"/>
     <w:rPr>
-      <w:rFonts w:asciiTheme="majorHAnsi" w:cstheme="majorBidi" w:eastAsiaTheme="majorEastAsia" w:hAnsiTheme="majorHAnsi"/>
+      <w:rFonts w:asciiTheme="majorHAnsi" w:cstheme="majorBidi" w:hAnsiTheme="majorHAnsi" w:eastAsia="黑体"/>
       <w:i/>
       <w:iCs/>
       <w:color w:themeColor="accent1" w:val="4F81BD"/>
@@ -3666,6 +3901,7 @@
       <w:spacing w:after="120"/>
     </w:pPr>
     <w:rPr>
+      <w:rFonts w:eastAsia="黑体"/>
       <w:sz w:val="16"/>
       <w:szCs w:val="16"/>
     </w:rPr>
@@ -3677,6 +3913,7 @@
     <w:uiPriority w:val="99"/>
     <w:rsid w:val="00AA1D8D"/>
     <w:rPr>
+      <w:rFonts w:eastAsia="黑体"/>
       <w:sz w:val="16"/>
       <w:szCs w:val="16"/>
     </w:rPr>
@@ -3846,7 +4083,7 @@
       </w:tabs>
     </w:pPr>
     <w:rPr>
-      <w:rFonts w:ascii="Courier" w:hAnsi="Courier"/>
+      <w:rFonts w:ascii="Courier" w:hAnsi="Courier" w:eastAsia="黑体"/>
       <w:sz w:val="20"/>
       <w:szCs w:val="20"/>
     </w:rPr>
@@ -3858,7 +4095,7 @@
     <w:uiPriority w:val="99"/>
     <w:rsid w:val="0029639D"/>
     <w:rPr>
-      <w:rFonts w:ascii="Courier" w:hAnsi="Courier"/>
+      <w:rFonts w:ascii="Courier" w:hAnsi="Courier" w:eastAsia="黑体"/>
       <w:sz w:val="20"/>
       <w:szCs w:val="20"/>
     </w:rPr>
@@ -3894,6 +4131,7 @@
     <w:uiPriority w:val="29"/>
     <w:rsid w:val="00FC693F"/>
     <w:rPr>
+      <w:rFonts w:eastAsia="黑体"/>
       <w:i/>
       <w:iCs/>
       <w:color w:themeColor="text1" w:val="000000"/>
@@ -3907,7 +4145,7 @@
     <w:semiHidden/>
     <w:rsid w:val="00FC693F"/>
     <w:rPr>
-      <w:rFonts w:asciiTheme="majorHAnsi" w:cstheme="majorBidi" w:eastAsiaTheme="majorEastAsia" w:hAnsiTheme="majorHAnsi"/>
+      <w:rFonts w:asciiTheme="majorHAnsi" w:cstheme="majorBidi" w:hAnsiTheme="majorHAnsi" w:eastAsia="黑体"/>
       <w:b/>
       <w:bCs/>
       <w:i/>
@@ -3923,7 +4161,7 @@
     <w:semiHidden/>
     <w:rsid w:val="00FC693F"/>
     <w:rPr>
-      <w:rFonts w:asciiTheme="majorHAnsi" w:cstheme="majorBidi" w:eastAsiaTheme="majorEastAsia" w:hAnsiTheme="majorHAnsi"/>
+      <w:rFonts w:asciiTheme="majorHAnsi" w:cstheme="majorBidi" w:hAnsiTheme="majorHAnsi" w:eastAsia="黑体"/>
       <w:color w:themeColor="accent1" w:themeShade="7F" w:val="243F60"/>
     </w:rPr>
   </w:style>
@@ -3935,7 +4173,7 @@
     <w:semiHidden/>
     <w:rsid w:val="00FC693F"/>
     <w:rPr>
-      <w:rFonts w:asciiTheme="majorHAnsi" w:cstheme="majorBidi" w:eastAsiaTheme="majorEastAsia" w:hAnsiTheme="majorHAnsi"/>
+      <w:rFonts w:asciiTheme="majorHAnsi" w:cstheme="majorBidi" w:hAnsiTheme="majorHAnsi" w:eastAsia="黑体"/>
       <w:i/>
       <w:iCs/>
       <w:color w:themeColor="accent1" w:themeShade="7F" w:val="243F60"/>
@@ -3949,7 +4187,7 @@
     <w:semiHidden/>
     <w:rsid w:val="00FC693F"/>
     <w:rPr>
-      <w:rFonts w:asciiTheme="majorHAnsi" w:cstheme="majorBidi" w:eastAsiaTheme="majorEastAsia" w:hAnsiTheme="majorHAnsi"/>
+      <w:rFonts w:asciiTheme="majorHAnsi" w:cstheme="majorBidi" w:hAnsiTheme="majorHAnsi" w:eastAsia="黑体"/>
       <w:i/>
       <w:iCs/>
       <w:color w:themeColor="text1" w:themeTint="BF" w:val="404040"/>
@@ -3963,7 +4201,7 @@
     <w:semiHidden/>
     <w:rsid w:val="00FC693F"/>
     <w:rPr>
-      <w:rFonts w:asciiTheme="majorHAnsi" w:cstheme="majorBidi" w:eastAsiaTheme="majorEastAsia" w:hAnsiTheme="majorHAnsi"/>
+      <w:rFonts w:asciiTheme="majorHAnsi" w:cstheme="majorBidi" w:hAnsiTheme="majorHAnsi" w:eastAsia="黑体"/>
       <w:color w:themeColor="accent1" w:val="4F81BD"/>
       <w:sz w:val="20"/>
       <w:szCs w:val="20"/>
@@ -3977,7 +4215,7 @@
     <w:semiHidden/>
     <w:rsid w:val="00FC693F"/>
     <w:rPr>
-      <w:rFonts w:asciiTheme="majorHAnsi" w:cstheme="majorBidi" w:eastAsiaTheme="majorEastAsia" w:hAnsiTheme="majorHAnsi"/>
+      <w:rFonts w:asciiTheme="majorHAnsi" w:cstheme="majorBidi" w:hAnsiTheme="majorHAnsi" w:eastAsia="黑体"/>
       <w:i/>
       <w:iCs/>
       <w:color w:themeColor="text1" w:themeTint="BF" w:val="404040"/>
@@ -3998,6 +4236,7 @@
       <w:spacing w:line="240" w:lineRule="auto"/>
     </w:pPr>
     <w:rPr>
+      <w:rFonts w:eastAsia="黑体"/>
       <w:b/>
       <w:bCs/>
       <w:color w:themeColor="accent1" w:val="4F81BD"/>
@@ -4012,6 +4251,7 @@
     <w:qFormat/>
     <w:rsid w:val="00FC693F"/>
     <w:rPr>
+      <w:rFonts w:eastAsia="黑体"/>
       <w:b/>
       <w:bCs/>
     </w:rPr>
@@ -4023,6 +4263,7 @@
     <w:qFormat/>
     <w:rsid w:val="00FC693F"/>
     <w:rPr>
+      <w:rFonts w:eastAsia="黑体"/>
       <w:i/>
       <w:iCs/>
     </w:rPr>
@@ -4043,6 +4284,7 @@
       <w:ind w:left="936" w:right="936"/>
     </w:pPr>
     <w:rPr>
+      <w:rFonts w:eastAsia="黑体"/>
       <w:b/>
       <w:bCs/>
       <w:i/>
@@ -4057,6 +4299,7 @@
     <w:uiPriority w:val="30"/>
     <w:rsid w:val="00FC693F"/>
     <w:rPr>
+      <w:rFonts w:eastAsia="黑体"/>
       <w:b/>
       <w:bCs/>
       <w:i/>
@@ -4071,6 +4314,7 @@
     <w:qFormat/>
     <w:rsid w:val="00FC693F"/>
     <w:rPr>
+      <w:rFonts w:eastAsia="黑体"/>
       <w:i/>
       <w:iCs/>
       <w:color w:themeColor="text1" w:themeTint="7F" w:val="808080"/>
@@ -4083,6 +4327,7 @@
     <w:qFormat/>
     <w:rsid w:val="00FC693F"/>
     <w:rPr>
+      <w:rFonts w:eastAsia="黑体"/>
       <w:b/>
       <w:bCs/>
       <w:i/>
@@ -4097,6 +4342,7 @@
     <w:qFormat/>
     <w:rsid w:val="00FC693F"/>
     <w:rPr>
+      <w:rFonts w:eastAsia="黑体"/>
       <w:smallCaps/>
       <w:color w:themeColor="accent2" w:val="C0504D"/>
       <w:u w:val="single"/>
@@ -4109,6 +4355,7 @@
     <w:qFormat/>
     <w:rsid w:val="00FC693F"/>
     <w:rPr>
+      <w:rFonts w:eastAsia="黑体"/>
       <w:b/>
       <w:bCs/>
       <w:smallCaps/>
@@ -4124,6 +4371,7 @@
     <w:qFormat/>
     <w:rsid w:val="00FC693F"/>
     <w:rPr>
+      <w:rFonts w:eastAsia="黑体"/>
       <w:b/>
       <w:bCs/>
       <w:smallCaps/>
@@ -4178,6 +4426,7 @@
       <w:spacing w:after="0" w:line="240" w:lineRule="auto"/>
     </w:pPr>
     <w:rPr>
+      <w:rFonts w:eastAsia="黑体"/>
       <w:color w:themeColor="text1" w:themeShade="BF" w:val="000000"/>
     </w:rPr>
     <w:tblPr>
@@ -4200,6 +4449,7 @@
         <w:spacing w:after="0" w:before="0" w:line="240" w:lineRule="auto"/>
       </w:pPr>
       <w:rPr>
+        <w:rFonts w:eastAsia="黑体"/>
         <w:b/>
         <w:bCs/>
       </w:rPr>
@@ -4220,6 +4470,7 @@
         <w:spacing w:after="0" w:before="0" w:line="240" w:lineRule="auto"/>
       </w:pPr>
       <w:rPr>
+        <w:rFonts w:eastAsia="黑体"/>
         <w:b/>
         <w:bCs/>
       </w:rPr>
@@ -4237,12 +4488,14 @@
     </w:tblStylePr>
     <w:tblStylePr w:type="firstCol">
       <w:rPr>
+        <w:rFonts w:eastAsia="黑体"/>
         <w:b/>
         <w:bCs/>
       </w:rPr>
     </w:tblStylePr>
     <w:tblStylePr w:type="lastCol">
       <w:rPr>
+        <w:rFonts w:eastAsia="黑体"/>
         <w:b/>
         <w:bCs/>
       </w:rPr>
@@ -4281,6 +4534,7 @@
       <w:spacing w:after="0" w:line="240" w:lineRule="auto"/>
     </w:pPr>
     <w:rPr>
+      <w:rFonts w:eastAsia="黑体"/>
       <w:color w:themeColor="accent1" w:themeShade="BF" w:val="365F91"/>
     </w:rPr>
     <w:tblPr>
@@ -4303,6 +4557,7 @@
         <w:spacing w:after="0" w:before="0" w:line="240" w:lineRule="auto"/>
       </w:pPr>
       <w:rPr>
+        <w:rFonts w:eastAsia="黑体"/>
         <w:b/>
         <w:bCs/>
       </w:rPr>
@@ -4323,6 +4578,7 @@
         <w:spacing w:after="0" w:before="0" w:line="240" w:lineRule="auto"/>
       </w:pPr>
       <w:rPr>
+        <w:rFonts w:eastAsia="黑体"/>
         <w:b/>
         <w:bCs/>
       </w:rPr>
@@ -4340,12 +4596,14 @@
     </w:tblStylePr>
     <w:tblStylePr w:type="firstCol">
       <w:rPr>
+        <w:rFonts w:eastAsia="黑体"/>
         <w:b/>
         <w:bCs/>
       </w:rPr>
     </w:tblStylePr>
     <w:tblStylePr w:type="lastCol">
       <w:rPr>
+        <w:rFonts w:eastAsia="黑体"/>
         <w:b/>
         <w:bCs/>
       </w:rPr>
@@ -4384,6 +4642,7 @@
       <w:spacing w:after="0" w:line="240" w:lineRule="auto"/>
     </w:pPr>
     <w:rPr>
+      <w:rFonts w:eastAsia="黑体"/>
       <w:color w:themeColor="accent2" w:themeShade="BF" w:val="943634"/>
     </w:rPr>
     <w:tblPr>
@@ -4406,6 +4665,7 @@
         <w:spacing w:after="0" w:before="0" w:line="240" w:lineRule="auto"/>
       </w:pPr>
       <w:rPr>
+        <w:rFonts w:eastAsia="黑体"/>
         <w:b/>
         <w:bCs/>
       </w:rPr>
@@ -4426,6 +4686,7 @@
         <w:spacing w:after="0" w:before="0" w:line="240" w:lineRule="auto"/>
       </w:pPr>
       <w:rPr>
+        <w:rFonts w:eastAsia="黑体"/>
         <w:b/>
         <w:bCs/>
       </w:rPr>
@@ -4443,12 +4704,14 @@
     </w:tblStylePr>
     <w:tblStylePr w:type="firstCol">
       <w:rPr>
+        <w:rFonts w:eastAsia="黑体"/>
         <w:b/>
         <w:bCs/>
       </w:rPr>
     </w:tblStylePr>
     <w:tblStylePr w:type="lastCol">
       <w:rPr>
+        <w:rFonts w:eastAsia="黑体"/>
         <w:b/>
         <w:bCs/>
       </w:rPr>
@@ -4487,6 +4750,7 @@
       <w:spacing w:after="0" w:line="240" w:lineRule="auto"/>
     </w:pPr>
     <w:rPr>
+      <w:rFonts w:eastAsia="黑体"/>
       <w:color w:themeColor="accent3" w:themeShade="BF" w:val="76923C"/>
     </w:rPr>
     <w:tblPr>
@@ -4509,6 +4773,7 @@
         <w:spacing w:after="0" w:before="0" w:line="240" w:lineRule="auto"/>
       </w:pPr>
       <w:rPr>
+        <w:rFonts w:eastAsia="黑体"/>
         <w:b/>
         <w:bCs/>
       </w:rPr>
@@ -4529,6 +4794,7 @@
         <w:spacing w:after="0" w:before="0" w:line="240" w:lineRule="auto"/>
       </w:pPr>
       <w:rPr>
+        <w:rFonts w:eastAsia="黑体"/>
         <w:b/>
         <w:bCs/>
       </w:rPr>
@@ -4546,12 +4812,14 @@
     </w:tblStylePr>
     <w:tblStylePr w:type="firstCol">
       <w:rPr>
+        <w:rFonts w:eastAsia="黑体"/>
         <w:b/>
         <w:bCs/>
       </w:rPr>
     </w:tblStylePr>
     <w:tblStylePr w:type="lastCol">
       <w:rPr>
+        <w:rFonts w:eastAsia="黑体"/>
         <w:b/>
         <w:bCs/>
       </w:rPr>
@@ -4590,6 +4858,7 @@
       <w:spacing w:after="0" w:line="240" w:lineRule="auto"/>
     </w:pPr>
     <w:rPr>
+      <w:rFonts w:eastAsia="黑体"/>
       <w:color w:themeColor="accent4" w:themeShade="BF" w:val="5F497A"/>
     </w:rPr>
     <w:tblPr>
@@ -4612,6 +4881,7 @@
         <w:spacing w:after="0" w:before="0" w:line="240" w:lineRule="auto"/>
       </w:pPr>
       <w:rPr>
+        <w:rFonts w:eastAsia="黑体"/>
         <w:b/>
         <w:bCs/>
       </w:rPr>
@@ -4632,6 +4902,7 @@
         <w:spacing w:after="0" w:before="0" w:line="240" w:lineRule="auto"/>
       </w:pPr>
       <w:rPr>
+        <w:rFonts w:eastAsia="黑体"/>
         <w:b/>
         <w:bCs/>
       </w:rPr>
@@ -4649,12 +4920,14 @@
     </w:tblStylePr>
     <w:tblStylePr w:type="firstCol">
       <w:rPr>
+        <w:rFonts w:eastAsia="黑体"/>
         <w:b/>
         <w:bCs/>
       </w:rPr>
     </w:tblStylePr>
     <w:tblStylePr w:type="lastCol">
       <w:rPr>
+        <w:rFonts w:eastAsia="黑体"/>
         <w:b/>
         <w:bCs/>
       </w:rPr>
@@ -4693,6 +4966,7 @@
       <w:spacing w:after="0" w:line="240" w:lineRule="auto"/>
     </w:pPr>
     <w:rPr>
+      <w:rFonts w:eastAsia="黑体"/>
       <w:color w:themeColor="accent5" w:themeShade="BF" w:val="31849B"/>
     </w:rPr>
     <w:tblPr>
@@ -4715,6 +4989,7 @@
         <w:spacing w:after="0" w:before="0" w:line="240" w:lineRule="auto"/>
       </w:pPr>
       <w:rPr>
+        <w:rFonts w:eastAsia="黑体"/>
         <w:b/>
         <w:bCs/>
       </w:rPr>
@@ -4735,6 +5010,7 @@
         <w:spacing w:after="0" w:before="0" w:line="240" w:lineRule="auto"/>
       </w:pPr>
       <w:rPr>
+        <w:rFonts w:eastAsia="黑体"/>
         <w:b/>
         <w:bCs/>
       </w:rPr>
@@ -4752,12 +5028,14 @@
     </w:tblStylePr>
     <w:tblStylePr w:type="firstCol">
       <w:rPr>
+        <w:rFonts w:eastAsia="黑体"/>
         <w:b/>
         <w:bCs/>
       </w:rPr>
     </w:tblStylePr>
     <w:tblStylePr w:type="lastCol">
       <w:rPr>
+        <w:rFonts w:eastAsia="黑体"/>
         <w:b/>
         <w:bCs/>
       </w:rPr>
@@ -4796,6 +5074,7 @@
       <w:spacing w:after="0" w:line="240" w:lineRule="auto"/>
     </w:pPr>
     <w:rPr>
+      <w:rFonts w:eastAsia="黑体"/>
       <w:color w:themeColor="accent6" w:themeShade="BF" w:val="E36C0A"/>
     </w:rPr>
     <w:tblPr>
@@ -4818,6 +5097,7 @@
         <w:spacing w:after="0" w:before="0" w:line="240" w:lineRule="auto"/>
       </w:pPr>
       <w:rPr>
+        <w:rFonts w:eastAsia="黑体"/>
         <w:b/>
         <w:bCs/>
       </w:rPr>
@@ -4838,6 +5118,7 @@
         <w:spacing w:after="0" w:before="0" w:line="240" w:lineRule="auto"/>
       </w:pPr>
       <w:rPr>
+        <w:rFonts w:eastAsia="黑体"/>
         <w:b/>
         <w:bCs/>
       </w:rPr>
@@ -4855,12 +5136,14 @@
     </w:tblStylePr>
     <w:tblStylePr w:type="firstCol">
       <w:rPr>
+        <w:rFonts w:eastAsia="黑体"/>
         <w:b/>
         <w:bCs/>
       </w:rPr>
     </w:tblStylePr>
     <w:tblStylePr w:type="lastCol">
       <w:rPr>
+        <w:rFonts w:eastAsia="黑体"/>
         <w:b/>
         <w:bCs/>
       </w:rPr>
@@ -4920,6 +5203,7 @@
         <w:spacing w:after="0" w:before="0" w:line="240" w:lineRule="auto"/>
       </w:pPr>
       <w:rPr>
+        <w:rFonts w:eastAsia="黑体"/>
         <w:b/>
         <w:bCs/>
         <w:color w:themeColor="background1" w:val="FFFFFF"/>
@@ -4934,6 +5218,7 @@
         <w:spacing w:after="0" w:before="0" w:line="240" w:lineRule="auto"/>
       </w:pPr>
       <w:rPr>
+        <w:rFonts w:eastAsia="黑体"/>
         <w:b/>
         <w:bCs/>
       </w:rPr>
@@ -4949,12 +5234,14 @@
     </w:tblStylePr>
     <w:tblStylePr w:type="firstCol">
       <w:rPr>
+        <w:rFonts w:eastAsia="黑体"/>
         <w:b/>
         <w:bCs/>
       </w:rPr>
     </w:tblStylePr>
     <w:tblStylePr w:type="lastCol">
       <w:rPr>
+        <w:rFonts w:eastAsia="黑体"/>
         <w:b/>
         <w:bCs/>
       </w:rPr>
@@ -5012,6 +5299,7 @@
         <w:spacing w:after="0" w:before="0" w:line="240" w:lineRule="auto"/>
       </w:pPr>
       <w:rPr>
+        <w:rFonts w:eastAsia="黑体"/>
         <w:b/>
         <w:bCs/>
         <w:color w:themeColor="background1" w:val="FFFFFF"/>
@@ -5026,6 +5314,7 @@
         <w:spacing w:after="0" w:before="0" w:line="240" w:lineRule="auto"/>
       </w:pPr>
       <w:rPr>
+        <w:rFonts w:eastAsia="黑体"/>
         <w:b/>
         <w:bCs/>
       </w:rPr>
@@ -5041,12 +5330,14 @@
     </w:tblStylePr>
     <w:tblStylePr w:type="firstCol">
       <w:rPr>
+        <w:rFonts w:eastAsia="黑体"/>
         <w:b/>
         <w:bCs/>
       </w:rPr>
     </w:tblStylePr>
     <w:tblStylePr w:type="lastCol">
       <w:rPr>
+        <w:rFonts w:eastAsia="黑体"/>
         <w:b/>
         <w:bCs/>
       </w:rPr>
@@ -5104,6 +5395,7 @@
         <w:spacing w:after="0" w:before="0" w:line="240" w:lineRule="auto"/>
       </w:pPr>
       <w:rPr>
+        <w:rFonts w:eastAsia="黑体"/>
         <w:b/>
         <w:bCs/>
         <w:color w:themeColor="background1" w:val="FFFFFF"/>
@@ -5118,6 +5410,7 @@
         <w:spacing w:after="0" w:before="0" w:line="240" w:lineRule="auto"/>
       </w:pPr>
       <w:rPr>
+        <w:rFonts w:eastAsia="黑体"/>
         <w:b/>
         <w:bCs/>
       </w:rPr>
@@ -5133,12 +5426,14 @@
     </w:tblStylePr>
     <w:tblStylePr w:type="firstCol">
       <w:rPr>
+        <w:rFonts w:eastAsia="黑体"/>
         <w:b/>
         <w:bCs/>
       </w:rPr>
     </w:tblStylePr>
     <w:tblStylePr w:type="lastCol">
       <w:rPr>
+        <w:rFonts w:eastAsia="黑体"/>
         <w:b/>
         <w:bCs/>
       </w:rPr>
@@ -5196,6 +5491,7 @@
         <w:spacing w:after="0" w:before="0" w:line="240" w:lineRule="auto"/>
       </w:pPr>
       <w:rPr>
+        <w:rFonts w:eastAsia="黑体"/>
         <w:b/>
         <w:bCs/>
         <w:color w:themeColor="background1" w:val="FFFFFF"/>
@@ -5210,6 +5506,7 @@
         <w:spacing w:after="0" w:before="0" w:line="240" w:lineRule="auto"/>
       </w:pPr>
       <w:rPr>
+        <w:rFonts w:eastAsia="黑体"/>
         <w:b/>
         <w:bCs/>
       </w:rPr>
@@ -5225,12 +5522,14 @@
     </w:tblStylePr>
     <w:tblStylePr w:type="firstCol">
       <w:rPr>
+        <w:rFonts w:eastAsia="黑体"/>
         <w:b/>
         <w:bCs/>
       </w:rPr>
     </w:tblStylePr>
     <w:tblStylePr w:type="lastCol">
       <w:rPr>
+        <w:rFonts w:eastAsia="黑体"/>
         <w:b/>
         <w:bCs/>
       </w:rPr>
@@ -5288,6 +5587,7 @@
         <w:spacing w:after="0" w:before="0" w:line="240" w:lineRule="auto"/>
       </w:pPr>
       <w:rPr>
+        <w:rFonts w:eastAsia="黑体"/>
         <w:b/>
         <w:bCs/>
         <w:color w:themeColor="background1" w:val="FFFFFF"/>
@@ -5302,6 +5602,7 @@
         <w:spacing w:after="0" w:before="0" w:line="240" w:lineRule="auto"/>
       </w:pPr>
       <w:rPr>
+        <w:rFonts w:eastAsia="黑体"/>
         <w:b/>
         <w:bCs/>
       </w:rPr>
@@ -5317,12 +5618,14 @@
     </w:tblStylePr>
     <w:tblStylePr w:type="firstCol">
       <w:rPr>
+        <w:rFonts w:eastAsia="黑体"/>
         <w:b/>
         <w:bCs/>
       </w:rPr>
     </w:tblStylePr>
     <w:tblStylePr w:type="lastCol">
       <w:rPr>
+        <w:rFonts w:eastAsia="黑体"/>
         <w:b/>
         <w:bCs/>
       </w:rPr>
@@ -5380,6 +5683,7 @@
         <w:spacing w:after="0" w:before="0" w:line="240" w:lineRule="auto"/>
       </w:pPr>
       <w:rPr>
+        <w:rFonts w:eastAsia="黑体"/>
         <w:b/>
         <w:bCs/>
         <w:color w:themeColor="background1" w:val="FFFFFF"/>
@@ -5394,6 +5698,7 @@
         <w:spacing w:after="0" w:before="0" w:line="240" w:lineRule="auto"/>
       </w:pPr>
       <w:rPr>
+        <w:rFonts w:eastAsia="黑体"/>
         <w:b/>
         <w:bCs/>
       </w:rPr>
@@ -5409,12 +5714,14 @@
     </w:tblStylePr>
     <w:tblStylePr w:type="firstCol">
       <w:rPr>
+        <w:rFonts w:eastAsia="黑体"/>
         <w:b/>
         <w:bCs/>
       </w:rPr>
     </w:tblStylePr>
     <w:tblStylePr w:type="lastCol">
       <w:rPr>
+        <w:rFonts w:eastAsia="黑体"/>
         <w:b/>
         <w:bCs/>
       </w:rPr>
@@ -5472,6 +5779,7 @@
         <w:spacing w:after="0" w:before="0" w:line="240" w:lineRule="auto"/>
       </w:pPr>
       <w:rPr>
+        <w:rFonts w:eastAsia="黑体"/>
         <w:b/>
         <w:bCs/>
         <w:color w:themeColor="background1" w:val="FFFFFF"/>
@@ -5486,6 +5794,7 @@
         <w:spacing w:after="0" w:before="0" w:line="240" w:lineRule="auto"/>
       </w:pPr>
       <w:rPr>
+        <w:rFonts w:eastAsia="黑体"/>
         <w:b/>
         <w:bCs/>
       </w:rPr>
@@ -5501,12 +5810,14 @@
     </w:tblStylePr>
     <w:tblStylePr w:type="firstCol">
       <w:rPr>
+        <w:rFonts w:eastAsia="黑体"/>
         <w:b/>
         <w:bCs/>
       </w:rPr>
     </w:tblStylePr>
     <w:tblStylePr w:type="lastCol">
       <w:rPr>
+        <w:rFonts w:eastAsia="黑体"/>
         <w:b/>
         <w:bCs/>
       </w:rPr>
@@ -5566,7 +5877,7 @@
         <w:spacing w:after="0" w:before="0" w:line="240" w:lineRule="auto"/>
       </w:pPr>
       <w:rPr>
-        <w:rFonts w:asciiTheme="majorHAnsi" w:cstheme="majorBidi" w:eastAsiaTheme="majorEastAsia" w:hAnsiTheme="majorHAnsi"/>
+        <w:rFonts w:asciiTheme="majorHAnsi" w:cstheme="majorBidi" w:hAnsiTheme="majorHAnsi" w:eastAsia="黑体"/>
         <w:b/>
         <w:bCs/>
       </w:rPr>
@@ -5587,7 +5898,7 @@
         <w:spacing w:after="0" w:before="0" w:line="240" w:lineRule="auto"/>
       </w:pPr>
       <w:rPr>
-        <w:rFonts w:asciiTheme="majorHAnsi" w:cstheme="majorBidi" w:eastAsiaTheme="majorEastAsia" w:hAnsiTheme="majorHAnsi"/>
+        <w:rFonts w:asciiTheme="majorHAnsi" w:cstheme="majorBidi" w:hAnsiTheme="majorHAnsi" w:eastAsia="黑体"/>
         <w:b/>
         <w:bCs/>
       </w:rPr>
@@ -5605,14 +5916,14 @@
     </w:tblStylePr>
     <w:tblStylePr w:type="firstCol">
       <w:rPr>
-        <w:rFonts w:asciiTheme="majorHAnsi" w:cstheme="majorBidi" w:eastAsiaTheme="majorEastAsia" w:hAnsiTheme="majorHAnsi"/>
+        <w:rFonts w:asciiTheme="majorHAnsi" w:cstheme="majorBidi" w:hAnsiTheme="majorHAnsi" w:eastAsia="黑体"/>
         <w:b/>
         <w:bCs/>
       </w:rPr>
     </w:tblStylePr>
     <w:tblStylePr w:type="lastCol">
       <w:rPr>
-        <w:rFonts w:asciiTheme="majorHAnsi" w:cstheme="majorBidi" w:eastAsiaTheme="majorEastAsia" w:hAnsiTheme="majorHAnsi"/>
+        <w:rFonts w:asciiTheme="majorHAnsi" w:cstheme="majorBidi" w:hAnsiTheme="majorHAnsi" w:eastAsia="黑体"/>
         <w:b/>
         <w:bCs/>
       </w:rPr>
@@ -5696,7 +6007,7 @@
         <w:spacing w:after="0" w:before="0" w:line="240" w:lineRule="auto"/>
       </w:pPr>
       <w:rPr>
-        <w:rFonts w:asciiTheme="majorHAnsi" w:cstheme="majorBidi" w:eastAsiaTheme="majorEastAsia" w:hAnsiTheme="majorHAnsi"/>
+        <w:rFonts w:asciiTheme="majorHAnsi" w:cstheme="majorBidi" w:hAnsiTheme="majorHAnsi" w:eastAsia="黑体"/>
         <w:b/>
         <w:bCs/>
       </w:rPr>
@@ -5717,7 +6028,7 @@
         <w:spacing w:after="0" w:before="0" w:line="240" w:lineRule="auto"/>
       </w:pPr>
       <w:rPr>
-        <w:rFonts w:asciiTheme="majorHAnsi" w:cstheme="majorBidi" w:eastAsiaTheme="majorEastAsia" w:hAnsiTheme="majorHAnsi"/>
+        <w:rFonts w:asciiTheme="majorHAnsi" w:cstheme="majorBidi" w:hAnsiTheme="majorHAnsi" w:eastAsia="黑体"/>
         <w:b/>
         <w:bCs/>
       </w:rPr>
@@ -5735,14 +6046,14 @@
     </w:tblStylePr>
     <w:tblStylePr w:type="firstCol">
       <w:rPr>
-        <w:rFonts w:asciiTheme="majorHAnsi" w:cstheme="majorBidi" w:eastAsiaTheme="majorEastAsia" w:hAnsiTheme="majorHAnsi"/>
+        <w:rFonts w:asciiTheme="majorHAnsi" w:cstheme="majorBidi" w:hAnsiTheme="majorHAnsi" w:eastAsia="黑体"/>
         <w:b/>
         <w:bCs/>
       </w:rPr>
     </w:tblStylePr>
     <w:tblStylePr w:type="lastCol">
       <w:rPr>
-        <w:rFonts w:asciiTheme="majorHAnsi" w:cstheme="majorBidi" w:eastAsiaTheme="majorEastAsia" w:hAnsiTheme="majorHAnsi"/>
+        <w:rFonts w:asciiTheme="majorHAnsi" w:cstheme="majorBidi" w:hAnsiTheme="majorHAnsi" w:eastAsia="黑体"/>
         <w:b/>
         <w:bCs/>
       </w:rPr>
@@ -5826,7 +6137,7 @@
         <w:spacing w:after="0" w:before="0" w:line="240" w:lineRule="auto"/>
       </w:pPr>
       <w:rPr>
-        <w:rFonts w:asciiTheme="majorHAnsi" w:cstheme="majorBidi" w:eastAsiaTheme="majorEastAsia" w:hAnsiTheme="majorHAnsi"/>
+        <w:rFonts w:asciiTheme="majorHAnsi" w:cstheme="majorBidi" w:hAnsiTheme="majorHAnsi" w:eastAsia="黑体"/>
         <w:b/>
         <w:bCs/>
       </w:rPr>
@@ -5847,7 +6158,7 @@
         <w:spacing w:after="0" w:before="0" w:line="240" w:lineRule="auto"/>
       </w:pPr>
       <w:rPr>
-        <w:rFonts w:asciiTheme="majorHAnsi" w:cstheme="majorBidi" w:eastAsiaTheme="majorEastAsia" w:hAnsiTheme="majorHAnsi"/>
+        <w:rFonts w:asciiTheme="majorHAnsi" w:cstheme="majorBidi" w:hAnsiTheme="majorHAnsi" w:eastAsia="黑体"/>
         <w:b/>
         <w:bCs/>
       </w:rPr>
@@ -5865,14 +6176,14 @@
     </w:tblStylePr>
     <w:tblStylePr w:type="firstCol">
       <w:rPr>
-        <w:rFonts w:asciiTheme="majorHAnsi" w:cstheme="majorBidi" w:eastAsiaTheme="majorEastAsia" w:hAnsiTheme="majorHAnsi"/>
+        <w:rFonts w:asciiTheme="majorHAnsi" w:cstheme="majorBidi" w:hAnsiTheme="majorHAnsi" w:eastAsia="黑体"/>
         <w:b/>
         <w:bCs/>
       </w:rPr>
     </w:tblStylePr>
     <w:tblStylePr w:type="lastCol">
       <w:rPr>
-        <w:rFonts w:asciiTheme="majorHAnsi" w:cstheme="majorBidi" w:eastAsiaTheme="majorEastAsia" w:hAnsiTheme="majorHAnsi"/>
+        <w:rFonts w:asciiTheme="majorHAnsi" w:cstheme="majorBidi" w:hAnsiTheme="majorHAnsi" w:eastAsia="黑体"/>
         <w:b/>
         <w:bCs/>
       </w:rPr>
@@ -5956,7 +6267,7 @@
         <w:spacing w:after="0" w:before="0" w:line="240" w:lineRule="auto"/>
       </w:pPr>
       <w:rPr>
-        <w:rFonts w:asciiTheme="majorHAnsi" w:cstheme="majorBidi" w:eastAsiaTheme="majorEastAsia" w:hAnsiTheme="majorHAnsi"/>
+        <w:rFonts w:asciiTheme="majorHAnsi" w:cstheme="majorBidi" w:hAnsiTheme="majorHAnsi" w:eastAsia="黑体"/>
         <w:b/>
         <w:bCs/>
       </w:rPr>
@@ -5977,7 +6288,7 @@
         <w:spacing w:after="0" w:before="0" w:line="240" w:lineRule="auto"/>
       </w:pPr>
       <w:rPr>
-        <w:rFonts w:asciiTheme="majorHAnsi" w:cstheme="majorBidi" w:eastAsiaTheme="majorEastAsia" w:hAnsiTheme="majorHAnsi"/>
+        <w:rFonts w:asciiTheme="majorHAnsi" w:cstheme="majorBidi" w:hAnsiTheme="majorHAnsi" w:eastAsia="黑体"/>
         <w:b/>
         <w:bCs/>
       </w:rPr>
@@ -5995,14 +6306,14 @@
     </w:tblStylePr>
     <w:tblStylePr w:type="firstCol">
       <w:rPr>
-        <w:rFonts w:asciiTheme="majorHAnsi" w:cstheme="majorBidi" w:eastAsiaTheme="majorEastAsia" w:hAnsiTheme="majorHAnsi"/>
+        <w:rFonts w:asciiTheme="majorHAnsi" w:cstheme="majorBidi" w:hAnsiTheme="majorHAnsi" w:eastAsia="黑体"/>
         <w:b/>
         <w:bCs/>
       </w:rPr>
     </w:tblStylePr>
     <w:tblStylePr w:type="lastCol">
       <w:rPr>
-        <w:rFonts w:asciiTheme="majorHAnsi" w:cstheme="majorBidi" w:eastAsiaTheme="majorEastAsia" w:hAnsiTheme="majorHAnsi"/>
+        <w:rFonts w:asciiTheme="majorHAnsi" w:cstheme="majorBidi" w:hAnsiTheme="majorHAnsi" w:eastAsia="黑体"/>
         <w:b/>
         <w:bCs/>
       </w:rPr>
@@ -6086,7 +6397,7 @@
         <w:spacing w:after="0" w:before="0" w:line="240" w:lineRule="auto"/>
       </w:pPr>
       <w:rPr>
-        <w:rFonts w:asciiTheme="majorHAnsi" w:cstheme="majorBidi" w:eastAsiaTheme="majorEastAsia" w:hAnsiTheme="majorHAnsi"/>
+        <w:rFonts w:asciiTheme="majorHAnsi" w:cstheme="majorBidi" w:hAnsiTheme="majorHAnsi" w:eastAsia="黑体"/>
         <w:b/>
         <w:bCs/>
       </w:rPr>
@@ -6107,7 +6418,7 @@
         <w:spacing w:after="0" w:before="0" w:line="240" w:lineRule="auto"/>
       </w:pPr>
       <w:rPr>
-        <w:rFonts w:asciiTheme="majorHAnsi" w:cstheme="majorBidi" w:eastAsiaTheme="majorEastAsia" w:hAnsiTheme="majorHAnsi"/>
+        <w:rFonts w:asciiTheme="majorHAnsi" w:cstheme="majorBidi" w:hAnsiTheme="majorHAnsi" w:eastAsia="黑体"/>
         <w:b/>
         <w:bCs/>
       </w:rPr>
@@ -6125,14 +6436,14 @@
     </w:tblStylePr>
     <w:tblStylePr w:type="firstCol">
       <w:rPr>
-        <w:rFonts w:asciiTheme="majorHAnsi" w:cstheme="majorBidi" w:eastAsiaTheme="majorEastAsia" w:hAnsiTheme="majorHAnsi"/>
+        <w:rFonts w:asciiTheme="majorHAnsi" w:cstheme="majorBidi" w:hAnsiTheme="majorHAnsi" w:eastAsia="黑体"/>
         <w:b/>
         <w:bCs/>
       </w:rPr>
     </w:tblStylePr>
     <w:tblStylePr w:type="lastCol">
       <w:rPr>
-        <w:rFonts w:asciiTheme="majorHAnsi" w:cstheme="majorBidi" w:eastAsiaTheme="majorEastAsia" w:hAnsiTheme="majorHAnsi"/>
+        <w:rFonts w:asciiTheme="majorHAnsi" w:cstheme="majorBidi" w:hAnsiTheme="majorHAnsi" w:eastAsia="黑体"/>
         <w:b/>
         <w:bCs/>
       </w:rPr>
@@ -6216,7 +6527,7 @@
         <w:spacing w:after="0" w:before="0" w:line="240" w:lineRule="auto"/>
       </w:pPr>
       <w:rPr>
-        <w:rFonts w:asciiTheme="majorHAnsi" w:cstheme="majorBidi" w:eastAsiaTheme="majorEastAsia" w:hAnsiTheme="majorHAnsi"/>
+        <w:rFonts w:asciiTheme="majorHAnsi" w:cstheme="majorBidi" w:hAnsiTheme="majorHAnsi" w:eastAsia="黑体"/>
         <w:b/>
         <w:bCs/>
       </w:rPr>
@@ -6237,7 +6548,7 @@
         <w:spacing w:after="0" w:before="0" w:line="240" w:lineRule="auto"/>
       </w:pPr>
       <w:rPr>
-        <w:rFonts w:asciiTheme="majorHAnsi" w:cstheme="majorBidi" w:eastAsiaTheme="majorEastAsia" w:hAnsiTheme="majorHAnsi"/>
+        <w:rFonts w:asciiTheme="majorHAnsi" w:cstheme="majorBidi" w:hAnsiTheme="majorHAnsi" w:eastAsia="黑体"/>
         <w:b/>
         <w:bCs/>
       </w:rPr>
@@ -6255,14 +6566,14 @@
     </w:tblStylePr>
     <w:tblStylePr w:type="firstCol">
       <w:rPr>
-        <w:rFonts w:asciiTheme="majorHAnsi" w:cstheme="majorBidi" w:eastAsiaTheme="majorEastAsia" w:hAnsiTheme="majorHAnsi"/>
+        <w:rFonts w:asciiTheme="majorHAnsi" w:cstheme="majorBidi" w:hAnsiTheme="majorHAnsi" w:eastAsia="黑体"/>
         <w:b/>
         <w:bCs/>
       </w:rPr>
     </w:tblStylePr>
     <w:tblStylePr w:type="lastCol">
       <w:rPr>
-        <w:rFonts w:asciiTheme="majorHAnsi" w:cstheme="majorBidi" w:eastAsiaTheme="majorEastAsia" w:hAnsiTheme="majorHAnsi"/>
+        <w:rFonts w:asciiTheme="majorHAnsi" w:cstheme="majorBidi" w:hAnsiTheme="majorHAnsi" w:eastAsia="黑体"/>
         <w:b/>
         <w:bCs/>
       </w:rPr>
@@ -6346,7 +6657,7 @@
         <w:spacing w:after="0" w:before="0" w:line="240" w:lineRule="auto"/>
       </w:pPr>
       <w:rPr>
-        <w:rFonts w:asciiTheme="majorHAnsi" w:cstheme="majorBidi" w:eastAsiaTheme="majorEastAsia" w:hAnsiTheme="majorHAnsi"/>
+        <w:rFonts w:asciiTheme="majorHAnsi" w:cstheme="majorBidi" w:hAnsiTheme="majorHAnsi" w:eastAsia="黑体"/>
         <w:b/>
         <w:bCs/>
       </w:rPr>
@@ -6367,7 +6678,7 @@
         <w:spacing w:after="0" w:before="0" w:line="240" w:lineRule="auto"/>
       </w:pPr>
       <w:rPr>
-        <w:rFonts w:asciiTheme="majorHAnsi" w:cstheme="majorBidi" w:eastAsiaTheme="majorEastAsia" w:hAnsiTheme="majorHAnsi"/>
+        <w:rFonts w:asciiTheme="majorHAnsi" w:cstheme="majorBidi" w:hAnsiTheme="majorHAnsi" w:eastAsia="黑体"/>
         <w:b/>
         <w:bCs/>
       </w:rPr>
@@ -6385,14 +6696,14 @@
     </w:tblStylePr>
     <w:tblStylePr w:type="firstCol">
       <w:rPr>
-        <w:rFonts w:asciiTheme="majorHAnsi" w:cstheme="majorBidi" w:eastAsiaTheme="majorEastAsia" w:hAnsiTheme="majorHAnsi"/>
+        <w:rFonts w:asciiTheme="majorHAnsi" w:cstheme="majorBidi" w:hAnsiTheme="majorHAnsi" w:eastAsia="黑体"/>
         <w:b/>
         <w:bCs/>
       </w:rPr>
     </w:tblStylePr>
     <w:tblStylePr w:type="lastCol">
       <w:rPr>
-        <w:rFonts w:asciiTheme="majorHAnsi" w:cstheme="majorBidi" w:eastAsiaTheme="majorEastAsia" w:hAnsiTheme="majorHAnsi"/>
+        <w:rFonts w:asciiTheme="majorHAnsi" w:cstheme="majorBidi" w:hAnsiTheme="majorHAnsi" w:eastAsia="黑体"/>
         <w:b/>
         <w:bCs/>
       </w:rPr>
@@ -6475,6 +6786,7 @@
         <w:spacing w:after="0" w:before="0" w:line="240" w:lineRule="auto"/>
       </w:pPr>
       <w:rPr>
+        <w:rFonts w:eastAsia="黑体"/>
         <w:b/>
         <w:bCs/>
         <w:color w:themeColor="background1" w:val="FFFFFF"/>
@@ -6497,6 +6809,7 @@
         <w:spacing w:after="0" w:before="0" w:line="240" w:lineRule="auto"/>
       </w:pPr>
       <w:rPr>
+        <w:rFonts w:eastAsia="黑体"/>
         <w:b/>
         <w:bCs/>
       </w:rPr>
@@ -6514,12 +6827,14 @@
     </w:tblStylePr>
     <w:tblStylePr w:type="firstCol">
       <w:rPr>
+        <w:rFonts w:eastAsia="黑体"/>
         <w:b/>
         <w:bCs/>
       </w:rPr>
     </w:tblStylePr>
     <w:tblStylePr w:type="lastCol">
       <w:rPr>
+        <w:rFonts w:eastAsia="黑体"/>
         <w:b/>
         <w:bCs/>
       </w:rPr>
@@ -6581,6 +6896,7 @@
         <w:spacing w:after="0" w:before="0" w:line="240" w:lineRule="auto"/>
       </w:pPr>
       <w:rPr>
+        <w:rFonts w:eastAsia="黑体"/>
         <w:b/>
         <w:bCs/>
         <w:color w:themeColor="background1" w:val="FFFFFF"/>
@@ -6603,6 +6919,7 @@
         <w:spacing w:after="0" w:before="0" w:line="240" w:lineRule="auto"/>
       </w:pPr>
       <w:rPr>
+        <w:rFonts w:eastAsia="黑体"/>
         <w:b/>
         <w:bCs/>
       </w:rPr>
@@ -6620,12 +6937,14 @@
     </w:tblStylePr>
     <w:tblStylePr w:type="firstCol">
       <w:rPr>
+        <w:rFonts w:eastAsia="黑体"/>
         <w:b/>
         <w:bCs/>
       </w:rPr>
     </w:tblStylePr>
     <w:tblStylePr w:type="lastCol">
       <w:rPr>
+        <w:rFonts w:eastAsia="黑体"/>
         <w:b/>
         <w:bCs/>
       </w:rPr>
@@ -6687,6 +7006,7 @@
         <w:spacing w:after="0" w:before="0" w:line="240" w:lineRule="auto"/>
       </w:pPr>
       <w:rPr>
+        <w:rFonts w:eastAsia="黑体"/>
         <w:b/>
         <w:bCs/>
         <w:color w:themeColor="background1" w:val="FFFFFF"/>
@@ -6709,6 +7029,7 @@
         <w:spacing w:after="0" w:before="0" w:line="240" w:lineRule="auto"/>
       </w:pPr>
       <w:rPr>
+        <w:rFonts w:eastAsia="黑体"/>
         <w:b/>
         <w:bCs/>
       </w:rPr>
@@ -6726,12 +7047,14 @@
     </w:tblStylePr>
     <w:tblStylePr w:type="firstCol">
       <w:rPr>
+        <w:rFonts w:eastAsia="黑体"/>
         <w:b/>
         <w:bCs/>
       </w:rPr>
     </w:tblStylePr>
     <w:tblStylePr w:type="lastCol">
       <w:rPr>
+        <w:rFonts w:eastAsia="黑体"/>
         <w:b/>
         <w:bCs/>
       </w:rPr>
@@ -6793,6 +7116,7 @@
         <w:spacing w:after="0" w:before="0" w:line="240" w:lineRule="auto"/>
       </w:pPr>
       <w:rPr>
+        <w:rFonts w:eastAsia="黑体"/>
         <w:b/>
         <w:bCs/>
         <w:color w:themeColor="background1" w:val="FFFFFF"/>
@@ -6815,6 +7139,7 @@
         <w:spacing w:after="0" w:before="0" w:line="240" w:lineRule="auto"/>
       </w:pPr>
       <w:rPr>
+        <w:rFonts w:eastAsia="黑体"/>
         <w:b/>
         <w:bCs/>
       </w:rPr>
@@ -6832,12 +7157,14 @@
     </w:tblStylePr>
     <w:tblStylePr w:type="firstCol">
       <w:rPr>
+        <w:rFonts w:eastAsia="黑体"/>
         <w:b/>
         <w:bCs/>
       </w:rPr>
     </w:tblStylePr>
     <w:tblStylePr w:type="lastCol">
       <w:rPr>
+        <w:rFonts w:eastAsia="黑体"/>
         <w:b/>
         <w:bCs/>
       </w:rPr>
@@ -6899,6 +7226,7 @@
         <w:spacing w:after="0" w:before="0" w:line="240" w:lineRule="auto"/>
       </w:pPr>
       <w:rPr>
+        <w:rFonts w:eastAsia="黑体"/>
         <w:b/>
         <w:bCs/>
         <w:color w:themeColor="background1" w:val="FFFFFF"/>
@@ -6921,6 +7249,7 @@
         <w:spacing w:after="0" w:before="0" w:line="240" w:lineRule="auto"/>
       </w:pPr>
       <w:rPr>
+        <w:rFonts w:eastAsia="黑体"/>
         <w:b/>
         <w:bCs/>
       </w:rPr>
@@ -6938,12 +7267,14 @@
     </w:tblStylePr>
     <w:tblStylePr w:type="firstCol">
       <w:rPr>
+        <w:rFonts w:eastAsia="黑体"/>
         <w:b/>
         <w:bCs/>
       </w:rPr>
     </w:tblStylePr>
     <w:tblStylePr w:type="lastCol">
       <w:rPr>
+        <w:rFonts w:eastAsia="黑体"/>
         <w:b/>
         <w:bCs/>
       </w:rPr>
@@ -7005,6 +7336,7 @@
         <w:spacing w:after="0" w:before="0" w:line="240" w:lineRule="auto"/>
       </w:pPr>
       <w:rPr>
+        <w:rFonts w:eastAsia="黑体"/>
         <w:b/>
         <w:bCs/>
         <w:color w:themeColor="background1" w:val="FFFFFF"/>
@@ -7027,6 +7359,7 @@
         <w:spacing w:after="0" w:before="0" w:line="240" w:lineRule="auto"/>
       </w:pPr>
       <w:rPr>
+        <w:rFonts w:eastAsia="黑体"/>
         <w:b/>
         <w:bCs/>
       </w:rPr>
@@ -7044,12 +7377,14 @@
     </w:tblStylePr>
     <w:tblStylePr w:type="firstCol">
       <w:rPr>
+        <w:rFonts w:eastAsia="黑体"/>
         <w:b/>
         <w:bCs/>
       </w:rPr>
     </w:tblStylePr>
     <w:tblStylePr w:type="lastCol">
       <w:rPr>
+        <w:rFonts w:eastAsia="黑体"/>
         <w:b/>
         <w:bCs/>
       </w:rPr>
@@ -7111,6 +7446,7 @@
         <w:spacing w:after="0" w:before="0" w:line="240" w:lineRule="auto"/>
       </w:pPr>
       <w:rPr>
+        <w:rFonts w:eastAsia="黑体"/>
         <w:b/>
         <w:bCs/>
         <w:color w:themeColor="background1" w:val="FFFFFF"/>
@@ -7133,6 +7469,7 @@
         <w:spacing w:after="0" w:before="0" w:line="240" w:lineRule="auto"/>
       </w:pPr>
       <w:rPr>
+        <w:rFonts w:eastAsia="黑体"/>
         <w:b/>
         <w:bCs/>
       </w:rPr>
@@ -7150,12 +7487,14 @@
     </w:tblStylePr>
     <w:tblStylePr w:type="firstCol">
       <w:rPr>
+        <w:rFonts w:eastAsia="黑体"/>
         <w:b/>
         <w:bCs/>
       </w:rPr>
     </w:tblStylePr>
     <w:tblStylePr w:type="lastCol">
       <w:rPr>
+        <w:rFonts w:eastAsia="黑体"/>
         <w:b/>
         <w:bCs/>
       </w:rPr>
@@ -7214,6 +7553,7 @@
         <w:spacing w:after="0" w:before="0" w:line="240" w:lineRule="auto"/>
       </w:pPr>
       <w:rPr>
+        <w:rFonts w:eastAsia="黑体"/>
         <w:b/>
         <w:bCs/>
         <w:color w:themeColor="background1" w:val="FFFFFF"/>
@@ -7236,6 +7576,7 @@
         <w:spacing w:after="0" w:before="0" w:line="240" w:lineRule="auto"/>
       </w:pPr>
       <w:rPr>
+        <w:rFonts w:eastAsia="黑体"/>
         <w:color w:val="auto"/>
       </w:rPr>
       <w:tblPr/>
@@ -7253,6 +7594,7 @@
     </w:tblStylePr>
     <w:tblStylePr w:type="firstCol">
       <w:rPr>
+        <w:rFonts w:eastAsia="黑体"/>
         <w:b/>
         <w:bCs/>
         <w:color w:themeColor="background1" w:val="FFFFFF"/>
@@ -7272,6 +7614,7 @@
     </w:tblStylePr>
     <w:tblStylePr w:type="lastCol">
       <w:rPr>
+        <w:rFonts w:eastAsia="黑体"/>
         <w:b/>
         <w:bCs/>
         <w:color w:themeColor="background1" w:val="FFFFFF"/>
@@ -7320,6 +7663,7 @@
     </w:tblStylePr>
     <w:tblStylePr w:type="nwCell">
       <w:rPr>
+        <w:rFonts w:eastAsia="黑体"/>
         <w:color w:themeColor="background1" w:val="FFFFFF"/>
       </w:rPr>
       <w:tblPr/>
@@ -7363,6 +7707,7 @@
         <w:spacing w:after="0" w:before="0" w:line="240" w:lineRule="auto"/>
       </w:pPr>
       <w:rPr>
+        <w:rFonts w:eastAsia="黑体"/>
         <w:b/>
         <w:bCs/>
         <w:color w:themeColor="background1" w:val="FFFFFF"/>
@@ -7385,6 +7730,7 @@
         <w:spacing w:after="0" w:before="0" w:line="240" w:lineRule="auto"/>
       </w:pPr>
       <w:rPr>
+        <w:rFonts w:eastAsia="黑体"/>
         <w:color w:val="auto"/>
       </w:rPr>
       <w:tblPr/>
@@ -7402,6 +7748,7 @@
     </w:tblStylePr>
     <w:tblStylePr w:type="firstCol">
       <w:rPr>
+        <w:rFonts w:eastAsia="黑体"/>
         <w:b/>
         <w:bCs/>
         <w:color w:themeColor="background1" w:val="FFFFFF"/>
@@ -7421,6 +7768,7 @@
     </w:tblStylePr>
     <w:tblStylePr w:type="lastCol">
       <w:rPr>
+        <w:rFonts w:eastAsia="黑体"/>
         <w:b/>
         <w:bCs/>
         <w:color w:themeColor="background1" w:val="FFFFFF"/>
@@ -7469,6 +7817,7 @@
     </w:tblStylePr>
     <w:tblStylePr w:type="nwCell">
       <w:rPr>
+        <w:rFonts w:eastAsia="黑体"/>
         <w:color w:themeColor="background1" w:val="FFFFFF"/>
       </w:rPr>
       <w:tblPr/>
@@ -7512,6 +7861,7 @@
         <w:spacing w:after="0" w:before="0" w:line="240" w:lineRule="auto"/>
       </w:pPr>
       <w:rPr>
+        <w:rFonts w:eastAsia="黑体"/>
         <w:b/>
         <w:bCs/>
         <w:color w:themeColor="background1" w:val="FFFFFF"/>
@@ -7534,6 +7884,7 @@
         <w:spacing w:after="0" w:before="0" w:line="240" w:lineRule="auto"/>
       </w:pPr>
       <w:rPr>
+        <w:rFonts w:eastAsia="黑体"/>
         <w:color w:val="auto"/>
       </w:rPr>
       <w:tblPr/>
@@ -7551,6 +7902,7 @@
     </w:tblStylePr>
     <w:tblStylePr w:type="firstCol">
       <w:rPr>
+        <w:rFonts w:eastAsia="黑体"/>
         <w:b/>
         <w:bCs/>
         <w:color w:themeColor="background1" w:val="FFFFFF"/>
@@ -7570,6 +7922,7 @@
     </w:tblStylePr>
     <w:tblStylePr w:type="lastCol">
       <w:rPr>
+        <w:rFonts w:eastAsia="黑体"/>
         <w:b/>
         <w:bCs/>
         <w:color w:themeColor="background1" w:val="FFFFFF"/>
@@ -7618,6 +7971,7 @@
     </w:tblStylePr>
     <w:tblStylePr w:type="nwCell">
       <w:rPr>
+        <w:rFonts w:eastAsia="黑体"/>
         <w:color w:themeColor="background1" w:val="FFFFFF"/>
       </w:rPr>
       <w:tblPr/>
@@ -7661,6 +8015,7 @@
         <w:spacing w:after="0" w:before="0" w:line="240" w:lineRule="auto"/>
       </w:pPr>
       <w:rPr>
+        <w:rFonts w:eastAsia="黑体"/>
         <w:b/>
         <w:bCs/>
         <w:color w:themeColor="background1" w:val="FFFFFF"/>
@@ -7683,6 +8038,7 @@
         <w:spacing w:after="0" w:before="0" w:line="240" w:lineRule="auto"/>
       </w:pPr>
       <w:rPr>
+        <w:rFonts w:eastAsia="黑体"/>
         <w:color w:val="auto"/>
       </w:rPr>
       <w:tblPr/>
@@ -7700,6 +8056,7 @@
     </w:tblStylePr>
     <w:tblStylePr w:type="firstCol">
       <w:rPr>
+        <w:rFonts w:eastAsia="黑体"/>
         <w:b/>
         <w:bCs/>
         <w:color w:themeColor="background1" w:val="FFFFFF"/>
@@ -7719,6 +8076,7 @@
     </w:tblStylePr>
     <w:tblStylePr w:type="lastCol">
       <w:rPr>
+        <w:rFonts w:eastAsia="黑体"/>
         <w:b/>
         <w:bCs/>
         <w:color w:themeColor="background1" w:val="FFFFFF"/>
@@ -7767,6 +8125,7 @@
     </w:tblStylePr>
     <w:tblStylePr w:type="nwCell">
       <w:rPr>
+        <w:rFonts w:eastAsia="黑体"/>
         <w:color w:themeColor="background1" w:val="FFFFFF"/>
       </w:rPr>
       <w:tblPr/>
@@ -7810,6 +8169,7 @@
         <w:spacing w:after="0" w:before="0" w:line="240" w:lineRule="auto"/>
       </w:pPr>
       <w:rPr>
+        <w:rFonts w:eastAsia="黑体"/>
         <w:b/>
         <w:bCs/>
         <w:color w:themeColor="background1" w:val="FFFFFF"/>
@@ -7832,6 +8192,7 @@
         <w:spacing w:after="0" w:before="0" w:line="240" w:lineRule="auto"/>
       </w:pPr>
       <w:rPr>
+        <w:rFonts w:eastAsia="黑体"/>
         <w:color w:val="auto"/>
       </w:rPr>
       <w:tblPr/>
@@ -7849,6 +8210,7 @@
     </w:tblStylePr>
     <w:tblStylePr w:type="firstCol">
       <w:rPr>
+        <w:rFonts w:eastAsia="黑体"/>
         <w:b/>
         <w:bCs/>
         <w:color w:themeColor="background1" w:val="FFFFFF"/>
@@ -7868,6 +8230,7 @@
     </w:tblStylePr>
     <w:tblStylePr w:type="lastCol">
       <w:rPr>
+        <w:rFonts w:eastAsia="黑体"/>
         <w:b/>
         <w:bCs/>
         <w:color w:themeColor="background1" w:val="FFFFFF"/>
@@ -7916,6 +8279,7 @@
     </w:tblStylePr>
     <w:tblStylePr w:type="nwCell">
       <w:rPr>
+        <w:rFonts w:eastAsia="黑体"/>
         <w:color w:themeColor="background1" w:val="FFFFFF"/>
       </w:rPr>
       <w:tblPr/>
@@ -7959,6 +8323,7 @@
         <w:spacing w:after="0" w:before="0" w:line="240" w:lineRule="auto"/>
       </w:pPr>
       <w:rPr>
+        <w:rFonts w:eastAsia="黑体"/>
         <w:b/>
         <w:bCs/>
         <w:color w:themeColor="background1" w:val="FFFFFF"/>
@@ -7981,6 +8346,7 @@
         <w:spacing w:after="0" w:before="0" w:line="240" w:lineRule="auto"/>
       </w:pPr>
       <w:rPr>
+        <w:rFonts w:eastAsia="黑体"/>
         <w:color w:val="auto"/>
       </w:rPr>
       <w:tblPr/>
@@ -7998,6 +8364,7 @@
     </w:tblStylePr>
     <w:tblStylePr w:type="firstCol">
       <w:rPr>
+        <w:rFonts w:eastAsia="黑体"/>
         <w:b/>
         <w:bCs/>
         <w:color w:themeColor="background1" w:val="FFFFFF"/>
@@ -8017,6 +8384,7 @@
     </w:tblStylePr>
     <w:tblStylePr w:type="lastCol">
       <w:rPr>
+        <w:rFonts w:eastAsia="黑体"/>
         <w:b/>
         <w:bCs/>
         <w:color w:themeColor="background1" w:val="FFFFFF"/>
@@ -8065,6 +8433,7 @@
     </w:tblStylePr>
     <w:tblStylePr w:type="nwCell">
       <w:rPr>
+        <w:rFonts w:eastAsia="黑体"/>
         <w:color w:themeColor="background1" w:val="FFFFFF"/>
       </w:rPr>
       <w:tblPr/>
@@ -8108,6 +8477,7 @@
         <w:spacing w:after="0" w:before="0" w:line="240" w:lineRule="auto"/>
       </w:pPr>
       <w:rPr>
+        <w:rFonts w:eastAsia="黑体"/>
         <w:b/>
         <w:bCs/>
         <w:color w:themeColor="background1" w:val="FFFFFF"/>
@@ -8130,6 +8500,7 @@
         <w:spacing w:after="0" w:before="0" w:line="240" w:lineRule="auto"/>
       </w:pPr>
       <w:rPr>
+        <w:rFonts w:eastAsia="黑体"/>
         <w:color w:val="auto"/>
       </w:rPr>
       <w:tblPr/>
@@ -8147,6 +8518,7 @@
     </w:tblStylePr>
     <w:tblStylePr w:type="firstCol">
       <w:rPr>
+        <w:rFonts w:eastAsia="黑体"/>
         <w:b/>
         <w:bCs/>
         <w:color w:themeColor="background1" w:val="FFFFFF"/>
@@ -8166,6 +8538,7 @@
     </w:tblStylePr>
     <w:tblStylePr w:type="lastCol">
       <w:rPr>
+        <w:rFonts w:eastAsia="黑体"/>
         <w:b/>
         <w:bCs/>
         <w:color w:themeColor="background1" w:val="FFFFFF"/>
@@ -8214,6 +8587,7 @@
     </w:tblStylePr>
     <w:tblStylePr w:type="nwCell">
       <w:rPr>
+        <w:rFonts w:eastAsia="黑体"/>
         <w:color w:themeColor="background1" w:val="FFFFFF"/>
       </w:rPr>
       <w:tblPr/>
@@ -8238,6 +8612,7 @@
       <w:spacing w:after="0" w:line="240" w:lineRule="auto"/>
     </w:pPr>
     <w:rPr>
+      <w:rFonts w:eastAsia="黑体"/>
       <w:color w:themeColor="text1" w:val="000000"/>
     </w:rPr>
     <w:tblPr>
@@ -8257,7 +8632,7 @@
     </w:tblPr>
     <w:tblStylePr w:type="firstRow">
       <w:rPr>
-        <w:rFonts w:asciiTheme="majorHAnsi" w:cstheme="majorBidi" w:eastAsiaTheme="majorEastAsia" w:hAnsiTheme="majorHAnsi"/>
+        <w:rFonts w:asciiTheme="majorHAnsi" w:cstheme="majorBidi" w:hAnsiTheme="majorHAnsi" w:eastAsia="黑体"/>
       </w:rPr>
       <w:tblPr/>
       <w:tcPr>
@@ -8269,6 +8644,7 @@
     </w:tblStylePr>
     <w:tblStylePr w:type="lastRow">
       <w:rPr>
+        <w:rFonts w:eastAsia="黑体"/>
         <w:b/>
         <w:bCs/>
         <w:color w:themeColor="text2" w:val="1F497D"/>
@@ -8283,12 +8659,14 @@
     </w:tblStylePr>
     <w:tblStylePr w:type="firstCol">
       <w:rPr>
+        <w:rFonts w:eastAsia="黑体"/>
         <w:b/>
         <w:bCs/>
       </w:rPr>
     </w:tblStylePr>
     <w:tblStylePr w:type="lastCol">
       <w:rPr>
+        <w:rFonts w:eastAsia="黑体"/>
         <w:b/>
         <w:bCs/>
       </w:rPr>
@@ -8322,6 +8700,7 @@
       <w:spacing w:after="0" w:line="240" w:lineRule="auto"/>
     </w:pPr>
     <w:rPr>
+      <w:rFonts w:eastAsia="黑体"/>
       <w:color w:themeColor="text1" w:val="000000"/>
     </w:rPr>
     <w:tblPr>
@@ -8341,7 +8720,7 @@
     </w:tblPr>
     <w:tblStylePr w:type="firstRow">
       <w:rPr>
-        <w:rFonts w:asciiTheme="majorHAnsi" w:cstheme="majorBidi" w:eastAsiaTheme="majorEastAsia" w:hAnsiTheme="majorHAnsi"/>
+        <w:rFonts w:asciiTheme="majorHAnsi" w:cstheme="majorBidi" w:hAnsiTheme="majorHAnsi" w:eastAsia="黑体"/>
       </w:rPr>
       <w:tblPr/>
       <w:tcPr>
@@ -8353,6 +8732,7 @@
     </w:tblStylePr>
     <w:tblStylePr w:type="lastRow">
       <w:rPr>
+        <w:rFonts w:eastAsia="黑体"/>
         <w:b/>
         <w:bCs/>
         <w:color w:themeColor="text2" w:val="1F497D"/>
@@ -8367,12 +8747,14 @@
     </w:tblStylePr>
     <w:tblStylePr w:type="firstCol">
       <w:rPr>
+        <w:rFonts w:eastAsia="黑体"/>
         <w:b/>
         <w:bCs/>
       </w:rPr>
     </w:tblStylePr>
     <w:tblStylePr w:type="lastCol">
       <w:rPr>
+        <w:rFonts w:eastAsia="黑体"/>
         <w:b/>
         <w:bCs/>
       </w:rPr>
@@ -8406,6 +8788,7 @@
       <w:spacing w:after="0" w:line="240" w:lineRule="auto"/>
     </w:pPr>
     <w:rPr>
+      <w:rFonts w:eastAsia="黑体"/>
       <w:color w:themeColor="text1" w:val="000000"/>
     </w:rPr>
     <w:tblPr>
@@ -8425,7 +8808,7 @@
     </w:tblPr>
     <w:tblStylePr w:type="firstRow">
       <w:rPr>
-        <w:rFonts w:asciiTheme="majorHAnsi" w:cstheme="majorBidi" w:eastAsiaTheme="majorEastAsia" w:hAnsiTheme="majorHAnsi"/>
+        <w:rFonts w:asciiTheme="majorHAnsi" w:cstheme="majorBidi" w:hAnsiTheme="majorHAnsi" w:eastAsia="黑体"/>
       </w:rPr>
       <w:tblPr/>
       <w:tcPr>
@@ -8437,6 +8820,7 @@
     </w:tblStylePr>
     <w:tblStylePr w:type="lastRow">
       <w:rPr>
+        <w:rFonts w:eastAsia="黑体"/>
         <w:b/>
         <w:bCs/>
         <w:color w:themeColor="text2" w:val="1F497D"/>
@@ -8451,12 +8835,14 @@
     </w:tblStylePr>
     <w:tblStylePr w:type="firstCol">
       <w:rPr>
+        <w:rFonts w:eastAsia="黑体"/>
         <w:b/>
         <w:bCs/>
       </w:rPr>
     </w:tblStylePr>
     <w:tblStylePr w:type="lastCol">
       <w:rPr>
+        <w:rFonts w:eastAsia="黑体"/>
         <w:b/>
         <w:bCs/>
       </w:rPr>
@@ -8490,6 +8876,7 @@
       <w:spacing w:after="0" w:line="240" w:lineRule="auto"/>
     </w:pPr>
     <w:rPr>
+      <w:rFonts w:eastAsia="黑体"/>
       <w:color w:themeColor="text1" w:val="000000"/>
     </w:rPr>
     <w:tblPr>
@@ -8509,7 +8896,7 @@
     </w:tblPr>
     <w:tblStylePr w:type="firstRow">
       <w:rPr>
-        <w:rFonts w:asciiTheme="majorHAnsi" w:cstheme="majorBidi" w:eastAsiaTheme="majorEastAsia" w:hAnsiTheme="majorHAnsi"/>
+        <w:rFonts w:asciiTheme="majorHAnsi" w:cstheme="majorBidi" w:hAnsiTheme="majorHAnsi" w:eastAsia="黑体"/>
       </w:rPr>
       <w:tblPr/>
       <w:tcPr>
@@ -8521,6 +8908,7 @@
     </w:tblStylePr>
     <w:tblStylePr w:type="lastRow">
       <w:rPr>
+        <w:rFonts w:eastAsia="黑体"/>
         <w:b/>
         <w:bCs/>
         <w:color w:themeColor="text2" w:val="1F497D"/>
@@ -8535,12 +8923,14 @@
     </w:tblStylePr>
     <w:tblStylePr w:type="firstCol">
       <w:rPr>
+        <w:rFonts w:eastAsia="黑体"/>
         <w:b/>
         <w:bCs/>
       </w:rPr>
     </w:tblStylePr>
     <w:tblStylePr w:type="lastCol">
       <w:rPr>
+        <w:rFonts w:eastAsia="黑体"/>
         <w:b/>
         <w:bCs/>
       </w:rPr>
@@ -8574,6 +8964,7 @@
       <w:spacing w:after="0" w:line="240" w:lineRule="auto"/>
     </w:pPr>
     <w:rPr>
+      <w:rFonts w:eastAsia="黑体"/>
       <w:color w:themeColor="text1" w:val="000000"/>
     </w:rPr>
     <w:tblPr>
@@ -8593,7 +8984,7 @@
     </w:tblPr>
     <w:tblStylePr w:type="firstRow">
       <w:rPr>
-        <w:rFonts w:asciiTheme="majorHAnsi" w:cstheme="majorBidi" w:eastAsiaTheme="majorEastAsia" w:hAnsiTheme="majorHAnsi"/>
+        <w:rFonts w:asciiTheme="majorHAnsi" w:cstheme="majorBidi" w:hAnsiTheme="majorHAnsi" w:eastAsia="黑体"/>
       </w:rPr>
       <w:tblPr/>
       <w:tcPr>
@@ -8605,6 +8996,7 @@
     </w:tblStylePr>
     <w:tblStylePr w:type="lastRow">
       <w:rPr>
+        <w:rFonts w:eastAsia="黑体"/>
         <w:b/>
         <w:bCs/>
         <w:color w:themeColor="text2" w:val="1F497D"/>
@@ -8619,12 +9011,14 @@
     </w:tblStylePr>
     <w:tblStylePr w:type="firstCol">
       <w:rPr>
+        <w:rFonts w:eastAsia="黑体"/>
         <w:b/>
         <w:bCs/>
       </w:rPr>
     </w:tblStylePr>
     <w:tblStylePr w:type="lastCol">
       <w:rPr>
+        <w:rFonts w:eastAsia="黑体"/>
         <w:b/>
         <w:bCs/>
       </w:rPr>
@@ -8658,6 +9052,7 @@
       <w:spacing w:after="0" w:line="240" w:lineRule="auto"/>
     </w:pPr>
     <w:rPr>
+      <w:rFonts w:eastAsia="黑体"/>
       <w:color w:themeColor="text1" w:val="000000"/>
     </w:rPr>
     <w:tblPr>
@@ -8677,7 +9072,7 @@
     </w:tblPr>
     <w:tblStylePr w:type="firstRow">
       <w:rPr>
-        <w:rFonts w:asciiTheme="majorHAnsi" w:cstheme="majorBidi" w:eastAsiaTheme="majorEastAsia" w:hAnsiTheme="majorHAnsi"/>
+        <w:rFonts w:asciiTheme="majorHAnsi" w:cstheme="majorBidi" w:hAnsiTheme="majorHAnsi" w:eastAsia="黑体"/>
       </w:rPr>
       <w:tblPr/>
       <w:tcPr>
@@ -8689,6 +9084,7 @@
     </w:tblStylePr>
     <w:tblStylePr w:type="lastRow">
       <w:rPr>
+        <w:rFonts w:eastAsia="黑体"/>
         <w:b/>
         <w:bCs/>
         <w:color w:themeColor="text2" w:val="1F497D"/>
@@ -8703,12 +9099,14 @@
     </w:tblStylePr>
     <w:tblStylePr w:type="firstCol">
       <w:rPr>
+        <w:rFonts w:eastAsia="黑体"/>
         <w:b/>
         <w:bCs/>
       </w:rPr>
     </w:tblStylePr>
     <w:tblStylePr w:type="lastCol">
       <w:rPr>
+        <w:rFonts w:eastAsia="黑体"/>
         <w:b/>
         <w:bCs/>
       </w:rPr>
@@ -8742,6 +9140,7 @@
       <w:spacing w:after="0" w:line="240" w:lineRule="auto"/>
     </w:pPr>
     <w:rPr>
+      <w:rFonts w:eastAsia="黑体"/>
       <w:color w:themeColor="text1" w:val="000000"/>
     </w:rPr>
     <w:tblPr>
@@ -8761,7 +9160,7 @@
     </w:tblPr>
     <w:tblStylePr w:type="firstRow">
       <w:rPr>
-        <w:rFonts w:asciiTheme="majorHAnsi" w:cstheme="majorBidi" w:eastAsiaTheme="majorEastAsia" w:hAnsiTheme="majorHAnsi"/>
+        <w:rFonts w:asciiTheme="majorHAnsi" w:cstheme="majorBidi" w:hAnsiTheme="majorHAnsi" w:eastAsia="黑体"/>
       </w:rPr>
       <w:tblPr/>
       <w:tcPr>
@@ -8773,6 +9172,7 @@
     </w:tblStylePr>
     <w:tblStylePr w:type="lastRow">
       <w:rPr>
+        <w:rFonts w:eastAsia="黑体"/>
         <w:b/>
         <w:bCs/>
         <w:color w:themeColor="text2" w:val="1F497D"/>
@@ -8787,12 +9187,14 @@
     </w:tblStylePr>
     <w:tblStylePr w:type="firstCol">
       <w:rPr>
+        <w:rFonts w:eastAsia="黑体"/>
         <w:b/>
         <w:bCs/>
       </w:rPr>
     </w:tblStylePr>
     <w:tblStylePr w:type="lastCol">
       <w:rPr>
+        <w:rFonts w:eastAsia="黑体"/>
         <w:b/>
         <w:bCs/>
       </w:rPr>
@@ -8826,7 +9228,7 @@
       <w:spacing w:after="0" w:line="240" w:lineRule="auto"/>
     </w:pPr>
     <w:rPr>
-      <w:rFonts w:asciiTheme="majorHAnsi" w:cstheme="majorBidi" w:eastAsiaTheme="majorEastAsia" w:hAnsiTheme="majorHAnsi"/>
+      <w:rFonts w:asciiTheme="majorHAnsi" w:cstheme="majorBidi" w:hAnsiTheme="majorHAnsi" w:eastAsia="黑体"/>
       <w:color w:themeColor="text1" w:val="000000"/>
     </w:rPr>
     <w:tblPr>
@@ -8848,6 +9250,7 @@
     </w:tblPr>
     <w:tblStylePr w:type="firstRow">
       <w:rPr>
+        <w:rFonts w:eastAsia="黑体"/>
         <w:sz w:val="24"/>
         <w:szCs w:val="24"/>
       </w:rPr>
@@ -8954,7 +9357,7 @@
       <w:spacing w:after="0" w:line="240" w:lineRule="auto"/>
     </w:pPr>
     <w:rPr>
-      <w:rFonts w:asciiTheme="majorHAnsi" w:cstheme="majorBidi" w:eastAsiaTheme="majorEastAsia" w:hAnsiTheme="majorHAnsi"/>
+      <w:rFonts w:asciiTheme="majorHAnsi" w:cstheme="majorBidi" w:hAnsiTheme="majorHAnsi" w:eastAsia="黑体"/>
       <w:color w:themeColor="text1" w:val="000000"/>
     </w:rPr>
     <w:tblPr>
@@ -8976,6 +9379,7 @@
     </w:tblPr>
     <w:tblStylePr w:type="firstRow">
       <w:rPr>
+        <w:rFonts w:eastAsia="黑体"/>
         <w:sz w:val="24"/>
         <w:szCs w:val="24"/>
       </w:rPr>
@@ -9082,7 +9486,7 @@
       <w:spacing w:after="0" w:line="240" w:lineRule="auto"/>
     </w:pPr>
     <w:rPr>
-      <w:rFonts w:asciiTheme="majorHAnsi" w:cstheme="majorBidi" w:eastAsiaTheme="majorEastAsia" w:hAnsiTheme="majorHAnsi"/>
+      <w:rFonts w:asciiTheme="majorHAnsi" w:cstheme="majorBidi" w:hAnsiTheme="majorHAnsi" w:eastAsia="黑体"/>
       <w:color w:themeColor="text1" w:val="000000"/>
     </w:rPr>
     <w:tblPr>
@@ -9104,6 +9508,7 @@
     </w:tblPr>
     <w:tblStylePr w:type="firstRow">
       <w:rPr>
+        <w:rFonts w:eastAsia="黑体"/>
         <w:sz w:val="24"/>
         <w:szCs w:val="24"/>
       </w:rPr>
@@ -9210,7 +9615,7 @@
       <w:spacing w:after="0" w:line="240" w:lineRule="auto"/>
     </w:pPr>
     <w:rPr>
-      <w:rFonts w:asciiTheme="majorHAnsi" w:cstheme="majorBidi" w:eastAsiaTheme="majorEastAsia" w:hAnsiTheme="majorHAnsi"/>
+      <w:rFonts w:asciiTheme="majorHAnsi" w:cstheme="majorBidi" w:hAnsiTheme="majorHAnsi" w:eastAsia="黑体"/>
       <w:color w:themeColor="text1" w:val="000000"/>
     </w:rPr>
     <w:tblPr>
@@ -9232,6 +9637,7 @@
     </w:tblPr>
     <w:tblStylePr w:type="firstRow">
       <w:rPr>
+        <w:rFonts w:eastAsia="黑体"/>
         <w:sz w:val="24"/>
         <w:szCs w:val="24"/>
       </w:rPr>
@@ -9338,7 +9744,7 @@
       <w:spacing w:after="0" w:line="240" w:lineRule="auto"/>
     </w:pPr>
     <w:rPr>
-      <w:rFonts w:asciiTheme="majorHAnsi" w:cstheme="majorBidi" w:eastAsiaTheme="majorEastAsia" w:hAnsiTheme="majorHAnsi"/>
+      <w:rFonts w:asciiTheme="majorHAnsi" w:cstheme="majorBidi" w:hAnsiTheme="majorHAnsi" w:eastAsia="黑体"/>
       <w:color w:themeColor="text1" w:val="000000"/>
     </w:rPr>
     <w:tblPr>
@@ -9360,6 +9766,7 @@
     </w:tblPr>
     <w:tblStylePr w:type="firstRow">
       <w:rPr>
+        <w:rFonts w:eastAsia="黑体"/>
         <w:sz w:val="24"/>
         <w:szCs w:val="24"/>
       </w:rPr>
@@ -9466,7 +9873,7 @@
       <w:spacing w:after="0" w:line="240" w:lineRule="auto"/>
     </w:pPr>
     <w:rPr>
-      <w:rFonts w:asciiTheme="majorHAnsi" w:cstheme="majorBidi" w:eastAsiaTheme="majorEastAsia" w:hAnsiTheme="majorHAnsi"/>
+      <w:rFonts w:asciiTheme="majorHAnsi" w:cstheme="majorBidi" w:hAnsiTheme="majorHAnsi" w:eastAsia="黑体"/>
       <w:color w:themeColor="text1" w:val="000000"/>
     </w:rPr>
     <w:tblPr>
@@ -9488,6 +9895,7 @@
     </w:tblPr>
     <w:tblStylePr w:type="firstRow">
       <w:rPr>
+        <w:rFonts w:eastAsia="黑体"/>
         <w:sz w:val="24"/>
         <w:szCs w:val="24"/>
       </w:rPr>
@@ -9594,7 +10002,7 @@
       <w:spacing w:after="0" w:line="240" w:lineRule="auto"/>
     </w:pPr>
     <w:rPr>
-      <w:rFonts w:asciiTheme="majorHAnsi" w:cstheme="majorBidi" w:eastAsiaTheme="majorEastAsia" w:hAnsiTheme="majorHAnsi"/>
+      <w:rFonts w:asciiTheme="majorHAnsi" w:cstheme="majorBidi" w:hAnsiTheme="majorHAnsi" w:eastAsia="黑体"/>
       <w:color w:themeColor="text1" w:val="000000"/>
     </w:rPr>
     <w:tblPr>
@@ -9616,6 +10024,7 @@
     </w:tblPr>
     <w:tblStylePr w:type="firstRow">
       <w:rPr>
+        <w:rFonts w:eastAsia="黑体"/>
         <w:sz w:val="24"/>
         <w:szCs w:val="24"/>
       </w:rPr>
@@ -9745,12 +10154,14 @@
     </w:tcPr>
     <w:tblStylePr w:type="firstRow">
       <w:rPr>
+        <w:rFonts w:eastAsia="黑体"/>
         <w:b/>
         <w:bCs/>
       </w:rPr>
     </w:tblStylePr>
     <w:tblStylePr w:type="lastRow">
       <w:rPr>
+        <w:rFonts w:eastAsia="黑体"/>
         <w:b/>
         <w:bCs/>
       </w:rPr>
@@ -9763,12 +10174,14 @@
     </w:tblStylePr>
     <w:tblStylePr w:type="firstCol">
       <w:rPr>
+        <w:rFonts w:eastAsia="黑体"/>
         <w:b/>
         <w:bCs/>
       </w:rPr>
     </w:tblStylePr>
     <w:tblStylePr w:type="lastCol">
       <w:rPr>
+        <w:rFonts w:eastAsia="黑体"/>
         <w:b/>
         <w:bCs/>
       </w:rPr>
@@ -9818,12 +10231,14 @@
     </w:tcPr>
     <w:tblStylePr w:type="firstRow">
       <w:rPr>
+        <w:rFonts w:eastAsia="黑体"/>
         <w:b/>
         <w:bCs/>
       </w:rPr>
     </w:tblStylePr>
     <w:tblStylePr w:type="lastRow">
       <w:rPr>
+        <w:rFonts w:eastAsia="黑体"/>
         <w:b/>
         <w:bCs/>
       </w:rPr>
@@ -9836,12 +10251,14 @@
     </w:tblStylePr>
     <w:tblStylePr w:type="firstCol">
       <w:rPr>
+        <w:rFonts w:eastAsia="黑体"/>
         <w:b/>
         <w:bCs/>
       </w:rPr>
     </w:tblStylePr>
     <w:tblStylePr w:type="lastCol">
       <w:rPr>
+        <w:rFonts w:eastAsia="黑体"/>
         <w:b/>
         <w:bCs/>
       </w:rPr>
@@ -9891,12 +10308,14 @@
     </w:tcPr>
     <w:tblStylePr w:type="firstRow">
       <w:rPr>
+        <w:rFonts w:eastAsia="黑体"/>
         <w:b/>
         <w:bCs/>
       </w:rPr>
     </w:tblStylePr>
     <w:tblStylePr w:type="lastRow">
       <w:rPr>
+        <w:rFonts w:eastAsia="黑体"/>
         <w:b/>
         <w:bCs/>
       </w:rPr>
@@ -9909,12 +10328,14 @@
     </w:tblStylePr>
     <w:tblStylePr w:type="firstCol">
       <w:rPr>
+        <w:rFonts w:eastAsia="黑体"/>
         <w:b/>
         <w:bCs/>
       </w:rPr>
     </w:tblStylePr>
     <w:tblStylePr w:type="lastCol">
       <w:rPr>
+        <w:rFonts w:eastAsia="黑体"/>
         <w:b/>
         <w:bCs/>
       </w:rPr>
@@ -9964,12 +10385,14 @@
     </w:tcPr>
     <w:tblStylePr w:type="firstRow">
       <w:rPr>
+        <w:rFonts w:eastAsia="黑体"/>
         <w:b/>
         <w:bCs/>
       </w:rPr>
     </w:tblStylePr>
     <w:tblStylePr w:type="lastRow">
       <w:rPr>
+        <w:rFonts w:eastAsia="黑体"/>
         <w:b/>
         <w:bCs/>
       </w:rPr>
@@ -9982,12 +10405,14 @@
     </w:tblStylePr>
     <w:tblStylePr w:type="firstCol">
       <w:rPr>
+        <w:rFonts w:eastAsia="黑体"/>
         <w:b/>
         <w:bCs/>
       </w:rPr>
     </w:tblStylePr>
     <w:tblStylePr w:type="lastCol">
       <w:rPr>
+        <w:rFonts w:eastAsia="黑体"/>
         <w:b/>
         <w:bCs/>
       </w:rPr>
@@ -10037,12 +10462,14 @@
     </w:tcPr>
     <w:tblStylePr w:type="firstRow">
       <w:rPr>
+        <w:rFonts w:eastAsia="黑体"/>
         <w:b/>
         <w:bCs/>
       </w:rPr>
     </w:tblStylePr>
     <w:tblStylePr w:type="lastRow">
       <w:rPr>
+        <w:rFonts w:eastAsia="黑体"/>
         <w:b/>
         <w:bCs/>
       </w:rPr>
@@ -10055,12 +10482,14 @@
     </w:tblStylePr>
     <w:tblStylePr w:type="firstCol">
       <w:rPr>
+        <w:rFonts w:eastAsia="黑体"/>
         <w:b/>
         <w:bCs/>
       </w:rPr>
     </w:tblStylePr>
     <w:tblStylePr w:type="lastCol">
       <w:rPr>
+        <w:rFonts w:eastAsia="黑体"/>
         <w:b/>
         <w:bCs/>
       </w:rPr>
@@ -10110,12 +10539,14 @@
     </w:tcPr>
     <w:tblStylePr w:type="firstRow">
       <w:rPr>
+        <w:rFonts w:eastAsia="黑体"/>
         <w:b/>
         <w:bCs/>
       </w:rPr>
     </w:tblStylePr>
     <w:tblStylePr w:type="lastRow">
       <w:rPr>
+        <w:rFonts w:eastAsia="黑体"/>
         <w:b/>
         <w:bCs/>
       </w:rPr>
@@ -10128,12 +10559,14 @@
     </w:tblStylePr>
     <w:tblStylePr w:type="firstCol">
       <w:rPr>
+        <w:rFonts w:eastAsia="黑体"/>
         <w:b/>
         <w:bCs/>
       </w:rPr>
     </w:tblStylePr>
     <w:tblStylePr w:type="lastCol">
       <w:rPr>
+        <w:rFonts w:eastAsia="黑体"/>
         <w:b/>
         <w:bCs/>
       </w:rPr>
@@ -10183,12 +10616,14 @@
     </w:tcPr>
     <w:tblStylePr w:type="firstRow">
       <w:rPr>
+        <w:rFonts w:eastAsia="黑体"/>
         <w:b/>
         <w:bCs/>
       </w:rPr>
     </w:tblStylePr>
     <w:tblStylePr w:type="lastRow">
       <w:rPr>
+        <w:rFonts w:eastAsia="黑体"/>
         <w:b/>
         <w:bCs/>
       </w:rPr>
@@ -10201,12 +10636,14 @@
     </w:tblStylePr>
     <w:tblStylePr w:type="firstCol">
       <w:rPr>
+        <w:rFonts w:eastAsia="黑体"/>
         <w:b/>
         <w:bCs/>
       </w:rPr>
     </w:tblStylePr>
     <w:tblStylePr w:type="lastCol">
       <w:rPr>
+        <w:rFonts w:eastAsia="黑体"/>
         <w:b/>
         <w:bCs/>
       </w:rPr>
@@ -10233,7 +10670,7 @@
       <w:spacing w:after="0" w:line="240" w:lineRule="auto"/>
     </w:pPr>
     <w:rPr>
-      <w:rFonts w:asciiTheme="majorHAnsi" w:cstheme="majorBidi" w:eastAsiaTheme="majorEastAsia" w:hAnsiTheme="majorHAnsi"/>
+      <w:rFonts w:asciiTheme="majorHAnsi" w:cstheme="majorBidi" w:hAnsiTheme="majorHAnsi" w:eastAsia="黑体"/>
       <w:color w:themeColor="text1" w:val="000000"/>
     </w:rPr>
     <w:tblPr>
@@ -10260,6 +10697,7 @@
     </w:tcPr>
     <w:tblStylePr w:type="firstRow">
       <w:rPr>
+        <w:rFonts w:eastAsia="黑体"/>
         <w:b/>
         <w:bCs/>
         <w:color w:themeColor="text1" w:val="000000"/>
@@ -10271,6 +10709,7 @@
     </w:tblStylePr>
     <w:tblStylePr w:type="lastRow">
       <w:rPr>
+        <w:rFonts w:eastAsia="黑体"/>
         <w:b/>
         <w:bCs/>
         <w:color w:themeColor="text1" w:val="000000"/>
@@ -10290,6 +10729,7 @@
     </w:tblStylePr>
     <w:tblStylePr w:type="firstCol">
       <w:rPr>
+        <w:rFonts w:eastAsia="黑体"/>
         <w:b/>
         <w:bCs/>
         <w:color w:themeColor="text1" w:val="000000"/>
@@ -10309,6 +10749,7 @@
     </w:tblStylePr>
     <w:tblStylePr w:type="lastCol">
       <w:rPr>
+        <w:rFonts w:eastAsia="黑体"/>
         <w:b w:val="0"/>
         <w:bCs w:val="0"/>
         <w:color w:themeColor="text1" w:val="000000"/>
@@ -10358,7 +10799,7 @@
       <w:spacing w:after="0" w:line="240" w:lineRule="auto"/>
     </w:pPr>
     <w:rPr>
-      <w:rFonts w:asciiTheme="majorHAnsi" w:cstheme="majorBidi" w:eastAsiaTheme="majorEastAsia" w:hAnsiTheme="majorHAnsi"/>
+      <w:rFonts w:asciiTheme="majorHAnsi" w:cstheme="majorBidi" w:hAnsiTheme="majorHAnsi" w:eastAsia="黑体"/>
       <w:color w:themeColor="text1" w:val="000000"/>
     </w:rPr>
     <w:tblPr>
@@ -10385,6 +10826,7 @@
     </w:tcPr>
     <w:tblStylePr w:type="firstRow">
       <w:rPr>
+        <w:rFonts w:eastAsia="黑体"/>
         <w:b/>
         <w:bCs/>
         <w:color w:themeColor="text1" w:val="000000"/>
@@ -10396,6 +10838,7 @@
     </w:tblStylePr>
     <w:tblStylePr w:type="lastRow">
       <w:rPr>
+        <w:rFonts w:eastAsia="黑体"/>
         <w:b/>
         <w:bCs/>
         <w:color w:themeColor="text1" w:val="000000"/>
@@ -10415,6 +10858,7 @@
     </w:tblStylePr>
     <w:tblStylePr w:type="firstCol">
       <w:rPr>
+        <w:rFonts w:eastAsia="黑体"/>
         <w:b/>
         <w:bCs/>
         <w:color w:themeColor="text1" w:val="000000"/>
@@ -10434,6 +10878,7 @@
     </w:tblStylePr>
     <w:tblStylePr w:type="lastCol">
       <w:rPr>
+        <w:rFonts w:eastAsia="黑体"/>
         <w:b w:val="0"/>
         <w:bCs w:val="0"/>
         <w:color w:themeColor="text1" w:val="000000"/>
@@ -10483,7 +10928,7 @@
       <w:spacing w:after="0" w:line="240" w:lineRule="auto"/>
     </w:pPr>
     <w:rPr>
-      <w:rFonts w:asciiTheme="majorHAnsi" w:cstheme="majorBidi" w:eastAsiaTheme="majorEastAsia" w:hAnsiTheme="majorHAnsi"/>
+      <w:rFonts w:asciiTheme="majorHAnsi" w:cstheme="majorBidi" w:hAnsiTheme="majorHAnsi" w:eastAsia="黑体"/>
       <w:color w:themeColor="text1" w:val="000000"/>
     </w:rPr>
     <w:tblPr>
@@ -10510,6 +10955,7 @@
     </w:tcPr>
     <w:tblStylePr w:type="firstRow">
       <w:rPr>
+        <w:rFonts w:eastAsia="黑体"/>
         <w:b/>
         <w:bCs/>
         <w:color w:themeColor="text1" w:val="000000"/>
@@ -10521,6 +10967,7 @@
     </w:tblStylePr>
     <w:tblStylePr w:type="lastRow">
       <w:rPr>
+        <w:rFonts w:eastAsia="黑体"/>
         <w:b/>
         <w:bCs/>
         <w:color w:themeColor="text1" w:val="000000"/>
@@ -10540,6 +10987,7 @@
     </w:tblStylePr>
     <w:tblStylePr w:type="firstCol">
       <w:rPr>
+        <w:rFonts w:eastAsia="黑体"/>
         <w:b/>
         <w:bCs/>
         <w:color w:themeColor="text1" w:val="000000"/>
@@ -10559,6 +11007,7 @@
     </w:tblStylePr>
     <w:tblStylePr w:type="lastCol">
       <w:rPr>
+        <w:rFonts w:eastAsia="黑体"/>
         <w:b w:val="0"/>
         <w:bCs w:val="0"/>
         <w:color w:themeColor="text1" w:val="000000"/>
@@ -10608,7 +11057,7 @@
       <w:spacing w:after="0" w:line="240" w:lineRule="auto"/>
     </w:pPr>
     <w:rPr>
-      <w:rFonts w:asciiTheme="majorHAnsi" w:cstheme="majorBidi" w:eastAsiaTheme="majorEastAsia" w:hAnsiTheme="majorHAnsi"/>
+      <w:rFonts w:asciiTheme="majorHAnsi" w:cstheme="majorBidi" w:hAnsiTheme="majorHAnsi" w:eastAsia="黑体"/>
       <w:color w:themeColor="text1" w:val="000000"/>
     </w:rPr>
     <w:tblPr>
@@ -10635,6 +11084,7 @@
     </w:tcPr>
     <w:tblStylePr w:type="firstRow">
       <w:rPr>
+        <w:rFonts w:eastAsia="黑体"/>
         <w:b/>
         <w:bCs/>
         <w:color w:themeColor="text1" w:val="000000"/>
@@ -10646,6 +11096,7 @@
     </w:tblStylePr>
     <w:tblStylePr w:type="lastRow">
       <w:rPr>
+        <w:rFonts w:eastAsia="黑体"/>
         <w:b/>
         <w:bCs/>
         <w:color w:themeColor="text1" w:val="000000"/>
@@ -10665,6 +11116,7 @@
     </w:tblStylePr>
     <w:tblStylePr w:type="firstCol">
       <w:rPr>
+        <w:rFonts w:eastAsia="黑体"/>
         <w:b/>
         <w:bCs/>
         <w:color w:themeColor="text1" w:val="000000"/>
@@ -10684,6 +11136,7 @@
     </w:tblStylePr>
     <w:tblStylePr w:type="lastCol">
       <w:rPr>
+        <w:rFonts w:eastAsia="黑体"/>
         <w:b w:val="0"/>
         <w:bCs w:val="0"/>
         <w:color w:themeColor="text1" w:val="000000"/>
@@ -10733,7 +11186,7 @@
       <w:spacing w:after="0" w:line="240" w:lineRule="auto"/>
     </w:pPr>
     <w:rPr>
-      <w:rFonts w:asciiTheme="majorHAnsi" w:cstheme="majorBidi" w:eastAsiaTheme="majorEastAsia" w:hAnsiTheme="majorHAnsi"/>
+      <w:rFonts w:asciiTheme="majorHAnsi" w:cstheme="majorBidi" w:hAnsiTheme="majorHAnsi" w:eastAsia="黑体"/>
       <w:color w:themeColor="text1" w:val="000000"/>
     </w:rPr>
     <w:tblPr>
@@ -10760,6 +11213,7 @@
     </w:tcPr>
     <w:tblStylePr w:type="firstRow">
       <w:rPr>
+        <w:rFonts w:eastAsia="黑体"/>
         <w:b/>
         <w:bCs/>
         <w:color w:themeColor="text1" w:val="000000"/>
@@ -10771,6 +11225,7 @@
     </w:tblStylePr>
     <w:tblStylePr w:type="lastRow">
       <w:rPr>
+        <w:rFonts w:eastAsia="黑体"/>
         <w:b/>
         <w:bCs/>
         <w:color w:themeColor="text1" w:val="000000"/>
@@ -10790,6 +11245,7 @@
     </w:tblStylePr>
     <w:tblStylePr w:type="firstCol">
       <w:rPr>
+        <w:rFonts w:eastAsia="黑体"/>
         <w:b/>
         <w:bCs/>
         <w:color w:themeColor="text1" w:val="000000"/>
@@ -10809,6 +11265,7 @@
     </w:tblStylePr>
     <w:tblStylePr w:type="lastCol">
       <w:rPr>
+        <w:rFonts w:eastAsia="黑体"/>
         <w:b w:val="0"/>
         <w:bCs w:val="0"/>
         <w:color w:themeColor="text1" w:val="000000"/>
@@ -10858,7 +11315,7 @@
       <w:spacing w:after="0" w:line="240" w:lineRule="auto"/>
     </w:pPr>
     <w:rPr>
-      <w:rFonts w:asciiTheme="majorHAnsi" w:cstheme="majorBidi" w:eastAsiaTheme="majorEastAsia" w:hAnsiTheme="majorHAnsi"/>
+      <w:rFonts w:asciiTheme="majorHAnsi" w:cstheme="majorBidi" w:hAnsiTheme="majorHAnsi" w:eastAsia="黑体"/>
       <w:color w:themeColor="text1" w:val="000000"/>
     </w:rPr>
     <w:tblPr>
@@ -10885,6 +11342,7 @@
     </w:tcPr>
     <w:tblStylePr w:type="firstRow">
       <w:rPr>
+        <w:rFonts w:eastAsia="黑体"/>
         <w:b/>
         <w:bCs/>
         <w:color w:themeColor="text1" w:val="000000"/>
@@ -10896,6 +11354,7 @@
     </w:tblStylePr>
     <w:tblStylePr w:type="lastRow">
       <w:rPr>
+        <w:rFonts w:eastAsia="黑体"/>
         <w:b/>
         <w:bCs/>
         <w:color w:themeColor="text1" w:val="000000"/>
@@ -10915,6 +11374,7 @@
     </w:tblStylePr>
     <w:tblStylePr w:type="firstCol">
       <w:rPr>
+        <w:rFonts w:eastAsia="黑体"/>
         <w:b/>
         <w:bCs/>
         <w:color w:themeColor="text1" w:val="000000"/>
@@ -10934,6 +11394,7 @@
     </w:tblStylePr>
     <w:tblStylePr w:type="lastCol">
       <w:rPr>
+        <w:rFonts w:eastAsia="黑体"/>
         <w:b w:val="0"/>
         <w:bCs w:val="0"/>
         <w:color w:themeColor="text1" w:val="000000"/>
@@ -10983,7 +11444,7 @@
       <w:spacing w:after="0" w:line="240" w:lineRule="auto"/>
     </w:pPr>
     <w:rPr>
-      <w:rFonts w:asciiTheme="majorHAnsi" w:cstheme="majorBidi" w:eastAsiaTheme="majorEastAsia" w:hAnsiTheme="majorHAnsi"/>
+      <w:rFonts w:asciiTheme="majorHAnsi" w:cstheme="majorBidi" w:hAnsiTheme="majorHAnsi" w:eastAsia="黑体"/>
       <w:color w:themeColor="text1" w:val="000000"/>
     </w:rPr>
     <w:tblPr>
@@ -11010,6 +11471,7 @@
     </w:tcPr>
     <w:tblStylePr w:type="firstRow">
       <w:rPr>
+        <w:rFonts w:eastAsia="黑体"/>
         <w:b/>
         <w:bCs/>
         <w:color w:themeColor="text1" w:val="000000"/>
@@ -11021,6 +11483,7 @@
     </w:tblStylePr>
     <w:tblStylePr w:type="lastRow">
       <w:rPr>
+        <w:rFonts w:eastAsia="黑体"/>
         <w:b/>
         <w:bCs/>
         <w:color w:themeColor="text1" w:val="000000"/>
@@ -11040,6 +11503,7 @@
     </w:tblStylePr>
     <w:tblStylePr w:type="firstCol">
       <w:rPr>
+        <w:rFonts w:eastAsia="黑体"/>
         <w:b/>
         <w:bCs/>
         <w:color w:themeColor="text1" w:val="000000"/>
@@ -11059,6 +11523,7 @@
     </w:tblStylePr>
     <w:tblStylePr w:type="lastCol">
       <w:rPr>
+        <w:rFonts w:eastAsia="黑体"/>
         <w:b w:val="0"/>
         <w:bCs w:val="0"/>
         <w:color w:themeColor="text1" w:val="000000"/>
@@ -11131,6 +11596,7 @@
     </w:tcPr>
     <w:tblStylePr w:type="firstRow">
       <w:rPr>
+        <w:rFonts w:eastAsia="黑体"/>
         <w:b/>
         <w:bCs/>
         <w:i w:val="0"/>
@@ -11152,6 +11618,7 @@
     </w:tblStylePr>
     <w:tblStylePr w:type="lastRow">
       <w:rPr>
+        <w:rFonts w:eastAsia="黑体"/>
         <w:b/>
         <w:bCs/>
         <w:i w:val="0"/>
@@ -11173,6 +11640,7 @@
     </w:tblStylePr>
     <w:tblStylePr w:type="firstCol">
       <w:rPr>
+        <w:rFonts w:eastAsia="黑体"/>
         <w:b/>
         <w:bCs/>
         <w:i w:val="0"/>
@@ -11192,6 +11660,7 @@
     </w:tblStylePr>
     <w:tblStylePr w:type="lastCol">
       <w:rPr>
+        <w:rFonts w:eastAsia="黑体"/>
         <w:b/>
         <w:bCs/>
         <w:i w:val="0"/>
@@ -11272,6 +11741,7 @@
     </w:tcPr>
     <w:tblStylePr w:type="firstRow">
       <w:rPr>
+        <w:rFonts w:eastAsia="黑体"/>
         <w:b/>
         <w:bCs/>
         <w:i w:val="0"/>
@@ -11293,6 +11763,7 @@
     </w:tblStylePr>
     <w:tblStylePr w:type="lastRow">
       <w:rPr>
+        <w:rFonts w:eastAsia="黑体"/>
         <w:b/>
         <w:bCs/>
         <w:i w:val="0"/>
@@ -11314,6 +11785,7 @@
     </w:tblStylePr>
     <w:tblStylePr w:type="firstCol">
       <w:rPr>
+        <w:rFonts w:eastAsia="黑体"/>
         <w:b/>
         <w:bCs/>
         <w:i w:val="0"/>
@@ -11333,6 +11805,7 @@
     </w:tblStylePr>
     <w:tblStylePr w:type="lastCol">
       <w:rPr>
+        <w:rFonts w:eastAsia="黑体"/>
         <w:b/>
         <w:bCs/>
         <w:i w:val="0"/>
@@ -11413,6 +11886,7 @@
     </w:tcPr>
     <w:tblStylePr w:type="firstRow">
       <w:rPr>
+        <w:rFonts w:eastAsia="黑体"/>
         <w:b/>
         <w:bCs/>
         <w:i w:val="0"/>
@@ -11434,6 +11908,7 @@
     </w:tblStylePr>
     <w:tblStylePr w:type="lastRow">
       <w:rPr>
+        <w:rFonts w:eastAsia="黑体"/>
         <w:b/>
         <w:bCs/>
         <w:i w:val="0"/>
@@ -11455,6 +11930,7 @@
     </w:tblStylePr>
     <w:tblStylePr w:type="firstCol">
       <w:rPr>
+        <w:rFonts w:eastAsia="黑体"/>
         <w:b/>
         <w:bCs/>
         <w:i w:val="0"/>
@@ -11474,6 +11950,7 @@
     </w:tblStylePr>
     <w:tblStylePr w:type="lastCol">
       <w:rPr>
+        <w:rFonts w:eastAsia="黑体"/>
         <w:b/>
         <w:bCs/>
         <w:i w:val="0"/>
@@ -11554,6 +12031,7 @@
     </w:tcPr>
     <w:tblStylePr w:type="firstRow">
       <w:rPr>
+        <w:rFonts w:eastAsia="黑体"/>
         <w:b/>
         <w:bCs/>
         <w:i w:val="0"/>
@@ -11575,6 +12053,7 @@
     </w:tblStylePr>
     <w:tblStylePr w:type="lastRow">
       <w:rPr>
+        <w:rFonts w:eastAsia="黑体"/>
         <w:b/>
         <w:bCs/>
         <w:i w:val="0"/>
@@ -11596,6 +12075,7 @@
     </w:tblStylePr>
     <w:tblStylePr w:type="firstCol">
       <w:rPr>
+        <w:rFonts w:eastAsia="黑体"/>
         <w:b/>
         <w:bCs/>
         <w:i w:val="0"/>
@@ -11615,6 +12095,7 @@
     </w:tblStylePr>
     <w:tblStylePr w:type="lastCol">
       <w:rPr>
+        <w:rFonts w:eastAsia="黑体"/>
         <w:b/>
         <w:bCs/>
         <w:i w:val="0"/>
@@ -11695,6 +12176,7 @@
     </w:tcPr>
     <w:tblStylePr w:type="firstRow">
       <w:rPr>
+        <w:rFonts w:eastAsia="黑体"/>
         <w:b/>
         <w:bCs/>
         <w:i w:val="0"/>
@@ -11716,6 +12198,7 @@
     </w:tblStylePr>
     <w:tblStylePr w:type="lastRow">
       <w:rPr>
+        <w:rFonts w:eastAsia="黑体"/>
         <w:b/>
         <w:bCs/>
         <w:i w:val="0"/>
@@ -11737,6 +12220,7 @@
     </w:tblStylePr>
     <w:tblStylePr w:type="firstCol">
       <w:rPr>
+        <w:rFonts w:eastAsia="黑体"/>
         <w:b/>
         <w:bCs/>
         <w:i w:val="0"/>
@@ -11756,6 +12240,7 @@
     </w:tblStylePr>
     <w:tblStylePr w:type="lastCol">
       <w:rPr>
+        <w:rFonts w:eastAsia="黑体"/>
         <w:b/>
         <w:bCs/>
         <w:i w:val="0"/>
@@ -11836,6 +12321,7 @@
     </w:tcPr>
     <w:tblStylePr w:type="firstRow">
       <w:rPr>
+        <w:rFonts w:eastAsia="黑体"/>
         <w:b/>
         <w:bCs/>
         <w:i w:val="0"/>
@@ -11857,6 +12343,7 @@
     </w:tblStylePr>
     <w:tblStylePr w:type="lastRow">
       <w:rPr>
+        <w:rFonts w:eastAsia="黑体"/>
         <w:b/>
         <w:bCs/>
         <w:i w:val="0"/>
@@ -11878,6 +12365,7 @@
     </w:tblStylePr>
     <w:tblStylePr w:type="firstCol">
       <w:rPr>
+        <w:rFonts w:eastAsia="黑体"/>
         <w:b/>
         <w:bCs/>
         <w:i w:val="0"/>
@@ -11897,6 +12385,7 @@
     </w:tblStylePr>
     <w:tblStylePr w:type="lastCol">
       <w:rPr>
+        <w:rFonts w:eastAsia="黑体"/>
         <w:b/>
         <w:bCs/>
         <w:i w:val="0"/>
@@ -11977,6 +12466,7 @@
     </w:tcPr>
     <w:tblStylePr w:type="firstRow">
       <w:rPr>
+        <w:rFonts w:eastAsia="黑体"/>
         <w:b/>
         <w:bCs/>
         <w:i w:val="0"/>
@@ -11998,6 +12488,7 @@
     </w:tblStylePr>
     <w:tblStylePr w:type="lastRow">
       <w:rPr>
+        <w:rFonts w:eastAsia="黑体"/>
         <w:b/>
         <w:bCs/>
         <w:i w:val="0"/>
@@ -12019,6 +12510,7 @@
     </w:tblStylePr>
     <w:tblStylePr w:type="firstCol">
       <w:rPr>
+        <w:rFonts w:eastAsia="黑体"/>
         <w:b/>
         <w:bCs/>
         <w:i w:val="0"/>
@@ -12038,6 +12530,7 @@
     </w:tblStylePr>
     <w:tblStylePr w:type="lastCol">
       <w:rPr>
+        <w:rFonts w:eastAsia="黑体"/>
         <w:b/>
         <w:bCs/>
         <w:i w:val="0"/>
@@ -12095,6 +12588,7 @@
       <w:spacing w:after="0" w:line="240" w:lineRule="auto"/>
     </w:pPr>
     <w:rPr>
+      <w:rFonts w:eastAsia="黑体"/>
       <w:color w:themeColor="background1" w:val="FFFFFF"/>
     </w:rPr>
     <w:tblPr>
@@ -12113,6 +12607,7 @@
     </w:tcPr>
     <w:tblStylePr w:type="firstRow">
       <w:rPr>
+        <w:rFonts w:eastAsia="黑体"/>
         <w:b/>
         <w:bCs/>
       </w:rPr>
@@ -12209,6 +12704,7 @@
       <w:spacing w:after="0" w:line="240" w:lineRule="auto"/>
     </w:pPr>
     <w:rPr>
+      <w:rFonts w:eastAsia="黑体"/>
       <w:color w:themeColor="background1" w:val="FFFFFF"/>
     </w:rPr>
     <w:tblPr>
@@ -12227,6 +12723,7 @@
     </w:tcPr>
     <w:tblStylePr w:type="firstRow">
       <w:rPr>
+        <w:rFonts w:eastAsia="黑体"/>
         <w:b/>
         <w:bCs/>
       </w:rPr>
@@ -12323,6 +12820,7 @@
       <w:spacing w:after="0" w:line="240" w:lineRule="auto"/>
     </w:pPr>
     <w:rPr>
+      <w:rFonts w:eastAsia="黑体"/>
       <w:color w:themeColor="background1" w:val="FFFFFF"/>
     </w:rPr>
     <w:tblPr>
@@ -12341,6 +12839,7 @@
     </w:tcPr>
     <w:tblStylePr w:type="firstRow">
       <w:rPr>
+        <w:rFonts w:eastAsia="黑体"/>
         <w:b/>
         <w:bCs/>
       </w:rPr>
@@ -12437,6 +12936,7 @@
       <w:spacing w:after="0" w:line="240" w:lineRule="auto"/>
     </w:pPr>
     <w:rPr>
+      <w:rFonts w:eastAsia="黑体"/>
       <w:color w:themeColor="background1" w:val="FFFFFF"/>
     </w:rPr>
     <w:tblPr>
@@ -12455,6 +12955,7 @@
     </w:tcPr>
     <w:tblStylePr w:type="firstRow">
       <w:rPr>
+        <w:rFonts w:eastAsia="黑体"/>
         <w:b/>
         <w:bCs/>
       </w:rPr>
@@ -12551,6 +13052,7 @@
       <w:spacing w:after="0" w:line="240" w:lineRule="auto"/>
     </w:pPr>
     <w:rPr>
+      <w:rFonts w:eastAsia="黑体"/>
       <w:color w:themeColor="background1" w:val="FFFFFF"/>
     </w:rPr>
     <w:tblPr>
@@ -12569,6 +13071,7 @@
     </w:tcPr>
     <w:tblStylePr w:type="firstRow">
       <w:rPr>
+        <w:rFonts w:eastAsia="黑体"/>
         <w:b/>
         <w:bCs/>
       </w:rPr>
@@ -12665,6 +13168,7 @@
       <w:spacing w:after="0" w:line="240" w:lineRule="auto"/>
     </w:pPr>
     <w:rPr>
+      <w:rFonts w:eastAsia="黑体"/>
       <w:color w:themeColor="background1" w:val="FFFFFF"/>
     </w:rPr>
     <w:tblPr>
@@ -12683,6 +13187,7 @@
     </w:tcPr>
     <w:tblStylePr w:type="firstRow">
       <w:rPr>
+        <w:rFonts w:eastAsia="黑体"/>
         <w:b/>
         <w:bCs/>
       </w:rPr>
@@ -12779,6 +13284,7 @@
       <w:spacing w:after="0" w:line="240" w:lineRule="auto"/>
     </w:pPr>
     <w:rPr>
+      <w:rFonts w:eastAsia="黑体"/>
       <w:color w:themeColor="background1" w:val="FFFFFF"/>
     </w:rPr>
     <w:tblPr>
@@ -12797,6 +13303,7 @@
     </w:tcPr>
     <w:tblStylePr w:type="firstRow">
       <w:rPr>
+        <w:rFonts w:eastAsia="黑体"/>
         <w:b/>
         <w:bCs/>
       </w:rPr>
@@ -12893,6 +13400,7 @@
       <w:spacing w:after="0" w:line="240" w:lineRule="auto"/>
     </w:pPr>
     <w:rPr>
+      <w:rFonts w:eastAsia="黑体"/>
       <w:color w:themeColor="text1" w:val="000000"/>
     </w:rPr>
     <w:tblPr>
@@ -12919,6 +13427,7 @@
     </w:tcPr>
     <w:tblStylePr w:type="firstRow">
       <w:rPr>
+        <w:rFonts w:eastAsia="黑体"/>
         <w:b/>
         <w:bCs/>
       </w:rPr>
@@ -12937,6 +13446,7 @@
     </w:tblStylePr>
     <w:tblStylePr w:type="lastRow">
       <w:rPr>
+        <w:rFonts w:eastAsia="黑体"/>
         <w:b/>
         <w:bCs/>
         <w:color w:themeColor="background1" w:val="FFFFFF"/>
@@ -12951,6 +13461,7 @@
     </w:tblStylePr>
     <w:tblStylePr w:type="firstCol">
       <w:rPr>
+        <w:rFonts w:eastAsia="黑体"/>
         <w:color w:themeColor="background1" w:val="FFFFFF"/>
       </w:rPr>
       <w:tblPr/>
@@ -12968,6 +13479,7 @@
     </w:tblStylePr>
     <w:tblStylePr w:type="lastCol">
       <w:rPr>
+        <w:rFonts w:eastAsia="黑体"/>
         <w:color w:themeColor="background1" w:val="FFFFFF"/>
       </w:rPr>
       <w:tblPr/>
@@ -12997,11 +13509,13 @@
     </w:tblStylePr>
     <w:tblStylePr w:type="neCell">
       <w:rPr>
+        <w:rFonts w:eastAsia="黑体"/>
         <w:color w:themeColor="text1" w:val="000000"/>
       </w:rPr>
     </w:tblStylePr>
     <w:tblStylePr w:type="nwCell">
       <w:rPr>
+        <w:rFonts w:eastAsia="黑体"/>
         <w:color w:themeColor="text1" w:val="000000"/>
       </w:rPr>
     </w:tblStylePr>
@@ -13015,6 +13529,7 @@
       <w:spacing w:after="0" w:line="240" w:lineRule="auto"/>
     </w:pPr>
     <w:rPr>
+      <w:rFonts w:eastAsia="黑体"/>
       <w:color w:themeColor="text1" w:val="000000"/>
     </w:rPr>
     <w:tblPr>
@@ -13041,6 +13556,7 @@
     </w:tcPr>
     <w:tblStylePr w:type="firstRow">
       <w:rPr>
+        <w:rFonts w:eastAsia="黑体"/>
         <w:b/>
         <w:bCs/>
       </w:rPr>
@@ -13059,6 +13575,7 @@
     </w:tblStylePr>
     <w:tblStylePr w:type="lastRow">
       <w:rPr>
+        <w:rFonts w:eastAsia="黑体"/>
         <w:b/>
         <w:bCs/>
         <w:color w:themeColor="background1" w:val="FFFFFF"/>
@@ -13073,6 +13590,7 @@
     </w:tblStylePr>
     <w:tblStylePr w:type="firstCol">
       <w:rPr>
+        <w:rFonts w:eastAsia="黑体"/>
         <w:color w:themeColor="background1" w:val="FFFFFF"/>
       </w:rPr>
       <w:tblPr/>
@@ -13090,6 +13608,7 @@
     </w:tblStylePr>
     <w:tblStylePr w:type="lastCol">
       <w:rPr>
+        <w:rFonts w:eastAsia="黑体"/>
         <w:color w:themeColor="background1" w:val="FFFFFF"/>
       </w:rPr>
       <w:tblPr/>
@@ -13119,11 +13638,13 @@
     </w:tblStylePr>
     <w:tblStylePr w:type="neCell">
       <w:rPr>
+        <w:rFonts w:eastAsia="黑体"/>
         <w:color w:themeColor="text1" w:val="000000"/>
       </w:rPr>
     </w:tblStylePr>
     <w:tblStylePr w:type="nwCell">
       <w:rPr>
+        <w:rFonts w:eastAsia="黑体"/>
         <w:color w:themeColor="text1" w:val="000000"/>
       </w:rPr>
     </w:tblStylePr>
@@ -13137,6 +13658,7 @@
       <w:spacing w:after="0" w:line="240" w:lineRule="auto"/>
     </w:pPr>
     <w:rPr>
+      <w:rFonts w:eastAsia="黑体"/>
       <w:color w:themeColor="text1" w:val="000000"/>
     </w:rPr>
     <w:tblPr>
@@ -13163,6 +13685,7 @@
     </w:tcPr>
     <w:tblStylePr w:type="firstRow">
       <w:rPr>
+        <w:rFonts w:eastAsia="黑体"/>
         <w:b/>
         <w:bCs/>
       </w:rPr>
@@ -13181,6 +13704,7 @@
     </w:tblStylePr>
     <w:tblStylePr w:type="lastRow">
       <w:rPr>
+        <w:rFonts w:eastAsia="黑体"/>
         <w:b/>
         <w:bCs/>
         <w:color w:themeColor="background1" w:val="FFFFFF"/>
@@ -13195,6 +13719,7 @@
     </w:tblStylePr>
     <w:tblStylePr w:type="firstCol">
       <w:rPr>
+        <w:rFonts w:eastAsia="黑体"/>
         <w:color w:themeColor="background1" w:val="FFFFFF"/>
       </w:rPr>
       <w:tblPr/>
@@ -13212,6 +13737,7 @@
     </w:tblStylePr>
     <w:tblStylePr w:type="lastCol">
       <w:rPr>
+        <w:rFonts w:eastAsia="黑体"/>
         <w:color w:themeColor="background1" w:val="FFFFFF"/>
       </w:rPr>
       <w:tblPr/>
@@ -13241,11 +13767,13 @@
     </w:tblStylePr>
     <w:tblStylePr w:type="neCell">
       <w:rPr>
+        <w:rFonts w:eastAsia="黑体"/>
         <w:color w:themeColor="text1" w:val="000000"/>
       </w:rPr>
     </w:tblStylePr>
     <w:tblStylePr w:type="nwCell">
       <w:rPr>
+        <w:rFonts w:eastAsia="黑体"/>
         <w:color w:themeColor="text1" w:val="000000"/>
       </w:rPr>
     </w:tblStylePr>
@@ -13259,6 +13787,7 @@
       <w:spacing w:after="0" w:line="240" w:lineRule="auto"/>
     </w:pPr>
     <w:rPr>
+      <w:rFonts w:eastAsia="黑体"/>
       <w:color w:themeColor="text1" w:val="000000"/>
     </w:rPr>
     <w:tblPr>
@@ -13285,6 +13814,7 @@
     </w:tcPr>
     <w:tblStylePr w:type="firstRow">
       <w:rPr>
+        <w:rFonts w:eastAsia="黑体"/>
         <w:b/>
         <w:bCs/>
       </w:rPr>
@@ -13303,6 +13833,7 @@
     </w:tblStylePr>
     <w:tblStylePr w:type="lastRow">
       <w:rPr>
+        <w:rFonts w:eastAsia="黑体"/>
         <w:b/>
         <w:bCs/>
         <w:color w:themeColor="background1" w:val="FFFFFF"/>
@@ -13317,6 +13848,7 @@
     </w:tblStylePr>
     <w:tblStylePr w:type="firstCol">
       <w:rPr>
+        <w:rFonts w:eastAsia="黑体"/>
         <w:color w:themeColor="background1" w:val="FFFFFF"/>
       </w:rPr>
       <w:tblPr/>
@@ -13334,6 +13866,7 @@
     </w:tblStylePr>
     <w:tblStylePr w:type="lastCol">
       <w:rPr>
+        <w:rFonts w:eastAsia="黑体"/>
         <w:color w:themeColor="background1" w:val="FFFFFF"/>
       </w:rPr>
       <w:tblPr/>
@@ -13371,6 +13904,7 @@
       <w:spacing w:after="0" w:line="240" w:lineRule="auto"/>
     </w:pPr>
     <w:rPr>
+      <w:rFonts w:eastAsia="黑体"/>
       <w:color w:themeColor="text1" w:val="000000"/>
     </w:rPr>
     <w:tblPr>
@@ -13397,6 +13931,7 @@
     </w:tcPr>
     <w:tblStylePr w:type="firstRow">
       <w:rPr>
+        <w:rFonts w:eastAsia="黑体"/>
         <w:b/>
         <w:bCs/>
       </w:rPr>
@@ -13415,6 +13950,7 @@
     </w:tblStylePr>
     <w:tblStylePr w:type="lastRow">
       <w:rPr>
+        <w:rFonts w:eastAsia="黑体"/>
         <w:b/>
         <w:bCs/>
         <w:color w:themeColor="background1" w:val="FFFFFF"/>
@@ -13429,6 +13965,7 @@
     </w:tblStylePr>
     <w:tblStylePr w:type="firstCol">
       <w:rPr>
+        <w:rFonts w:eastAsia="黑体"/>
         <w:color w:themeColor="background1" w:val="FFFFFF"/>
       </w:rPr>
       <w:tblPr/>
@@ -13446,6 +13983,7 @@
     </w:tblStylePr>
     <w:tblStylePr w:type="lastCol">
       <w:rPr>
+        <w:rFonts w:eastAsia="黑体"/>
         <w:color w:themeColor="background1" w:val="FFFFFF"/>
       </w:rPr>
       <w:tblPr/>
@@ -13475,11 +14013,13 @@
     </w:tblStylePr>
     <w:tblStylePr w:type="neCell">
       <w:rPr>
+        <w:rFonts w:eastAsia="黑体"/>
         <w:color w:themeColor="text1" w:val="000000"/>
       </w:rPr>
     </w:tblStylePr>
     <w:tblStylePr w:type="nwCell">
       <w:rPr>
+        <w:rFonts w:eastAsia="黑体"/>
         <w:color w:themeColor="text1" w:val="000000"/>
       </w:rPr>
     </w:tblStylePr>
@@ -13493,6 +14033,7 @@
       <w:spacing w:after="0" w:line="240" w:lineRule="auto"/>
     </w:pPr>
     <w:rPr>
+      <w:rFonts w:eastAsia="黑体"/>
       <w:color w:themeColor="text1" w:val="000000"/>
     </w:rPr>
     <w:tblPr>
@@ -13519,6 +14060,7 @@
     </w:tcPr>
     <w:tblStylePr w:type="firstRow">
       <w:rPr>
+        <w:rFonts w:eastAsia="黑体"/>
         <w:b/>
         <w:bCs/>
       </w:rPr>
@@ -13537,6 +14079,7 @@
     </w:tblStylePr>
     <w:tblStylePr w:type="lastRow">
       <w:rPr>
+        <w:rFonts w:eastAsia="黑体"/>
         <w:b/>
         <w:bCs/>
         <w:color w:themeColor="background1" w:val="FFFFFF"/>
@@ -13551,6 +14094,7 @@
     </w:tblStylePr>
     <w:tblStylePr w:type="firstCol">
       <w:rPr>
+        <w:rFonts w:eastAsia="黑体"/>
         <w:color w:themeColor="background1" w:val="FFFFFF"/>
       </w:rPr>
       <w:tblPr/>
@@ -13568,6 +14112,7 @@
     </w:tblStylePr>
     <w:tblStylePr w:type="lastCol">
       <w:rPr>
+        <w:rFonts w:eastAsia="黑体"/>
         <w:color w:themeColor="background1" w:val="FFFFFF"/>
       </w:rPr>
       <w:tblPr/>
@@ -13597,11 +14142,13 @@
     </w:tblStylePr>
     <w:tblStylePr w:type="neCell">
       <w:rPr>
+        <w:rFonts w:eastAsia="黑体"/>
         <w:color w:themeColor="text1" w:val="000000"/>
       </w:rPr>
     </w:tblStylePr>
     <w:tblStylePr w:type="nwCell">
       <w:rPr>
+        <w:rFonts w:eastAsia="黑体"/>
         <w:color w:themeColor="text1" w:val="000000"/>
       </w:rPr>
     </w:tblStylePr>
@@ -13615,6 +14162,7 @@
       <w:spacing w:after="0" w:line="240" w:lineRule="auto"/>
     </w:pPr>
     <w:rPr>
+      <w:rFonts w:eastAsia="黑体"/>
       <w:color w:themeColor="text1" w:val="000000"/>
     </w:rPr>
     <w:tblPr>
@@ -13641,6 +14189,7 @@
     </w:tcPr>
     <w:tblStylePr w:type="firstRow">
       <w:rPr>
+        <w:rFonts w:eastAsia="黑体"/>
         <w:b/>
         <w:bCs/>
       </w:rPr>
@@ -13659,6 +14208,7 @@
     </w:tblStylePr>
     <w:tblStylePr w:type="lastRow">
       <w:rPr>
+        <w:rFonts w:eastAsia="黑体"/>
         <w:b/>
         <w:bCs/>
         <w:color w:themeColor="background1" w:val="FFFFFF"/>
@@ -13673,6 +14223,7 @@
     </w:tblStylePr>
     <w:tblStylePr w:type="firstCol">
       <w:rPr>
+        <w:rFonts w:eastAsia="黑体"/>
         <w:color w:themeColor="background1" w:val="FFFFFF"/>
       </w:rPr>
       <w:tblPr/>
@@ -13690,6 +14241,7 @@
     </w:tblStylePr>
     <w:tblStylePr w:type="lastCol">
       <w:rPr>
+        <w:rFonts w:eastAsia="黑体"/>
         <w:color w:themeColor="background1" w:val="FFFFFF"/>
       </w:rPr>
       <w:tblPr/>
@@ -13719,11 +14271,13 @@
     </w:tblStylePr>
     <w:tblStylePr w:type="neCell">
       <w:rPr>
+        <w:rFonts w:eastAsia="黑体"/>
         <w:color w:themeColor="text1" w:val="000000"/>
       </w:rPr>
     </w:tblStylePr>
     <w:tblStylePr w:type="nwCell">
       <w:rPr>
+        <w:rFonts w:eastAsia="黑体"/>
         <w:color w:themeColor="text1" w:val="000000"/>
       </w:rPr>
     </w:tblStylePr>
@@ -13737,6 +14291,7 @@
       <w:spacing w:after="0" w:line="240" w:lineRule="auto"/>
     </w:pPr>
     <w:rPr>
+      <w:rFonts w:eastAsia="黑体"/>
       <w:color w:themeColor="text1" w:val="000000"/>
     </w:rPr>
     <w:tblPr>
@@ -13755,6 +14310,7 @@
     </w:tcPr>
     <w:tblStylePr w:type="firstRow">
       <w:rPr>
+        <w:rFonts w:eastAsia="黑体"/>
         <w:b/>
         <w:bCs/>
         <w:color w:themeColor="background1" w:val="FFFFFF"/>
@@ -13769,6 +14325,7 @@
     </w:tblStylePr>
     <w:tblStylePr w:type="lastRow">
       <w:rPr>
+        <w:rFonts w:eastAsia="黑体"/>
         <w:b/>
         <w:bCs/>
         <w:color w:themeColor="accent2" w:themeShade="CC" w:val="9E3A38"/>
@@ -13783,12 +14340,14 @@
     </w:tblStylePr>
     <w:tblStylePr w:type="firstCol">
       <w:rPr>
+        <w:rFonts w:eastAsia="黑体"/>
         <w:b/>
         <w:bCs/>
       </w:rPr>
     </w:tblStylePr>
     <w:tblStylePr w:type="lastCol">
       <w:rPr>
+        <w:rFonts w:eastAsia="黑体"/>
         <w:b/>
         <w:bCs/>
       </w:rPr>
@@ -13823,6 +14382,7 @@
       <w:spacing w:after="0" w:line="240" w:lineRule="auto"/>
     </w:pPr>
     <w:rPr>
+      <w:rFonts w:eastAsia="黑体"/>
       <w:color w:themeColor="text1" w:val="000000"/>
     </w:rPr>
     <w:tblPr>
@@ -13841,6 +14401,7 @@
     </w:tcPr>
     <w:tblStylePr w:type="firstRow">
       <w:rPr>
+        <w:rFonts w:eastAsia="黑体"/>
         <w:b/>
         <w:bCs/>
         <w:color w:themeColor="background1" w:val="FFFFFF"/>
@@ -13855,6 +14416,7 @@
     </w:tblStylePr>
     <w:tblStylePr w:type="lastRow">
       <w:rPr>
+        <w:rFonts w:eastAsia="黑体"/>
         <w:b/>
         <w:bCs/>
         <w:color w:themeColor="accent2" w:themeShade="CC" w:val="9E3A38"/>
@@ -13869,12 +14431,14 @@
     </w:tblStylePr>
     <w:tblStylePr w:type="firstCol">
       <w:rPr>
+        <w:rFonts w:eastAsia="黑体"/>
         <w:b/>
         <w:bCs/>
       </w:rPr>
     </w:tblStylePr>
     <w:tblStylePr w:type="lastCol">
       <w:rPr>
+        <w:rFonts w:eastAsia="黑体"/>
         <w:b/>
         <w:bCs/>
       </w:rPr>
@@ -13909,6 +14473,7 @@
       <w:spacing w:after="0" w:line="240" w:lineRule="auto"/>
     </w:pPr>
     <w:rPr>
+      <w:rFonts w:eastAsia="黑体"/>
       <w:color w:themeColor="text1" w:val="000000"/>
     </w:rPr>
     <w:tblPr>
@@ -13927,6 +14492,7 @@
     </w:tcPr>
     <w:tblStylePr w:type="firstRow">
       <w:rPr>
+        <w:rFonts w:eastAsia="黑体"/>
         <w:b/>
         <w:bCs/>
         <w:color w:themeColor="background1" w:val="FFFFFF"/>
@@ -13941,6 +14507,7 @@
     </w:tblStylePr>
     <w:tblStylePr w:type="lastRow">
       <w:rPr>
+        <w:rFonts w:eastAsia="黑体"/>
         <w:b/>
         <w:bCs/>
         <w:color w:themeColor="accent2" w:themeShade="CC" w:val="9E3A38"/>
@@ -13955,12 +14522,14 @@
     </w:tblStylePr>
     <w:tblStylePr w:type="firstCol">
       <w:rPr>
+        <w:rFonts w:eastAsia="黑体"/>
         <w:b/>
         <w:bCs/>
       </w:rPr>
     </w:tblStylePr>
     <w:tblStylePr w:type="lastCol">
       <w:rPr>
+        <w:rFonts w:eastAsia="黑体"/>
         <w:b/>
         <w:bCs/>
       </w:rPr>
@@ -13995,6 +14564,7 @@
       <w:spacing w:after="0" w:line="240" w:lineRule="auto"/>
     </w:pPr>
     <w:rPr>
+      <w:rFonts w:eastAsia="黑体"/>
       <w:color w:themeColor="text1" w:val="000000"/>
     </w:rPr>
     <w:tblPr>
@@ -14013,6 +14583,7 @@
     </w:tcPr>
     <w:tblStylePr w:type="firstRow">
       <w:rPr>
+        <w:rFonts w:eastAsia="黑体"/>
         <w:b/>
         <w:bCs/>
         <w:color w:themeColor="background1" w:val="FFFFFF"/>
@@ -14027,6 +14598,7 @@
     </w:tblStylePr>
     <w:tblStylePr w:type="lastRow">
       <w:rPr>
+        <w:rFonts w:eastAsia="黑体"/>
         <w:b/>
         <w:bCs/>
         <w:color w:themeColor="accent4" w:themeShade="CC" w:val="664E82"/>
@@ -14041,12 +14613,14 @@
     </w:tblStylePr>
     <w:tblStylePr w:type="firstCol">
       <w:rPr>
+        <w:rFonts w:eastAsia="黑体"/>
         <w:b/>
         <w:bCs/>
       </w:rPr>
     </w:tblStylePr>
     <w:tblStylePr w:type="lastCol">
       <w:rPr>
+        <w:rFonts w:eastAsia="黑体"/>
         <w:b/>
         <w:bCs/>
       </w:rPr>
@@ -14081,6 +14655,7 @@
       <w:spacing w:after="0" w:line="240" w:lineRule="auto"/>
     </w:pPr>
     <w:rPr>
+      <w:rFonts w:eastAsia="黑体"/>
       <w:color w:themeColor="text1" w:val="000000"/>
     </w:rPr>
     <w:tblPr>
@@ -14099,6 +14674,7 @@
     </w:tcPr>
     <w:tblStylePr w:type="firstRow">
       <w:rPr>
+        <w:rFonts w:eastAsia="黑体"/>
         <w:b/>
         <w:bCs/>
         <w:color w:themeColor="background1" w:val="FFFFFF"/>
@@ -14113,6 +14689,7 @@
     </w:tblStylePr>
     <w:tblStylePr w:type="lastRow">
       <w:rPr>
+        <w:rFonts w:eastAsia="黑体"/>
         <w:b/>
         <w:bCs/>
         <w:color w:themeColor="accent3" w:themeShade="CC" w:val="7E9C40"/>
@@ -14127,12 +14704,14 @@
     </w:tblStylePr>
     <w:tblStylePr w:type="firstCol">
       <w:rPr>
+        <w:rFonts w:eastAsia="黑体"/>
         <w:b/>
         <w:bCs/>
       </w:rPr>
     </w:tblStylePr>
     <w:tblStylePr w:type="lastCol">
       <w:rPr>
+        <w:rFonts w:eastAsia="黑体"/>
         <w:b/>
         <w:bCs/>
       </w:rPr>
@@ -14167,6 +14746,7 @@
       <w:spacing w:after="0" w:line="240" w:lineRule="auto"/>
     </w:pPr>
     <w:rPr>
+      <w:rFonts w:eastAsia="黑体"/>
       <w:color w:themeColor="text1" w:val="000000"/>
     </w:rPr>
     <w:tblPr>
@@ -14185,6 +14765,7 @@
     </w:tcPr>
     <w:tblStylePr w:type="firstRow">
       <w:rPr>
+        <w:rFonts w:eastAsia="黑体"/>
         <w:b/>
         <w:bCs/>
         <w:color w:themeColor="background1" w:val="FFFFFF"/>
@@ -14199,6 +14780,7 @@
     </w:tblStylePr>
     <w:tblStylePr w:type="lastRow">
       <w:rPr>
+        <w:rFonts w:eastAsia="黑体"/>
         <w:b/>
         <w:bCs/>
         <w:color w:themeColor="accent6" w:themeShade="CC" w:val="F2730A"/>
@@ -14213,12 +14795,14 @@
     </w:tblStylePr>
     <w:tblStylePr w:type="firstCol">
       <w:rPr>
+        <w:rFonts w:eastAsia="黑体"/>
         <w:b/>
         <w:bCs/>
       </w:rPr>
     </w:tblStylePr>
     <w:tblStylePr w:type="lastCol">
       <w:rPr>
+        <w:rFonts w:eastAsia="黑体"/>
         <w:b/>
         <w:bCs/>
       </w:rPr>
@@ -14253,6 +14837,7 @@
       <w:spacing w:after="0" w:line="240" w:lineRule="auto"/>
     </w:pPr>
     <w:rPr>
+      <w:rFonts w:eastAsia="黑体"/>
       <w:color w:themeColor="text1" w:val="000000"/>
     </w:rPr>
     <w:tblPr>
@@ -14271,6 +14856,7 @@
     </w:tcPr>
     <w:tblStylePr w:type="firstRow">
       <w:rPr>
+        <w:rFonts w:eastAsia="黑体"/>
         <w:b/>
         <w:bCs/>
         <w:color w:themeColor="background1" w:val="FFFFFF"/>
@@ -14285,6 +14871,7 @@
     </w:tblStylePr>
     <w:tblStylePr w:type="lastRow">
       <w:rPr>
+        <w:rFonts w:eastAsia="黑体"/>
         <w:b/>
         <w:bCs/>
         <w:color w:themeColor="accent5" w:themeShade="CC" w:val="348DA5"/>
@@ -14299,12 +14886,14 @@
     </w:tblStylePr>
     <w:tblStylePr w:type="firstCol">
       <w:rPr>
+        <w:rFonts w:eastAsia="黑体"/>
         <w:b/>
         <w:bCs/>
       </w:rPr>
     </w:tblStylePr>
     <w:tblStylePr w:type="lastCol">
       <w:rPr>
+        <w:rFonts w:eastAsia="黑体"/>
         <w:b/>
         <w:bCs/>
       </w:rPr>
@@ -14339,6 +14928,7 @@
       <w:spacing w:after="0" w:line="240" w:lineRule="auto"/>
     </w:pPr>
     <w:rPr>
+      <w:rFonts w:eastAsia="黑体"/>
       <w:color w:themeColor="text1" w:val="000000"/>
     </w:rPr>
     <w:tblPr>
@@ -14360,6 +14950,7 @@
     </w:tcPr>
     <w:tblStylePr w:type="firstRow">
       <w:rPr>
+        <w:rFonts w:eastAsia="黑体"/>
         <w:b/>
         <w:bCs/>
       </w:rPr>
@@ -14370,6 +14961,7 @@
     </w:tblStylePr>
     <w:tblStylePr w:type="lastRow">
       <w:rPr>
+        <w:rFonts w:eastAsia="黑体"/>
         <w:b/>
         <w:bCs/>
         <w:color w:themeColor="text1" w:val="000000"/>
@@ -14381,6 +14973,7 @@
     </w:tblStylePr>
     <w:tblStylePr w:type="firstCol">
       <w:rPr>
+        <w:rFonts w:eastAsia="黑体"/>
         <w:color w:themeColor="background1" w:val="FFFFFF"/>
       </w:rPr>
       <w:tblPr/>
@@ -14390,6 +14983,7 @@
     </w:tblStylePr>
     <w:tblStylePr w:type="lastCol">
       <w:rPr>
+        <w:rFonts w:eastAsia="黑体"/>
         <w:color w:themeColor="background1" w:val="FFFFFF"/>
       </w:rPr>
       <w:tblPr/>
@@ -14419,6 +15013,7 @@
       <w:spacing w:after="0" w:line="240" w:lineRule="auto"/>
     </w:pPr>
     <w:rPr>
+      <w:rFonts w:eastAsia="黑体"/>
       <w:color w:themeColor="text1" w:val="000000"/>
     </w:rPr>
     <w:tblPr>
@@ -14440,6 +15035,7 @@
     </w:tcPr>
     <w:tblStylePr w:type="firstRow">
       <w:rPr>
+        <w:rFonts w:eastAsia="黑体"/>
         <w:b/>
         <w:bCs/>
       </w:rPr>
@@ -14450,6 +15046,7 @@
     </w:tblStylePr>
     <w:tblStylePr w:type="lastRow">
       <w:rPr>
+        <w:rFonts w:eastAsia="黑体"/>
         <w:b/>
         <w:bCs/>
         <w:color w:themeColor="text1" w:val="000000"/>
@@ -14461,6 +15058,7 @@
     </w:tblStylePr>
     <w:tblStylePr w:type="firstCol">
       <w:rPr>
+        <w:rFonts w:eastAsia="黑体"/>
         <w:color w:themeColor="background1" w:val="FFFFFF"/>
       </w:rPr>
       <w:tblPr/>
@@ -14470,6 +15068,7 @@
     </w:tblStylePr>
     <w:tblStylePr w:type="lastCol">
       <w:rPr>
+        <w:rFonts w:eastAsia="黑体"/>
         <w:color w:themeColor="background1" w:val="FFFFFF"/>
       </w:rPr>
       <w:tblPr/>
@@ -14499,6 +15098,7 @@
       <w:spacing w:after="0" w:line="240" w:lineRule="auto"/>
     </w:pPr>
     <w:rPr>
+      <w:rFonts w:eastAsia="黑体"/>
       <w:color w:themeColor="text1" w:val="000000"/>
     </w:rPr>
     <w:tblPr>
@@ -14520,6 +15120,7 @@
     </w:tcPr>
     <w:tblStylePr w:type="firstRow">
       <w:rPr>
+        <w:rFonts w:eastAsia="黑体"/>
         <w:b/>
         <w:bCs/>
       </w:rPr>
@@ -14530,6 +15131,7 @@
     </w:tblStylePr>
     <w:tblStylePr w:type="lastRow">
       <w:rPr>
+        <w:rFonts w:eastAsia="黑体"/>
         <w:b/>
         <w:bCs/>
         <w:color w:themeColor="text1" w:val="000000"/>
@@ -14541,6 +15143,7 @@
     </w:tblStylePr>
     <w:tblStylePr w:type="firstCol">
       <w:rPr>
+        <w:rFonts w:eastAsia="黑体"/>
         <w:color w:themeColor="background1" w:val="FFFFFF"/>
       </w:rPr>
       <w:tblPr/>
@@ -14550,6 +15153,7 @@
     </w:tblStylePr>
     <w:tblStylePr w:type="lastCol">
       <w:rPr>
+        <w:rFonts w:eastAsia="黑体"/>
         <w:color w:themeColor="background1" w:val="FFFFFF"/>
       </w:rPr>
       <w:tblPr/>
@@ -14579,6 +15183,7 @@
       <w:spacing w:after="0" w:line="240" w:lineRule="auto"/>
     </w:pPr>
     <w:rPr>
+      <w:rFonts w:eastAsia="黑体"/>
       <w:color w:themeColor="text1" w:val="000000"/>
     </w:rPr>
     <w:tblPr>
@@ -14600,6 +15205,7 @@
     </w:tcPr>
     <w:tblStylePr w:type="firstRow">
       <w:rPr>
+        <w:rFonts w:eastAsia="黑体"/>
         <w:b/>
         <w:bCs/>
       </w:rPr>
@@ -14610,6 +15216,7 @@
     </w:tblStylePr>
     <w:tblStylePr w:type="lastRow">
       <w:rPr>
+        <w:rFonts w:eastAsia="黑体"/>
         <w:b/>
         <w:bCs/>
         <w:color w:themeColor="text1" w:val="000000"/>
@@ -14621,6 +15228,7 @@
     </w:tblStylePr>
     <w:tblStylePr w:type="firstCol">
       <w:rPr>
+        <w:rFonts w:eastAsia="黑体"/>
         <w:color w:themeColor="background1" w:val="FFFFFF"/>
       </w:rPr>
       <w:tblPr/>
@@ -14630,6 +15238,7 @@
     </w:tblStylePr>
     <w:tblStylePr w:type="lastCol">
       <w:rPr>
+        <w:rFonts w:eastAsia="黑体"/>
         <w:color w:themeColor="background1" w:val="FFFFFF"/>
       </w:rPr>
       <w:tblPr/>
@@ -14659,6 +15268,7 @@
       <w:spacing w:after="0" w:line="240" w:lineRule="auto"/>
     </w:pPr>
     <w:rPr>
+      <w:rFonts w:eastAsia="黑体"/>
       <w:color w:themeColor="text1" w:val="000000"/>
     </w:rPr>
     <w:tblPr>
@@ -14680,6 +15290,7 @@
     </w:tcPr>
     <w:tblStylePr w:type="firstRow">
       <w:rPr>
+        <w:rFonts w:eastAsia="黑体"/>
         <w:b/>
         <w:bCs/>
       </w:rPr>
@@ -14690,6 +15301,7 @@
     </w:tblStylePr>
     <w:tblStylePr w:type="lastRow">
       <w:rPr>
+        <w:rFonts w:eastAsia="黑体"/>
         <w:b/>
         <w:bCs/>
         <w:color w:themeColor="text1" w:val="000000"/>
@@ -14701,6 +15313,7 @@
     </w:tblStylePr>
     <w:tblStylePr w:type="firstCol">
       <w:rPr>
+        <w:rFonts w:eastAsia="黑体"/>
         <w:color w:themeColor="background1" w:val="FFFFFF"/>
       </w:rPr>
       <w:tblPr/>
@@ -14710,6 +15323,7 @@
     </w:tblStylePr>
     <w:tblStylePr w:type="lastCol">
       <w:rPr>
+        <w:rFonts w:eastAsia="黑体"/>
         <w:color w:themeColor="background1" w:val="FFFFFF"/>
       </w:rPr>
       <w:tblPr/>
@@ -14739,6 +15353,7 @@
       <w:spacing w:after="0" w:line="240" w:lineRule="auto"/>
     </w:pPr>
     <w:rPr>
+      <w:rFonts w:eastAsia="黑体"/>
       <w:color w:themeColor="text1" w:val="000000"/>
     </w:rPr>
     <w:tblPr>
@@ -14760,6 +15375,7 @@
     </w:tcPr>
     <w:tblStylePr w:type="firstRow">
       <w:rPr>
+        <w:rFonts w:eastAsia="黑体"/>
         <w:b/>
         <w:bCs/>
       </w:rPr>
@@ -14770,6 +15386,7 @@
     </w:tblStylePr>
     <w:tblStylePr w:type="lastRow">
       <w:rPr>
+        <w:rFonts w:eastAsia="黑体"/>
         <w:b/>
         <w:bCs/>
         <w:color w:themeColor="text1" w:val="000000"/>
@@ -14781,6 +15398,7 @@
     </w:tblStylePr>
     <w:tblStylePr w:type="firstCol">
       <w:rPr>
+        <w:rFonts w:eastAsia="黑体"/>
         <w:color w:themeColor="background1" w:val="FFFFFF"/>
       </w:rPr>
       <w:tblPr/>
@@ -14790,6 +15408,7 @@
     </w:tblStylePr>
     <w:tblStylePr w:type="lastCol">
       <w:rPr>
+        <w:rFonts w:eastAsia="黑体"/>
         <w:color w:themeColor="background1" w:val="FFFFFF"/>
       </w:rPr>
       <w:tblPr/>
@@ -14819,6 +15438,7 @@
       <w:spacing w:after="0" w:line="240" w:lineRule="auto"/>
     </w:pPr>
     <w:rPr>
+      <w:rFonts w:eastAsia="黑体"/>
       <w:color w:themeColor="text1" w:val="000000"/>
     </w:rPr>
     <w:tblPr>
@@ -14840,6 +15460,7 @@
     </w:tcPr>
     <w:tblStylePr w:type="firstRow">
       <w:rPr>
+        <w:rFonts w:eastAsia="黑体"/>
         <w:b/>
         <w:bCs/>
       </w:rPr>
@@ -14850,6 +15471,7 @@
     </w:tblStylePr>
     <w:tblStylePr w:type="lastRow">
       <w:rPr>
+        <w:rFonts w:eastAsia="黑体"/>
         <w:b/>
         <w:bCs/>
         <w:color w:themeColor="text1" w:val="000000"/>
@@ -14861,6 +15483,7 @@
     </w:tblStylePr>
     <w:tblStylePr w:type="firstCol">
       <w:rPr>
+        <w:rFonts w:eastAsia="黑体"/>
         <w:color w:themeColor="background1" w:val="FFFFFF"/>
       </w:rPr>
       <w:tblPr/>
@@ -14870,6 +15493,7 @@
     </w:tblStylePr>
     <w:tblStylePr w:type="lastCol">
       <w:rPr>
+        <w:rFonts w:eastAsia="黑体"/>
         <w:color w:themeColor="background1" w:val="FFFFFF"/>
       </w:rPr>
       <w:tblPr/>
@@ -14902,6 +15526,7 @@
     <w:name w:val="KeywordTok"/>
     <w:basedOn w:val="VerbatimChar"/>
     <w:rPr>
+      <w:rFonts w:eastAsia="黑体"/>
       <w:b/>
       <w:color w:val="007020"/>
     </w:rPr>
@@ -14910,6 +15535,7 @@
     <w:name w:val="DataTypeTok"/>
     <w:basedOn w:val="VerbatimChar"/>
     <w:rPr>
+      <w:rFonts w:eastAsia="黑体"/>
       <w:color w:val="902000"/>
     </w:rPr>
   </w:style>
@@ -14917,6 +15543,7 @@
     <w:name w:val="DecValTok"/>
     <w:basedOn w:val="VerbatimChar"/>
     <w:rPr>
+      <w:rFonts w:eastAsia="黑体"/>
       <w:color w:val="40a070"/>
     </w:rPr>
   </w:style>
@@ -14924,6 +15551,7 @@
     <w:name w:val="BaseNTok"/>
     <w:basedOn w:val="VerbatimChar"/>
     <w:rPr>
+      <w:rFonts w:eastAsia="黑体"/>
       <w:color w:val="40a070"/>
     </w:rPr>
   </w:style>
@@ -14931,6 +15559,7 @@
     <w:name w:val="FloatTok"/>
     <w:basedOn w:val="VerbatimChar"/>
     <w:rPr>
+      <w:rFonts w:eastAsia="黑体"/>
       <w:color w:val="40a070"/>
     </w:rPr>
   </w:style>
@@ -14938,6 +15567,7 @@
     <w:name w:val="ConstantTok"/>
     <w:basedOn w:val="VerbatimChar"/>
     <w:rPr>
+      <w:rFonts w:eastAsia="黑体"/>
       <w:color w:val="880000"/>
     </w:rPr>
   </w:style>
@@ -14945,6 +15575,7 @@
     <w:name w:val="CharTok"/>
     <w:basedOn w:val="VerbatimChar"/>
     <w:rPr>
+      <w:rFonts w:eastAsia="黑体"/>
       <w:color w:val="4070a0"/>
     </w:rPr>
   </w:style>
@@ -14952,6 +15583,7 @@
     <w:name w:val="SpecialCharTok"/>
     <w:basedOn w:val="VerbatimChar"/>
     <w:rPr>
+      <w:rFonts w:eastAsia="黑体"/>
       <w:color w:val="4070a0"/>
     </w:rPr>
   </w:style>
@@ -14959,6 +15591,7 @@
     <w:name w:val="StringTok"/>
     <w:basedOn w:val="VerbatimChar"/>
     <w:rPr>
+      <w:rFonts w:eastAsia="黑体"/>
       <w:color w:val="4070a0"/>
     </w:rPr>
   </w:style>
@@ -14966,6 +15599,7 @@
     <w:name w:val="VerbatimStringTok"/>
     <w:basedOn w:val="VerbatimChar"/>
     <w:rPr>
+      <w:rFonts w:eastAsia="黑体"/>
       <w:color w:val="4070a0"/>
     </w:rPr>
   </w:style>
@@ -14973,6 +15607,7 @@
     <w:name w:val="SpecialStringTok"/>
     <w:basedOn w:val="VerbatimChar"/>
     <w:rPr>
+      <w:rFonts w:eastAsia="黑体"/>
       <w:color w:val="bb6688"/>
     </w:rPr>
   </w:style>
@@ -14980,6 +15615,7 @@
     <w:name w:val="ImportTok"/>
     <w:basedOn w:val="VerbatimChar"/>
     <w:rPr>
+      <w:rFonts w:eastAsia="黑体"/>
       <w:b/>
       <w:color w:val="008000"/>
     </w:rPr>
@@ -14988,6 +15624,7 @@
     <w:name w:val="CommentTok"/>
     <w:basedOn w:val="VerbatimChar"/>
     <w:rPr>
+      <w:rFonts w:eastAsia="黑体"/>
       <w:i/>
       <w:color w:val="60a0b0"/>
     </w:rPr>
@@ -14996,6 +15633,7 @@
     <w:name w:val="DocumentationTok"/>
     <w:basedOn w:val="VerbatimChar"/>
     <w:rPr>
+      <w:rFonts w:eastAsia="黑体"/>
       <w:i/>
       <w:color w:val="ba2121"/>
     </w:rPr>
@@ -15004,6 +15642,7 @@
     <w:name w:val="AnnotationTok"/>
     <w:basedOn w:val="VerbatimChar"/>
     <w:rPr>
+      <w:rFonts w:eastAsia="黑体"/>
       <w:b/>
       <w:i/>
       <w:color w:val="60a0b0"/>
@@ -15013,6 +15652,7 @@
     <w:name w:val="CommentVarTok"/>
     <w:basedOn w:val="VerbatimChar"/>
     <w:rPr>
+      <w:rFonts w:eastAsia="黑体"/>
       <w:b/>
       <w:i/>
       <w:color w:val="60a0b0"/>
@@ -15022,6 +15662,7 @@
     <w:name w:val="OtherTok"/>
     <w:basedOn w:val="VerbatimChar"/>
     <w:rPr>
+      <w:rFonts w:eastAsia="黑体"/>
       <w:color w:val="007020"/>
     </w:rPr>
   </w:style>
@@ -15029,6 +15670,7 @@
     <w:name w:val="FunctionTok"/>
     <w:basedOn w:val="VerbatimChar"/>
     <w:rPr>
+      <w:rFonts w:eastAsia="黑体"/>
       <w:color w:val="06287e"/>
     </w:rPr>
   </w:style>
@@ -15036,6 +15678,7 @@
     <w:name w:val="VariableTok"/>
     <w:basedOn w:val="VerbatimChar"/>
     <w:rPr>
+      <w:rFonts w:eastAsia="黑体"/>
       <w:color w:val="19177c"/>
     </w:rPr>
   </w:style>
@@ -15043,6 +15686,7 @@
     <w:name w:val="ControlFlowTok"/>
     <w:basedOn w:val="VerbatimChar"/>
     <w:rPr>
+      <w:rFonts w:eastAsia="黑体"/>
       <w:b/>
       <w:color w:val="007020"/>
     </w:rPr>
@@ -15051,6 +15695,7 @@
     <w:name w:val="OperatorTok"/>
     <w:basedOn w:val="VerbatimChar"/>
     <w:rPr>
+      <w:rFonts w:eastAsia="黑体"/>
       <w:color w:val="666666"/>
     </w:rPr>
   </w:style>
@@ -15058,18 +15703,22 @@
     <w:name w:val="BuiltInTok"/>
     <w:basedOn w:val="VerbatimChar"/>
     <w:rPr>
+      <w:rFonts w:eastAsia="黑体"/>
       <w:color w:val="008000"/>
     </w:rPr>
   </w:style>
   <w:style w:type="character" w:customStyle="1" w:styleId="ExtensionTok">
     <w:name w:val="ExtensionTok"/>
     <w:basedOn w:val="VerbatimChar"/>
-    <w:rPr/>
+    <w:rPr>
+      <w:rFonts w:eastAsia="黑体"/>
+    </w:rPr>
   </w:style>
   <w:style w:type="character" w:customStyle="1" w:styleId="PreprocessorTok">
     <w:name w:val="PreprocessorTok"/>
     <w:basedOn w:val="VerbatimChar"/>
     <w:rPr>
+      <w:rFonts w:eastAsia="黑体"/>
       <w:color w:val="bc7a00"/>
     </w:rPr>
   </w:style>
@@ -15077,18 +15726,22 @@
     <w:name w:val="AttributeTok"/>
     <w:basedOn w:val="VerbatimChar"/>
     <w:rPr>
+      <w:rFonts w:eastAsia="黑体"/>
       <w:color w:val="7d9029"/>
     </w:rPr>
   </w:style>
   <w:style w:type="character" w:customStyle="1" w:styleId="RegionMarkerTok">
     <w:name w:val="RegionMarkerTok"/>
     <w:basedOn w:val="VerbatimChar"/>
-    <w:rPr/>
+    <w:rPr>
+      <w:rFonts w:eastAsia="黑体"/>
+    </w:rPr>
   </w:style>
   <w:style w:type="character" w:customStyle="1" w:styleId="InformationTok">
     <w:name w:val="InformationTok"/>
     <w:basedOn w:val="VerbatimChar"/>
     <w:rPr>
+      <w:rFonts w:eastAsia="黑体"/>
       <w:b/>
       <w:i/>
       <w:color w:val="60a0b0"/>
@@ -15098,6 +15751,7 @@
     <w:name w:val="WarningTok"/>
     <w:basedOn w:val="VerbatimChar"/>
     <w:rPr>
+      <w:rFonts w:eastAsia="黑体"/>
       <w:b/>
       <w:i/>
       <w:color w:val="60a0b0"/>
@@ -15107,6 +15761,7 @@
     <w:name w:val="AlertTok"/>
     <w:basedOn w:val="VerbatimChar"/>
     <w:rPr>
+      <w:rFonts w:eastAsia="黑体"/>
       <w:b/>
       <w:color w:val="ff0000"/>
     </w:rPr>
@@ -15115,6 +15770,7 @@
     <w:name w:val="ErrorTok"/>
     <w:basedOn w:val="VerbatimChar"/>
     <w:rPr>
+      <w:rFonts w:eastAsia="黑体"/>
       <w:b/>
       <w:color w:val="ff0000"/>
     </w:rPr>
@@ -15122,7 +15778,9 @@
   <w:style w:type="character" w:customStyle="1" w:styleId="NormalTok">
     <w:name w:val="NormalTok"/>
     <w:basedOn w:val="VerbatimChar"/>
-    <w:rPr/>
+    <w:rPr>
+      <w:rFonts w:eastAsia="黑体"/>
+    </w:rPr>
   </w:style>
 </w:styles>
 </file>
@@ -15171,12 +15829,12 @@
     <a:fontScheme name="Office">
       <a:majorFont>
         <a:latin typeface="Calibri"/>
-        <a:ea typeface=""/>
+        <a:ea typeface="黑体"/>
         <a:cs typeface=""/>
         <a:font script="Jpan" typeface="ＭＳ ゴシック"/>
         <a:font script="Hang" typeface="맑은 고딕"/>
-        <a:font script="Hans" typeface="宋体"/>
-        <a:font script="Hant" typeface="新細明體"/>
+        <a:font script="Hans" typeface="黑体"/>
+        <a:font script="Hant" typeface="黑体"/>
         <a:font script="Arab" typeface="Times New Roman"/>
         <a:font script="Hebr" typeface="Times New Roman"/>
         <a:font script="Thai" typeface="Angsana New"/>
@@ -15206,12 +15864,12 @@
       </a:majorFont>
       <a:minorFont>
         <a:latin typeface="Cambria"/>
-        <a:ea typeface=""/>
+        <a:ea typeface="黑体"/>
         <a:cs typeface=""/>
         <a:font script="Jpan" typeface="ＭＳ 明朝"/>
         <a:font script="Hang" typeface="맑은 고딕"/>
-        <a:font script="Hans" typeface="宋体"/>
-        <a:font script="Hant" typeface="新細明體"/>
+        <a:font script="Hans" typeface="黑体"/>
+        <a:font script="Hant" typeface="黑体"/>
         <a:font script="Arab" typeface="Arial"/>
         <a:font script="Hebr" typeface="Arial"/>
         <a:font script="Thai" typeface="Cordia New"/>

--- a/01-电源电路/03-整流滤波电路/桥式整流电路/桥式整流电路.docx
+++ b/01-电源电路/03-整流滤波电路/桥式整流电路/桥式整流电路.docx
@@ -2758,7 +2758,7 @@
           <w:color w:val="555555"/>
           <w:sz w:val="21"/>
         </w:rPr>
-        <w:t>材料收集者：杜文杰，WX手机：19519196569，QQ:3478827729</w:t>
+        <w:t>材料收集者：杜文杰，微信/手机：19519196569，QQ:3478827729</w:t>
       </w:r>
     </w:p>
     <w:sectPr>
